--- a/ERS/ERS - SGPDC.docx
+++ b/ERS/ERS - SGPDC.docx
@@ -2345,12 +2345,42 @@
     </w:p>
     <w:p>
       <w:r>
-        <w:t>Cada aluno deverá estar obrigatoriamente vinculado a uma turma, pois essa associação será a base para geração e controle das mensalidades. Também será possível gerenciar os horários das turmas por meio de uma agenda geral da escola.</w:t>
+        <w:t>Cada aluno deverá estar obrigatoriamente vinculado a uma</w:t>
+      </w:r>
+      <w:r>
+        <w:t xml:space="preserve"> ou mais</w:t>
+      </w:r>
+      <w:r>
+        <w:t xml:space="preserve"> turma</w:t>
+      </w:r>
+      <w:r>
+        <w:t>s</w:t>
+      </w:r>
+      <w:r>
+        <w:t>, pois essa associação será a base para geração e controle das mensalidades. Também será possível gerenciar os horários das turmas por meio de uma agenda geral da escola.</w:t>
       </w:r>
     </w:p>
     <w:p>
       <w:r>
-        <w:t>A agenda permitirá visualizar os dias e horários de cada turma, vinculando-a a um professor responsável. Professores terão acesso restrito à visualização de seus próprios horários de aula e, quando aplicável, aos horários das aulas que frequentam na escola. As regras financeiras relacionadas às aulas realizadas por professores (caso existam cobranças ou remunerações específicas) serão analisadas e detalhadas posteriormente, podendo gerar ajustes no escopo.</w:t>
+        <w:t xml:space="preserve">A agenda permitirá visualizar os dias e horários de cada turma, vinculando-a a um </w:t>
+      </w:r>
+      <w:r>
+        <w:t xml:space="preserve">ou mais </w:t>
+      </w:r>
+      <w:r>
+        <w:t>professor</w:t>
+      </w:r>
+      <w:r>
+        <w:t>es</w:t>
+      </w:r>
+      <w:r>
+        <w:t xml:space="preserve"> responsáve</w:t>
+      </w:r>
+      <w:r>
+        <w:t>is</w:t>
+      </w:r>
+      <w:r>
+        <w:t>. Professores terão acesso restrito à visualização de seus próprios horários de aula e, quando aplicável, aos horários das aulas que frequentam na escola.</w:t>
       </w:r>
     </w:p>
     <w:p>
@@ -2461,7 +2491,10 @@
     </w:p>
     <w:p>
       <w:r>
-        <w:t>Fornecer as definições de todos os termos, acrônimos e abreviações necessárias para interpretar de modo apropriado a ERS.</w:t>
+        <w:t>Fornecer</w:t>
+      </w:r>
+      <w:r>
+        <w:t xml:space="preserve"> as definições de todos os termos, acrônimos e abreviações necessárias para interpretar de modo apropriado a ERS.</w:t>
       </w:r>
     </w:p>
     <w:p>
@@ -3686,14 +3719,7 @@
                 <w:rFonts w:asciiTheme="minorHAnsi" w:hAnsiTheme="minorHAnsi" w:cstheme="minorHAnsi"/>
                 <w:sz w:val="18"/>
               </w:rPr>
-              <w:t xml:space="preserve"> - </w:t>
-            </w:r>
-            <w:r>
-              <w:rPr>
-                <w:rFonts w:asciiTheme="minorHAnsi" w:hAnsiTheme="minorHAnsi" w:cstheme="minorHAnsi"/>
-                <w:sz w:val="18"/>
-              </w:rPr>
-              <w:t>(entradas)</w:t>
+              <w:t xml:space="preserve"> </w:t>
             </w:r>
             <w:r>
               <w:rPr>
@@ -3829,6 +3855,26 @@
             <w:pPr>
               <w:jc w:val="left"/>
               <w:rPr>
+                <w:rFonts w:asciiTheme="minorHAnsi" w:hAnsiTheme="minorHAnsi" w:cstheme="minorHAnsi"/>
+                <w:b/>
+                <w:sz w:val="18"/>
+              </w:rPr>
+            </w:pPr>
+          </w:p>
+          <w:p>
+            <w:pPr>
+              <w:jc w:val="left"/>
+              <w:rPr>
+                <w:rFonts w:asciiTheme="minorHAnsi" w:hAnsiTheme="minorHAnsi" w:cstheme="minorHAnsi"/>
+                <w:b/>
+                <w:sz w:val="18"/>
+              </w:rPr>
+            </w:pPr>
+          </w:p>
+          <w:p>
+            <w:pPr>
+              <w:jc w:val="left"/>
+              <w:rPr>
                 <w:rFonts w:cstheme="minorHAnsi"/>
                 <w:b/>
                 <w:sz w:val="18"/>
@@ -3840,7 +3886,6 @@
                 <w:b/>
                 <w:sz w:val="18"/>
               </w:rPr>
-              <w:lastRenderedPageBreak/>
               <w:t xml:space="preserve">Título: </w:t>
             </w:r>
             <w:r>
@@ -3955,6 +4000,16 @@
             <w:pPr>
               <w:jc w:val="left"/>
               <w:rPr>
+                <w:rFonts w:asciiTheme="minorHAnsi" w:hAnsiTheme="minorHAnsi" w:cstheme="minorHAnsi"/>
+                <w:b/>
+                <w:sz w:val="18"/>
+              </w:rPr>
+            </w:pPr>
+          </w:p>
+          <w:p>
+            <w:pPr>
+              <w:jc w:val="left"/>
+              <w:rPr>
                 <w:rFonts w:cstheme="minorHAnsi"/>
                 <w:b/>
                 <w:sz w:val="18"/>
@@ -4073,6 +4128,16 @@
             <w:pPr>
               <w:jc w:val="left"/>
               <w:rPr>
+                <w:rFonts w:asciiTheme="minorHAnsi" w:hAnsiTheme="minorHAnsi" w:cstheme="minorHAnsi"/>
+                <w:b/>
+                <w:sz w:val="18"/>
+              </w:rPr>
+            </w:pPr>
+          </w:p>
+          <w:p>
+            <w:pPr>
+              <w:jc w:val="left"/>
+              <w:rPr>
                 <w:rFonts w:cstheme="minorHAnsi"/>
                 <w:b/>
                 <w:sz w:val="18"/>
@@ -4192,18 +4257,27 @@
             <w:pPr>
               <w:jc w:val="left"/>
               <w:rPr>
+                <w:rFonts w:asciiTheme="minorHAnsi" w:hAnsiTheme="minorHAnsi" w:cstheme="minorHAnsi"/>
+                <w:sz w:val="18"/>
+              </w:rPr>
+            </w:pPr>
+            <w:r>
+              <w:rPr>
+                <w:rFonts w:asciiTheme="minorHAnsi" w:hAnsiTheme="minorHAnsi" w:cstheme="minorHAnsi"/>
+                <w:sz w:val="18"/>
+              </w:rPr>
+              <w:t xml:space="preserve"> </w:t>
+            </w:r>
+          </w:p>
+          <w:p>
+            <w:pPr>
+              <w:jc w:val="left"/>
+              <w:rPr>
                 <w:rFonts w:cstheme="minorHAnsi"/>
                 <w:b/>
                 <w:sz w:val="18"/>
               </w:rPr>
             </w:pPr>
-            <w:r>
-              <w:rPr>
-                <w:rFonts w:asciiTheme="minorHAnsi" w:hAnsiTheme="minorHAnsi" w:cstheme="minorHAnsi"/>
-                <w:sz w:val="18"/>
-              </w:rPr>
-              <w:t xml:space="preserve"> </w:t>
-            </w:r>
             <w:r>
               <w:rPr>
                 <w:rFonts w:asciiTheme="minorHAnsi" w:hAnsiTheme="minorHAnsi" w:cstheme="minorHAnsi"/>
@@ -5137,6 +5211,7 @@
         <w:pStyle w:val="Exemplo"/>
       </w:pPr>
       <w:r>
+        <w:lastRenderedPageBreak/>
         <w:t xml:space="preserve">O </w:t>
       </w:r>
       <w:r>
@@ -5176,7 +5251,6 @@
       </w:pPr>
       <w:bookmarkStart w:id="12" w:name="_Toc204880582"/>
       <w:r>
-        <w:lastRenderedPageBreak/>
         <w:t>2.</w:t>
       </w:r>
       <w:r>
@@ -5446,6 +5520,8 @@
             <w:pPr>
               <w:rPr>
                 <w:rFonts w:asciiTheme="minorHAnsi" w:hAnsiTheme="minorHAnsi" w:cstheme="minorHAnsi"/>
+                <w:b/>
+                <w:bCs/>
                 <w:sz w:val="18"/>
                 <w:szCs w:val="18"/>
               </w:rPr>
@@ -5453,6 +5529,8 @@
             <w:r>
               <w:rPr>
                 <w:rFonts w:asciiTheme="minorHAnsi" w:hAnsiTheme="minorHAnsi" w:cstheme="minorHAnsi"/>
+                <w:b/>
+                <w:bCs/>
                 <w:sz w:val="18"/>
                 <w:szCs w:val="18"/>
               </w:rPr>
@@ -5501,14 +5579,14 @@
                 <w:numId w:val="19"/>
               </w:numPr>
               <w:rPr>
-                <w:rFonts w:cstheme="minorHAnsi"/>
+                <w:rFonts w:asciiTheme="minorHAnsi" w:hAnsiTheme="minorHAnsi" w:cstheme="minorHAnsi"/>
                 <w:sz w:val="18"/>
                 <w:szCs w:val="18"/>
               </w:rPr>
             </w:pPr>
             <w:r>
               <w:rPr>
-                <w:rFonts w:cstheme="minorHAnsi"/>
+                <w:rFonts w:asciiTheme="minorHAnsi" w:hAnsiTheme="minorHAnsi" w:cstheme="minorHAnsi"/>
                 <w:sz w:val="18"/>
                 <w:szCs w:val="18"/>
               </w:rPr>
@@ -5523,14 +5601,14 @@
                 <w:numId w:val="19"/>
               </w:numPr>
               <w:rPr>
-                <w:rFonts w:cstheme="minorHAnsi"/>
+                <w:rFonts w:asciiTheme="minorHAnsi" w:hAnsiTheme="minorHAnsi" w:cstheme="minorHAnsi"/>
                 <w:sz w:val="18"/>
                 <w:szCs w:val="18"/>
               </w:rPr>
             </w:pPr>
             <w:r>
               <w:rPr>
-                <w:rFonts w:cstheme="minorHAnsi"/>
+                <w:rFonts w:asciiTheme="minorHAnsi" w:hAnsiTheme="minorHAnsi" w:cstheme="minorHAnsi"/>
                 <w:sz w:val="18"/>
                 <w:szCs w:val="18"/>
               </w:rPr>
@@ -5545,14 +5623,14 @@
                 <w:numId w:val="19"/>
               </w:numPr>
               <w:rPr>
-                <w:rFonts w:cstheme="minorHAnsi"/>
+                <w:rFonts w:asciiTheme="minorHAnsi" w:hAnsiTheme="minorHAnsi" w:cstheme="minorHAnsi"/>
                 <w:sz w:val="18"/>
                 <w:szCs w:val="18"/>
               </w:rPr>
             </w:pPr>
             <w:r>
               <w:rPr>
-                <w:rFonts w:cstheme="minorHAnsi"/>
+                <w:rFonts w:asciiTheme="minorHAnsi" w:hAnsiTheme="minorHAnsi" w:cstheme="minorHAnsi"/>
                 <w:sz w:val="18"/>
                 <w:szCs w:val="18"/>
               </w:rPr>
@@ -5567,14 +5645,14 @@
                 <w:numId w:val="19"/>
               </w:numPr>
               <w:rPr>
-                <w:rFonts w:cstheme="minorHAnsi"/>
+                <w:rFonts w:asciiTheme="minorHAnsi" w:hAnsiTheme="minorHAnsi" w:cstheme="minorHAnsi"/>
                 <w:sz w:val="18"/>
                 <w:szCs w:val="18"/>
               </w:rPr>
             </w:pPr>
             <w:r>
               <w:rPr>
-                <w:rFonts w:cstheme="minorHAnsi"/>
+                <w:rFonts w:asciiTheme="minorHAnsi" w:hAnsiTheme="minorHAnsi" w:cstheme="minorHAnsi"/>
                 <w:sz w:val="18"/>
                 <w:szCs w:val="18"/>
               </w:rPr>
@@ -5606,14 +5684,14 @@
                 <w:numId w:val="20"/>
               </w:numPr>
               <w:rPr>
-                <w:rFonts w:cstheme="minorHAnsi"/>
+                <w:rFonts w:asciiTheme="minorHAnsi" w:hAnsiTheme="minorHAnsi" w:cstheme="minorHAnsi"/>
                 <w:sz w:val="18"/>
                 <w:szCs w:val="18"/>
               </w:rPr>
             </w:pPr>
             <w:r>
               <w:rPr>
-                <w:rFonts w:cstheme="minorHAnsi"/>
+                <w:rFonts w:asciiTheme="minorHAnsi" w:hAnsiTheme="minorHAnsi" w:cstheme="minorHAnsi"/>
                 <w:sz w:val="18"/>
                 <w:szCs w:val="18"/>
               </w:rPr>
@@ -5628,14 +5706,14 @@
                 <w:numId w:val="20"/>
               </w:numPr>
               <w:rPr>
-                <w:rFonts w:cstheme="minorHAnsi"/>
+                <w:rFonts w:asciiTheme="minorHAnsi" w:hAnsiTheme="minorHAnsi" w:cstheme="minorHAnsi"/>
                 <w:sz w:val="18"/>
                 <w:szCs w:val="18"/>
               </w:rPr>
             </w:pPr>
             <w:r>
               <w:rPr>
-                <w:rFonts w:cstheme="minorHAnsi"/>
+                <w:rFonts w:asciiTheme="minorHAnsi" w:hAnsiTheme="minorHAnsi" w:cstheme="minorHAnsi"/>
                 <w:sz w:val="18"/>
                 <w:szCs w:val="18"/>
               </w:rPr>
@@ -5650,14 +5728,14 @@
                 <w:numId w:val="20"/>
               </w:numPr>
               <w:rPr>
-                <w:rFonts w:cstheme="minorHAnsi"/>
+                <w:rFonts w:asciiTheme="minorHAnsi" w:hAnsiTheme="minorHAnsi" w:cstheme="minorHAnsi"/>
                 <w:sz w:val="18"/>
                 <w:szCs w:val="18"/>
               </w:rPr>
             </w:pPr>
             <w:r>
               <w:rPr>
-                <w:rFonts w:cstheme="minorHAnsi"/>
+                <w:rFonts w:asciiTheme="minorHAnsi" w:hAnsiTheme="minorHAnsi" w:cstheme="minorHAnsi"/>
                 <w:sz w:val="18"/>
                 <w:szCs w:val="18"/>
               </w:rPr>
@@ -5829,6 +5907,7 @@
                 <w:sz w:val="18"/>
                 <w:szCs w:val="18"/>
               </w:rPr>
+              <w:lastRenderedPageBreak/>
               <w:t>E-mail</w:t>
             </w:r>
           </w:p>
@@ -5931,7 +6010,6 @@
                 <w:sz w:val="18"/>
                 <w:szCs w:val="18"/>
               </w:rPr>
-              <w:lastRenderedPageBreak/>
               <w:t>Terá acesso ao sistema.</w:t>
             </w:r>
           </w:p>
@@ -6373,7 +6451,17 @@
                 <w:sz w:val="18"/>
                 <w:szCs w:val="18"/>
               </w:rPr>
-              <w:t>4. Regras Gerais</w:t>
+              <w:t>3</w:t>
+            </w:r>
+            <w:r>
+              <w:rPr>
+                <w:rFonts w:asciiTheme="minorHAnsi" w:hAnsiTheme="minorHAnsi" w:cstheme="minorHAnsi"/>
+                <w:b/>
+                <w:bCs/>
+                <w:sz w:val="18"/>
+                <w:szCs w:val="18"/>
+              </w:rPr>
+              <w:t>. Regras Gerais</w:t>
             </w:r>
           </w:p>
           <w:p>
@@ -6509,10 +6597,7 @@
           <w:p>
             <w:pPr>
               <w:pStyle w:val="PargrafodaLista"/>
-              <w:numPr>
-                <w:ilvl w:val="0"/>
-                <w:numId w:val="25"/>
-              </w:numPr>
+              <w:ind w:left="1080"/>
               <w:rPr>
                 <w:rFonts w:asciiTheme="minorHAnsi" w:hAnsiTheme="minorHAnsi" w:cstheme="minorHAnsi"/>
               </w:rPr>
@@ -6562,10 +6647,10 @@
               </w:rPr>
               <w:lastRenderedPageBreak/>
               <w:drawing>
-                <wp:inline distT="0" distB="0" distL="0" distR="0" wp14:anchorId="3E1A80EF" wp14:editId="6447FEF2">
-                  <wp:extent cx="2947725" cy="3644900"/>
-                  <wp:effectExtent l="0" t="0" r="5080" b="0"/>
-                  <wp:docPr id="939642016" name="Imagem 5"/>
+                <wp:inline distT="0" distB="0" distL="0" distR="0" wp14:anchorId="5B59C8A2" wp14:editId="5072F38B">
+                  <wp:extent cx="3014133" cy="5692414"/>
+                  <wp:effectExtent l="0" t="0" r="0" b="3810"/>
+                  <wp:docPr id="1376068922" name="Imagem 6"/>
                   <wp:cNvGraphicFramePr>
                     <a:graphicFrameLocks xmlns:a="http://schemas.openxmlformats.org/drawingml/2006/main" noChangeAspect="1"/>
                   </wp:cNvGraphicFramePr>
@@ -6573,7 +6658,7 @@
                     <a:graphicData uri="http://schemas.openxmlformats.org/drawingml/2006/picture">
                       <pic:pic xmlns:pic="http://schemas.openxmlformats.org/drawingml/2006/picture">
                         <pic:nvPicPr>
-                          <pic:cNvPr id="0" name="Picture 10"/>
+                          <pic:cNvPr id="0" name="Picture 2"/>
                           <pic:cNvPicPr>
                             <a:picLocks noChangeAspect="1" noChangeArrowheads="1"/>
                           </pic:cNvPicPr>
@@ -6594,7 +6679,7 @@
                         <pic:spPr bwMode="auto">
                           <a:xfrm>
                             <a:off x="0" y="0"/>
-                            <a:ext cx="2973993" cy="3677381"/>
+                            <a:ext cx="3019965" cy="5703428"/>
                           </a:xfrm>
                           <a:prstGeom prst="rect">
                             <a:avLst/>
@@ -6781,6 +6866,7 @@
                 <w:rFonts w:cstheme="minorHAnsi"/>
                 <w:noProof/>
               </w:rPr>
+              <w:lastRenderedPageBreak/>
               <w:t>h</w:t>
             </w:r>
             <w:r>
@@ -6917,7 +7003,6 @@
                 <w:sz w:val="22"/>
                 <w:szCs w:val="22"/>
               </w:rPr>
-              <w:lastRenderedPageBreak/>
               <w:t>Construir o Protótipo que envolve a funções geradas pela Estória, se aplicável. Para implementações de backends não se aplica.</w:t>
             </w:r>
           </w:p>
@@ -7465,6 +7550,7 @@
                 <w:sz w:val="22"/>
                 <w:szCs w:val="22"/>
               </w:rPr>
+              <w:lastRenderedPageBreak/>
               <w:t>Em caso de sucesso, o sistema grava os detalhes do pagamento no banco de dados.</w:t>
             </w:r>
           </w:p>
@@ -7964,7 +8050,6 @@
                 <w:sz w:val="22"/>
                 <w:szCs w:val="22"/>
               </w:rPr>
-              <w:lastRenderedPageBreak/>
               <w:t>Confirmação e Persistência</w:t>
             </w:r>
             <w:r>
@@ -8388,6 +8473,7 @@
                 <w:sz w:val="22"/>
                 <w:szCs w:val="22"/>
               </w:rPr>
+              <w:lastRenderedPageBreak/>
               <w:t>O diagrama ER deve apresentar a modelagem de tabelas do banco de dados e seus relacionamentos no contexto do sistema aplicada a esta estória.</w:t>
             </w:r>
           </w:p>
@@ -8492,7 +8578,6 @@
                 <w:noProof/>
                 <w:sz w:val="22"/>
               </w:rPr>
-              <w:lastRenderedPageBreak/>
               <w:drawing>
                 <wp:inline distT="0" distB="0" distL="0" distR="0" wp14:anchorId="2BE71547" wp14:editId="2BE71548">
                   <wp:extent cx="3042138" cy="2221786"/>
@@ -12719,6 +12804,7 @@
   <w:style w:type="character" w:default="1" w:styleId="Fontepargpadro">
     <w:name w:val="Default Paragraph Font"/>
     <w:uiPriority w:val="1"/>
+    <w:semiHidden/>
     <w:unhideWhenUsed/>
   </w:style>
   <w:style w:type="table" w:default="1" w:styleId="Tabelanormal">

--- a/ERS/ERS - SGPDC.docx
+++ b/ERS/ERS - SGPDC.docx
@@ -6640,17 +6640,16 @@
             </w:pPr>
             <w:r>
               <w:rPr>
-                <w:rFonts w:asciiTheme="minorHAnsi" w:hAnsiTheme="minorHAnsi" w:cstheme="minorHAnsi"/>
-                <w:noProof/>
-                <w:sz w:val="22"/>
-                <w:szCs w:val="22"/>
+                <w:rFonts w:cstheme="minorHAnsi"/>
+                <w:noProof/>
+                <w:sz w:val="22"/>
               </w:rPr>
               <w:lastRenderedPageBreak/>
               <w:drawing>
-                <wp:inline distT="0" distB="0" distL="0" distR="0" wp14:anchorId="5B59C8A2" wp14:editId="5072F38B">
-                  <wp:extent cx="3014133" cy="5692414"/>
-                  <wp:effectExtent l="0" t="0" r="0" b="3810"/>
-                  <wp:docPr id="1376068922" name="Imagem 6"/>
+                <wp:inline distT="0" distB="0" distL="0" distR="0" wp14:anchorId="50796AC9" wp14:editId="60739EFC">
+                  <wp:extent cx="2636520" cy="4686255"/>
+                  <wp:effectExtent l="0" t="0" r="0" b="635"/>
+                  <wp:docPr id="1427601328" name="Imagem 5"/>
                   <wp:cNvGraphicFramePr>
                     <a:graphicFrameLocks xmlns:a="http://schemas.openxmlformats.org/drawingml/2006/main" noChangeAspect="1"/>
                   </wp:cNvGraphicFramePr>
@@ -6658,7 +6657,7 @@
                     <a:graphicData uri="http://schemas.openxmlformats.org/drawingml/2006/picture">
                       <pic:pic xmlns:pic="http://schemas.openxmlformats.org/drawingml/2006/picture">
                         <pic:nvPicPr>
-                          <pic:cNvPr id="0" name="Picture 2"/>
+                          <pic:cNvPr id="0" name="Picture 1"/>
                           <pic:cNvPicPr>
                             <a:picLocks noChangeAspect="1" noChangeArrowheads="1"/>
                           </pic:cNvPicPr>
@@ -6679,7 +6678,7 @@
                         <pic:spPr bwMode="auto">
                           <a:xfrm>
                             <a:off x="0" y="0"/>
-                            <a:ext cx="3019965" cy="5703428"/>
+                            <a:ext cx="2641360" cy="4694858"/>
                           </a:xfrm>
                           <a:prstGeom prst="rect">
                             <a:avLst/>
@@ -6866,7 +6865,6 @@
                 <w:rFonts w:cstheme="minorHAnsi"/>
                 <w:noProof/>
               </w:rPr>
-              <w:lastRenderedPageBreak/>
               <w:t>h</w:t>
             </w:r>
             <w:r>
@@ -7550,7 +7548,6 @@
                 <w:sz w:val="22"/>
                 <w:szCs w:val="22"/>
               </w:rPr>
-              <w:lastRenderedPageBreak/>
               <w:t>Em caso de sucesso, o sistema grava os detalhes do pagamento no banco de dados.</w:t>
             </w:r>
           </w:p>
@@ -7926,6 +7923,7 @@
                 <w:sz w:val="22"/>
                 <w:szCs w:val="22"/>
               </w:rPr>
+              <w:lastRenderedPageBreak/>
               <w:t>Processamento do Pagamento</w:t>
             </w:r>
             <w:r>
@@ -8473,7 +8471,6 @@
                 <w:sz w:val="22"/>
                 <w:szCs w:val="22"/>
               </w:rPr>
-              <w:lastRenderedPageBreak/>
               <w:t>O diagrama ER deve apresentar a modelagem de tabelas do banco de dados e seus relacionamentos no contexto do sistema aplicada a esta estória.</w:t>
             </w:r>
           </w:p>
@@ -8578,6 +8575,7 @@
                 <w:noProof/>
                 <w:sz w:val="22"/>
               </w:rPr>
+              <w:lastRenderedPageBreak/>
               <w:drawing>
                 <wp:inline distT="0" distB="0" distL="0" distR="0" wp14:anchorId="2BE71547" wp14:editId="2BE71548">
                   <wp:extent cx="3042138" cy="2221786"/>

--- a/ERS/ERS - SGPDC.docx
+++ b/ERS/ERS - SGPDC.docx
@@ -19,6 +19,9 @@
       </w:sdtEndPr>
       <w:sdtContent>
         <w:p>
+          <w:pPr>
+            <w:ind w:firstLine="708"/>
+          </w:pPr>
           <w:r>
             <w:rPr>
               <w:noProof/>
@@ -1314,7 +1317,7 @@
                 <w:noProof/>
                 <w:webHidden/>
               </w:rPr>
-              <w:t>1</w:t>
+              <w:t>2</w:t>
             </w:r>
             <w:r>
               <w:rPr>
@@ -1384,7 +1387,7 @@
                 <w:noProof/>
                 <w:webHidden/>
               </w:rPr>
-              <w:t>2</w:t>
+              <w:t>3</w:t>
             </w:r>
             <w:r>
               <w:rPr>
@@ -1454,7 +1457,7 @@
                 <w:noProof/>
                 <w:webHidden/>
               </w:rPr>
-              <w:t>2</w:t>
+              <w:t>3</w:t>
             </w:r>
             <w:r>
               <w:rPr>
@@ -1524,7 +1527,7 @@
                 <w:noProof/>
                 <w:webHidden/>
               </w:rPr>
-              <w:t>2</w:t>
+              <w:t>3</w:t>
             </w:r>
             <w:r>
               <w:rPr>
@@ -1594,7 +1597,7 @@
                 <w:noProof/>
                 <w:webHidden/>
               </w:rPr>
-              <w:t>2</w:t>
+              <w:t>3</w:t>
             </w:r>
             <w:r>
               <w:rPr>
@@ -1664,7 +1667,7 @@
                 <w:noProof/>
                 <w:webHidden/>
               </w:rPr>
-              <w:t>3</w:t>
+              <w:t>4</w:t>
             </w:r>
             <w:r>
               <w:rPr>
@@ -1734,7 +1737,7 @@
                 <w:noProof/>
                 <w:webHidden/>
               </w:rPr>
-              <w:t>3</w:t>
+              <w:t>4</w:t>
             </w:r>
             <w:r>
               <w:rPr>
@@ -1804,7 +1807,7 @@
                 <w:noProof/>
                 <w:webHidden/>
               </w:rPr>
-              <w:t>3</w:t>
+              <w:t>5</w:t>
             </w:r>
             <w:r>
               <w:rPr>
@@ -1874,7 +1877,7 @@
                 <w:noProof/>
                 <w:webHidden/>
               </w:rPr>
-              <w:t>4</w:t>
+              <w:t>6</w:t>
             </w:r>
             <w:r>
               <w:rPr>
@@ -1944,7 +1947,7 @@
                 <w:noProof/>
                 <w:webHidden/>
               </w:rPr>
-              <w:t>9</w:t>
+              <w:t>12</w:t>
             </w:r>
             <w:r>
               <w:rPr>
@@ -2014,7 +2017,7 @@
                 <w:noProof/>
                 <w:webHidden/>
               </w:rPr>
-              <w:t>9</w:t>
+              <w:t>12</w:t>
             </w:r>
             <w:r>
               <w:rPr>
@@ -2084,7 +2087,7 @@
                 <w:noProof/>
                 <w:webHidden/>
               </w:rPr>
-              <w:t>9</w:t>
+              <w:t>12</w:t>
             </w:r>
             <w:r>
               <w:rPr>
@@ -2154,7 +2157,7 @@
                 <w:noProof/>
                 <w:webHidden/>
               </w:rPr>
-              <w:t>11</w:t>
+              <w:t>14</w:t>
             </w:r>
             <w:r>
               <w:rPr>
@@ -2224,7 +2227,7 @@
                 <w:noProof/>
                 <w:webHidden/>
               </w:rPr>
-              <w:t>12</w:t>
+              <w:t>15</w:t>
             </w:r>
             <w:r>
               <w:rPr>
@@ -2311,188 +2314,72 @@
       <w:bookmarkEnd w:id="2"/>
     </w:p>
     <w:p>
+      <w:bookmarkStart w:id="3" w:name="_Toc204880573"/>
       <w:r>
-        <w:t>O SGPDC – Sistema de Gestão Projeto Dança Comunidade – é um software web desenvolvido para atender às necessidades administrativas, financeiras e organizacionais da escola Projeto Dança Comunidade LTDA, no contexto do Estágio Supervisionado da Faculdade de Informática de Presidente Prudente (FIPP).</w:t>
+        <w:t>O SGPDC – Sistema de Gestão Projeto Dança Comunidade – é um software web desenvolvido para atender às necessidades administrativas, financeiras e organizacionais da escola Projeto Dança Comunidade LTDA, no contexto do Estágio Supervisionado da Faculdade de Informática de Presidente Prudente (FIPP). O sistema terá como foco principal a gestão financeira da escola, com ênfase no controle de mensalidades, receitas, despesas e geração do DRE (Demonstrativo de Resultados do Exercício). O objetivo é estruturar e centralizar as informações financeiras da instituição, substituindo controles manuais por uma solução integrada que ofereça rastreabilidade, padronização e apoio à tomada de decisão.</w:t>
       </w:r>
     </w:p>
     <w:p>
       <w:r>
-        <w:t>O sistema terá como foco principal a gestão financeira da escola, com ênfase no controle de mensalidades, receitas, despesas e geração do DRE (Demonstrativo de Resultados do Exercício). O objetivo é estruturar e centralizar as informações financeiras da instituição, substituindo controles manuais por uma solução integrada que ofereça rastreabilidade, padronização e apoio à tomada de decisão.</w:t>
+        <w:t>O sistema contemplará o gerenciamento de pessoas com perfis distintos, sendo eles alunos, responsáveis, professores e diretoria, além do gerenciamento de turmas. Cada aluno deverá estar obrigatoriamente vinculado a uma ou mais turmas, pois essa associação será a base para a geração e controle das mensalidades. Também será possível gerenciar os horários das turmas por meio de uma agenda geral da escola. A agenda permitirá visualizar os dias e horários de cada turma, vinculando-a a um ou mais professores responsáveis. Professores terão acesso restrito à visualização de seus próprios horários de aula e, quando aplicável, aos horários das aulas que frequentam na escola.</w:t>
       </w:r>
     </w:p>
     <w:p>
       <w:r>
-        <w:t xml:space="preserve">O sistema contemplará o gerenciamento de pessoas que </w:t>
-      </w:r>
-      <w:r>
-        <w:t>receberão perfis</w:t>
-      </w:r>
-      <w:r>
-        <w:t xml:space="preserve"> distintos, sendo esses</w:t>
-      </w:r>
-      <w:r>
-        <w:t xml:space="preserve"> alunos, responsáveis, professores</w:t>
-      </w:r>
-      <w:r>
-        <w:t xml:space="preserve"> e diretoria</w:t>
-      </w:r>
-      <w:r>
-        <w:t>.</w:t>
-      </w:r>
-      <w:r>
-        <w:t xml:space="preserve"> E o gerenciamento de turmas</w:t>
+        <w:t>A mensalidade possuirá regras específicas de funcionamento. O vencimento ocorrerá todo dia 15 de cada mês e o pagamento poderá ser realizado até o último dia do mesmo mês sem acréscimos. Caso o pagamento ocorra após o último dia do mês, será aplicado um acréscimo fixo de R$ 5,00 sobre o valor da mensalidade. Esse acréscimo caracteriza-se como multa fixa por atraso, não sendo aplicado cálculo proporcional de juros por dia.</w:t>
       </w:r>
     </w:p>
     <w:p>
       <w:r>
-        <w:t>Cada aluno deverá estar obrigatoriamente vinculado a uma</w:t>
-      </w:r>
-      <w:r>
-        <w:t xml:space="preserve"> ou mais</w:t>
-      </w:r>
-      <w:r>
-        <w:t xml:space="preserve"> turma</w:t>
-      </w:r>
-      <w:r>
-        <w:t>s</w:t>
-      </w:r>
-      <w:r>
-        <w:t>, pois essa associação será a base para geração e controle das mensalidades. Também será possível gerenciar os horários das turmas por meio de uma agenda geral da escola.</w:t>
+        <w:t>O sistema permitirá o lançamento das mensalidades por mês de referência, associando-as ao aluno conforme sua turma ou plano definido. Será possível registrar pagamentos informando o mês de referência, a data de pagamento, o valor pago e a forma de pagamento. O status da mensalidade será atualizado conforme sua situação, podendo ser classificado como paga, pendente ou em atraso. O sistema também deverá considerar situações em que novos alunos ingressam ao longo do ano ou quando ocorre o cancelamento de matrícula, garantindo que as mensalidades sejam registradas apenas durante o período em que o aluno estiver ativo na escola.</w:t>
       </w:r>
     </w:p>
     <w:p>
       <w:r>
-        <w:t xml:space="preserve">A agenda permitirá visualizar os dias e horários de cada turma, vinculando-a a um </w:t>
-      </w:r>
-      <w:r>
-        <w:t xml:space="preserve">ou mais </w:t>
-      </w:r>
-      <w:r>
-        <w:t>professor</w:t>
-      </w:r>
-      <w:r>
-        <w:t>es</w:t>
-      </w:r>
-      <w:r>
-        <w:t xml:space="preserve"> responsáve</w:t>
-      </w:r>
-      <w:r>
-        <w:t>is</w:t>
-      </w:r>
-      <w:r>
-        <w:t>. Professores terão acesso restrito à visualização de seus próprios horários de aula e, quando aplicável, aos horários das aulas que frequentam na escola.</w:t>
+        <w:t>Além das mensalidades, o sistema permitirá o registro de outras receitas, como a venda de produtos, incluindo uniformes, sapatilhas e itens diversos. Também será possível registrar despesas fixas e variáveis da escola, permitindo a composição completa do fluxo financeiro.</w:t>
       </w:r>
     </w:p>
     <w:p>
       <w:r>
-        <w:t>Regras de negócio da mensalidade:</w:t>
+        <w:t xml:space="preserve">O sistema contemplará ainda o controle de espetáculos e coreografias. Considerando que cada turma pode possuir uma ou duas coreografias com valores distintos de fantasia, o valor não será vinculado diretamente à turma, mas sim à coreografia. Dessa forma, será possível registrar espetáculos e suas respectivas </w:t>
+      </w:r>
+      <w:r>
+        <w:lastRenderedPageBreak/>
+        <w:t>coreografias, definir o tipo de participação — como turma inteira, solo, duo ou outras formações — e indicar quando uma turma está dividida em mais de uma coreografia. Cada aluno poderá ser vinculado individualmente à coreografia em que participará, permitindo que a cobrança da fantasia seja atribuída de forma individual conforme a participação de cada aluno. O valor da fantasia será definido por coreografia e seu preenchimento será opcional, considerando que alguns espetáculos podem não possuir custos de figurino.</w:t>
       </w:r>
     </w:p>
     <w:p>
       <w:r>
-        <w:t>– A mensalidade vence todo dia 15 de cada mês.</w:t>
+        <w:t>Na parte pedagógica, o sistema contemplará o controle de presença dos alunos por turma e data, permitindo registrar a frequência nas aulas. Não fará parte do escopo o lançamento de avaliações, notas ou diário de classe detalhado.</w:t>
       </w:r>
     </w:p>
     <w:p>
       <w:r>
-        <w:t>– O pagamento pode ser realizado até o dia 30 do mesmo mês sem acréscimos.</w:t>
+        <w:t>Como funcionalidades de saída, o sistema disponibilizará relatórios financeiros com filtros por período, turma, tipo de receita ou despesa e status de mensalidade. A partir da consolidação das receitas — como mensalidades, fantasias e vendas — e das despesas registradas, será possível gerar o DRE mensal ou anual, apresentando o total de receitas, o total de despesas e o resultado financeiro do período.</w:t>
       </w:r>
     </w:p>
     <w:p>
       <w:r>
-        <w:t>– Pagamentos realizados após o dia 30 terão acréscimo fixo de R$ 5,00 sobre o valor da mensalidade.</w:t>
+        <w:t>O sistema não contemplará, nesta versão, integração bancária automática, emissão de notas fiscais, controle avançado de estoque, folha de pagamento ou um módulo completo de gestão acadêmica. O escopo está concentrado na organização financeira, no controle administrativo básico e no apoio à gestão operacional da escola.</w:t>
       </w:r>
     </w:p>
     <w:p>
       <w:r>
-        <w:t>– O acréscimo caracteriza-se como multa fixa por atraso, não sendo aplicado cálculo proporcional de juros por dia.</w:t>
+        <w:t>Com a implementação do SGPDC, a escola passará a contar com maior controle financeiro, melhor organização de turmas e horários, acompanhamento da presença dos alunos e uma visão consolidada do desempenho econômico da instituição.</w:t>
       </w:r>
     </w:p>
     <w:p>
-      <w:r>
-        <w:t>O sistema gerará automaticamente as mensalidades no período de fevereiro a dezembro, associando-as ao aluno conforme sua turma e plano definido. Será possível registrar pagamentos informando mês de referência, data, valor pago e forma de pagamento. O status da mensalidade será atualizado automaticamente para paga, pendente ou em atraso.</w:t>
-      </w:r>
-    </w:p>
-    <w:p>
-      <w:r>
-        <w:lastRenderedPageBreak/>
-        <w:t>Além das mensalidades, o sistema permitirá o lançamento de outras receitas, como venda de produtos (uniformes, sapatilhas e itens diversos), e o registro de despesas fixas e variáveis, compondo o fluxo financeiro completo da escola.</w:t>
-      </w:r>
-    </w:p>
-    <w:p>
-      <w:r>
-        <w:t>O sistema contemplará o controle de espetáculos e coreografias. Considerando que cada turma pode possuir uma ou duas coreografias com valores distintos de fantasia, o valor não será vinculado diretamente à turma, mas à coreografia. O sistema permitirá:</w:t>
-      </w:r>
-    </w:p>
-    <w:p>
-      <w:r>
-        <w:t>– Cadastro de espetáculos.</w:t>
-      </w:r>
-    </w:p>
-    <w:p>
-      <w:r>
-        <w:t>– Cadastro de coreografias vinculadas ao espetáculo.</w:t>
-      </w:r>
-    </w:p>
-    <w:p>
-      <w:r>
-        <w:t>– Definição do tipo de participação (turma inteira, solo, duo, solo com baby class, entre outros).</w:t>
-      </w:r>
-    </w:p>
-    <w:p>
-      <w:r>
-        <w:t>– Indicação se a turma está dividida em duas coreografias.</w:t>
-      </w:r>
-    </w:p>
-    <w:p>
-      <w:r>
-        <w:t>– Alocação individual das alunas às respectivas coreografias.</w:t>
-      </w:r>
-    </w:p>
-    <w:p>
-      <w:r>
-        <w:t>– Definição de valor de fantasia por coreografia, sendo este campo opcional.</w:t>
-      </w:r>
-    </w:p>
-    <w:p>
-      <w:r>
-        <w:t>A cobrança da fantasia será atribuída individualmente à aluna conforme sua participação.</w:t>
-      </w:r>
-    </w:p>
-    <w:p>
-      <w:r>
-        <w:t>Na parte pedagógica, o sistema contemplará o controle de presença dos alunos por turma e data, permitindo registrar frequência nas aulas. Não fará parte do escopo o lançamento de avaliações, notas ou diário de classe detalhado.</w:t>
-      </w:r>
-    </w:p>
-    <w:p>
-      <w:r>
-        <w:t>Como funcionalidades de saída, o sistema disponibilizará relatórios financeiros com filtros por período, turma, tipo de receita ou despesa e status de mensalidade. A partir da consolidação das receitas (mensalidades, fantasias e vendas) e das despesas, será possível gerar o DRE mensal ou anual, apresentando total de receitas, total de despesas e resultado do período.</w:t>
-      </w:r>
-    </w:p>
-    <w:p>
-      <w:r>
-        <w:t>O sistema não contemplará, nesta versão, integração bancária automática, emissão de notas fiscais, controle avançado de estoque, folha de pagamento ou módulo completo de gestão acadêmica (avaliação e diário de classe). O escopo está concentrado na organização financeira, controle administrativo básico e apoio à gestão operacional da escola.</w:t>
-      </w:r>
-    </w:p>
-    <w:p>
-      <w:r>
-        <w:t>Com a implementação do SGPDC, a escola passará a contar com maior controle financeiro, organização dos horários e turmas, acompanhamento de presença e visão consolidada do desempenho econômico da instituição.</w:t>
-      </w:r>
-    </w:p>
-    <w:p>
-      <w:pPr>
-        <w:pStyle w:val="Ttulo2"/>
-      </w:pPr>
-      <w:bookmarkStart w:id="3" w:name="_Toc204880573"/>
       <w:r>
         <w:t>1.3 Definições, Siglas e Abreviações</w:t>
       </w:r>
       <w:bookmarkEnd w:id="3"/>
     </w:p>
     <w:p>
+      <w:proofErr w:type="spellStart"/>
       <w:r>
         <w:t>Fornecer</w:t>
       </w:r>
+      <w:proofErr w:type="spellEnd"/>
       <w:r>
         <w:t xml:space="preserve"> as definições de todos os termos, acrônimos e abreviações necessárias para interpretar de modo apropriado a ERS.</w:t>
       </w:r>
@@ -2548,7 +2435,6 @@
       </w:pPr>
       <w:bookmarkStart w:id="4" w:name="_Toc204880574"/>
       <w:r>
-        <w:lastRenderedPageBreak/>
         <w:t>1.4 Referências</w:t>
       </w:r>
       <w:bookmarkEnd w:id="4"/>
@@ -2834,6 +2720,7 @@
       </w:pPr>
       <w:bookmarkStart w:id="5" w:name="_Toc204880575"/>
       <w:r>
+        <w:lastRenderedPageBreak/>
         <w:t>1.5 Informações Adicionais</w:t>
       </w:r>
       <w:bookmarkEnd w:id="5"/>
@@ -2860,7 +2747,15 @@
     </w:p>
     <w:p>
       <w:r>
-        <w:t>José Bongiovani, 700 - Cidade Universitária - Bloco H - 1º andar Fone: (18) 3229-1060</w:t>
+        <w:t xml:space="preserve">José </w:t>
+      </w:r>
+      <w:proofErr w:type="spellStart"/>
+      <w:r>
+        <w:t>Bongiovani</w:t>
+      </w:r>
+      <w:proofErr w:type="spellEnd"/>
+      <w:r>
+        <w:t>, 700 - Cidade Universitária - Bloco H - 1º andar Fone: (18) 3229-1060</w:t>
       </w:r>
     </w:p>
     <w:p>
@@ -2891,25 +2786,122 @@
       </w:r>
       <w:bookmarkEnd w:id="7"/>
     </w:p>
-    <w:p/>
     <w:p>
-      <w:pPr>
-        <w:pStyle w:val="Exemplo"/>
-        <w:numPr>
-          <w:ilvl w:val="0"/>
-          <w:numId w:val="0"/>
-        </w:numPr>
-      </w:pPr>
       <w:r>
-        <w:t>INSTRUÇÕES</w:t>
+        <w:t xml:space="preserve">Projeto Dança Comunidade LTDA </w:t>
       </w:r>
     </w:p>
     <w:p>
       <w:pPr>
-        <w:pStyle w:val="Exemplo"/>
+        <w:rPr>
+          <w:b/>
+          <w:bCs/>
+        </w:rPr>
       </w:pPr>
       <w:r>
-        <w:t xml:space="preserve">Descrever a Empresa inserindo um breve histórico, seu ramo de atividade e setor de Informática da empresa, se existir. Apresentar um organograma da empresa destacando o setor de informática, se existir. </w:t>
+        <w:rPr>
+          <w:b/>
+          <w:bCs/>
+        </w:rPr>
+        <w:t>Avenida Coronel Albino nº 147, bairro Vila Maristela</w:t>
+      </w:r>
+      <w:r>
+        <w:rPr>
+          <w:b/>
+          <w:bCs/>
+        </w:rPr>
+        <w:t xml:space="preserve"> – Sede </w:t>
+      </w:r>
+    </w:p>
+    <w:p>
+      <w:r>
+        <w:t xml:space="preserve">E-mail </w:t>
+      </w:r>
+      <w:r>
+        <w:t xml:space="preserve">Diretoria geral: </w:t>
+      </w:r>
+      <w:r>
+        <w:t>dancacomunidade@hotmail.com</w:t>
+      </w:r>
+    </w:p>
+    <w:p>
+      <w:r>
+        <w:t>O Projeto Dança Comunidade teve início a partir da atuação da professora Denise Marcolino, que começou a ministrar aulas de dança no CIEM Prof. Dirão em 1998, já com a proposta de oferecer aulas com valores acessíveis à comunidade. Em 2006, passou também a ministrar aulas no bairro Ana Jacinta, ampliando o alcance do projeto. A ideia do nome Projeto Dança Comunidade surgiu em 2007, sendo oficialmente consolidada em 2008, com a criação do uniforme da escola.</w:t>
+      </w:r>
+    </w:p>
+    <w:p>
+      <w:r>
+        <w:t>A instituição atua no ensino de dança para diferentes faixas etárias, promovendo atividades culturais e apresentações artísticas, mantendo como objetivo principal tornar a prática da dança acessível à comunidade.</w:t>
+      </w:r>
+    </w:p>
+    <w:p>
+      <w:r>
+        <w:t>Atualmente, a gestão da escola é centralizada na diretoria, contando com o apoio de professores e estagiárias que auxiliam nas aulas e atividades pedagógicas. A empresa não possui um setor de informática estruturado, sendo o controle das informações realizado principalmente por meios manuais, o que motivou o desenvolvimento do sistema proposto neste estágio.</w:t>
+      </w:r>
+    </w:p>
+    <w:p>
+      <w:r>
+        <w:lastRenderedPageBreak/>
+        <w:t>Organograma:</w:t>
+      </w:r>
+      <w:r>
+        <w:br/>
+      </w:r>
+      <w:r>
+        <w:rPr>
+          <w:i/>
+          <w:noProof/>
+          <w:color w:val="A6A6A6" w:themeColor="background1" w:themeShade="A6"/>
+          <w:sz w:val="20"/>
+        </w:rPr>
+        <w:drawing>
+          <wp:inline distT="0" distB="0" distL="0" distR="0" wp14:anchorId="7FF8B475" wp14:editId="5290D501">
+            <wp:extent cx="6115050" cy="2559050"/>
+            <wp:effectExtent l="0" t="0" r="0" b="0"/>
+            <wp:docPr id="1050328327" name="Imagem 5"/>
+            <wp:cNvGraphicFramePr>
+              <a:graphicFrameLocks xmlns:a="http://schemas.openxmlformats.org/drawingml/2006/main" noChangeAspect="1"/>
+            </wp:cNvGraphicFramePr>
+            <a:graphic xmlns:a="http://schemas.openxmlformats.org/drawingml/2006/main">
+              <a:graphicData uri="http://schemas.openxmlformats.org/drawingml/2006/picture">
+                <pic:pic xmlns:pic="http://schemas.openxmlformats.org/drawingml/2006/picture">
+                  <pic:nvPicPr>
+                    <pic:cNvPr id="0" name="Picture 1"/>
+                    <pic:cNvPicPr>
+                      <a:picLocks noChangeAspect="1" noChangeArrowheads="1"/>
+                    </pic:cNvPicPr>
+                  </pic:nvPicPr>
+                  <pic:blipFill>
+                    <a:blip r:embed="rId13">
+                      <a:extLst>
+                        <a:ext uri="{28A0092B-C50C-407E-A947-70E740481C1C}">
+                          <a14:useLocalDpi xmlns:a14="http://schemas.microsoft.com/office/drawing/2010/main" val="0"/>
+                        </a:ext>
+                      </a:extLst>
+                    </a:blip>
+                    <a:srcRect/>
+                    <a:stretch>
+                      <a:fillRect/>
+                    </a:stretch>
+                  </pic:blipFill>
+                  <pic:spPr bwMode="auto">
+                    <a:xfrm>
+                      <a:off x="0" y="0"/>
+                      <a:ext cx="6115050" cy="2559050"/>
+                    </a:xfrm>
+                    <a:prstGeom prst="rect">
+                      <a:avLst/>
+                    </a:prstGeom>
+                    <a:noFill/>
+                    <a:ln>
+                      <a:noFill/>
+                    </a:ln>
+                  </pic:spPr>
+                </pic:pic>
+              </a:graphicData>
+            </a:graphic>
+          </wp:inline>
+        </w:drawing>
       </w:r>
     </w:p>
     <w:p>
@@ -2975,87 +2967,7 @@
     </w:p>
     <w:p>
       <w:r>
-        <w:t xml:space="preserve">As estórias de usuário estão classificadas e priorizadas de acordo com a complexidade e impacto no negócio. Cada estória representa um pequeno incremento de valor que pode ser entregue ao cliente, alinhando-se com a abordagem ágil de desenvolvimento. </w:t>
-      </w:r>
-      <w:r>
-        <w:t>Esta seção tem por objetivo descrever os requisitos do sistema como Estórias de Usuários classificando-</w:t>
-      </w:r>
-      <w:r>
-        <w:t>as</w:t>
-      </w:r>
-      <w:r>
-        <w:t xml:space="preserve"> em:</w:t>
-      </w:r>
-    </w:p>
-    <w:p>
-      <w:pPr>
-        <w:pStyle w:val="PargrafodaLista"/>
-        <w:numPr>
-          <w:ilvl w:val="0"/>
-          <w:numId w:val="5"/>
-        </w:numPr>
-      </w:pPr>
-      <w:r>
-        <w:rPr>
-          <w:b/>
-        </w:rPr>
-        <w:t>Funções Básicas:</w:t>
-      </w:r>
-      <w:r>
-        <w:t xml:space="preserve"> referem-se às operações CRUD (create, read, update, delete) necessárias para a ex</w:t>
-      </w:r>
-      <w:r>
-        <w:t>ecução das funções fundamentais</w:t>
-      </w:r>
-      <w:r>
-        <w:t>.</w:t>
-      </w:r>
-    </w:p>
-    <w:p>
-      <w:pPr>
-        <w:pStyle w:val="PargrafodaLista"/>
-        <w:numPr>
-          <w:ilvl w:val="0"/>
-          <w:numId w:val="5"/>
-        </w:numPr>
-      </w:pPr>
-      <w:r>
-        <w:rPr>
-          <w:b/>
-        </w:rPr>
-        <w:t>Funções Fundamentais:</w:t>
-      </w:r>
-      <w:r>
-        <w:t xml:space="preserve"> referem-se às transações de negócio (movimentações);</w:t>
-      </w:r>
-    </w:p>
-    <w:p>
-      <w:pPr>
-        <w:pStyle w:val="PargrafodaLista"/>
-        <w:numPr>
-          <w:ilvl w:val="0"/>
-          <w:numId w:val="5"/>
-        </w:numPr>
-      </w:pPr>
-      <w:r>
-        <w:rPr>
-          <w:b/>
-        </w:rPr>
-        <w:t>Funções de Saída:</w:t>
-      </w:r>
-      <w:r>
-        <w:t xml:space="preserve"> referem-se às funções que geram informações de saída relevantes para atender às necessidades do cliente (consultas/relatórios</w:t>
-      </w:r>
-      <w:r>
-        <w:t>/dashboards</w:t>
-      </w:r>
-      <w:r>
-        <w:t xml:space="preserve"> com cruzamento de informações). Nesse caso, devem ser descritos não só os itens de entrada (filtros), mas também os itens de saída (informação) pertinentes.</w:t>
-      </w:r>
-    </w:p>
-    <w:p>
-      <w:r>
-        <w:t>Além da classificação, é necessário indicar a complexidade envolvida na implementação da estória em código, utilizando as categorias: MUITO BAIXA, BAIXA, MÉDIA, ALTA e MUITO ALTA. Também é importante especificar a situação atual da estória, informando se já foi implementada ou se ainda está pendente. Por fim, o professor orientador deve fornecer um parecer conciso sobre a estória, destacando pontos de melhoria ou correção, partes que permanecem incompletas, ou quaisquer outras informações relevantes relacionadas a possíveis pendências.</w:t>
+        <w:t xml:space="preserve"> </w:t>
       </w:r>
     </w:p>
     <w:tbl>
@@ -3065,10 +2977,10 @@
         <w:tblLook w:val="04A0" w:firstRow="1" w:lastRow="0" w:firstColumn="1" w:lastColumn="0" w:noHBand="0" w:noVBand="1"/>
       </w:tblPr>
       <w:tblGrid>
-        <w:gridCol w:w="421"/>
-        <w:gridCol w:w="5127"/>
-        <w:gridCol w:w="1286"/>
-        <w:gridCol w:w="2800"/>
+        <w:gridCol w:w="486"/>
+        <w:gridCol w:w="5086"/>
+        <w:gridCol w:w="1281"/>
+        <w:gridCol w:w="2781"/>
       </w:tblGrid>
       <w:tr>
         <w:trPr>
@@ -3603,6 +3515,20 @@
               </w:rPr>
               <w:t xml:space="preserve"> </w:t>
             </w:r>
+            <w:r>
+              <w:rPr>
+                <w:rFonts w:asciiTheme="minorHAnsi" w:hAnsiTheme="minorHAnsi" w:cstheme="minorHAnsi"/>
+                <w:sz w:val="18"/>
+              </w:rPr>
+              <w:t>Média</w:t>
+            </w:r>
+            <w:r>
+              <w:rPr>
+                <w:rFonts w:asciiTheme="minorHAnsi" w:hAnsiTheme="minorHAnsi" w:cstheme="minorHAnsi"/>
+                <w:sz w:val="18"/>
+              </w:rPr>
+              <w:br/>
+            </w:r>
           </w:p>
         </w:tc>
         <w:tc>
@@ -3674,16 +3600,17 @@
             <w:pPr>
               <w:jc w:val="left"/>
               <w:rPr>
-                <w:rFonts w:asciiTheme="minorHAnsi" w:hAnsiTheme="minorHAnsi" w:cstheme="minorHAnsi"/>
-                <w:sz w:val="18"/>
-              </w:rPr>
-            </w:pPr>
-            <w:r>
-              <w:rPr>
-                <w:rFonts w:asciiTheme="minorHAnsi" w:hAnsiTheme="minorHAnsi" w:cstheme="minorHAnsi"/>
+                <w:rFonts w:cstheme="minorHAnsi"/>
                 <w:b/>
                 <w:sz w:val="18"/>
               </w:rPr>
+            </w:pPr>
+            <w:r>
+              <w:rPr>
+                <w:rFonts w:asciiTheme="minorHAnsi" w:hAnsiTheme="minorHAnsi" w:cstheme="minorHAnsi"/>
+                <w:b/>
+                <w:sz w:val="18"/>
+              </w:rPr>
               <w:t xml:space="preserve">Título: </w:t>
             </w:r>
             <w:r>
@@ -3691,14 +3618,44 @@
                 <w:rFonts w:asciiTheme="minorHAnsi" w:hAnsiTheme="minorHAnsi" w:cstheme="minorHAnsi"/>
                 <w:sz w:val="18"/>
               </w:rPr>
-              <w:t>Ger</w:t>
-            </w:r>
-            <w:r>
-              <w:rPr>
-                <w:rFonts w:asciiTheme="minorHAnsi" w:hAnsiTheme="minorHAnsi" w:cstheme="minorHAnsi"/>
-                <w:sz w:val="18"/>
-              </w:rPr>
-              <w:t>ar</w:t>
+              <w:t>Gerenciar Coreografias</w:t>
+            </w:r>
+            <w:r>
+              <w:rPr>
+                <w:rFonts w:asciiTheme="minorHAnsi" w:hAnsiTheme="minorHAnsi" w:cstheme="minorHAnsi"/>
+                <w:sz w:val="18"/>
+              </w:rPr>
+              <w:br/>
+            </w:r>
+            <w:r>
+              <w:rPr>
+                <w:rFonts w:asciiTheme="minorHAnsi" w:hAnsiTheme="minorHAnsi" w:cstheme="minorHAnsi"/>
+                <w:b/>
+                <w:sz w:val="18"/>
+              </w:rPr>
+              <w:t xml:space="preserve">Classificação: </w:t>
+            </w:r>
+            <w:r>
+              <w:rPr>
+                <w:rFonts w:asciiTheme="minorHAnsi" w:hAnsiTheme="minorHAnsi" w:cstheme="minorHAnsi"/>
+                <w:sz w:val="18"/>
+              </w:rPr>
+              <w:t>Básica</w:t>
+            </w:r>
+            <w:r>
+              <w:rPr>
+                <w:rFonts w:asciiTheme="minorHAnsi" w:hAnsiTheme="minorHAnsi" w:cstheme="minorHAnsi"/>
+                <w:sz w:val="18"/>
+              </w:rPr>
+              <w:br/>
+            </w:r>
+            <w:r>
+              <w:rPr>
+                <w:rFonts w:asciiTheme="minorHAnsi" w:hAnsiTheme="minorHAnsi" w:cstheme="minorHAnsi"/>
+                <w:b/>
+                <w:sz w:val="18"/>
+              </w:rPr>
+              <w:t>Complexidade de Implementação:</w:t>
             </w:r>
             <w:r>
               <w:rPr>
@@ -3712,58 +3669,7 @@
                 <w:rFonts w:asciiTheme="minorHAnsi" w:hAnsiTheme="minorHAnsi" w:cstheme="minorHAnsi"/>
                 <w:sz w:val="18"/>
               </w:rPr>
-              <w:t>Mensalidades</w:t>
-            </w:r>
-            <w:r>
-              <w:rPr>
-                <w:rFonts w:asciiTheme="minorHAnsi" w:hAnsiTheme="minorHAnsi" w:cstheme="minorHAnsi"/>
-                <w:sz w:val="18"/>
-              </w:rPr>
-              <w:t xml:space="preserve"> </w:t>
-            </w:r>
-            <w:r>
-              <w:rPr>
-                <w:rFonts w:asciiTheme="minorHAnsi" w:hAnsiTheme="minorHAnsi" w:cstheme="minorHAnsi"/>
-                <w:sz w:val="18"/>
-              </w:rPr>
-              <w:br/>
-            </w:r>
-            <w:r>
-              <w:rPr>
-                <w:rFonts w:asciiTheme="minorHAnsi" w:hAnsiTheme="minorHAnsi" w:cstheme="minorHAnsi"/>
-                <w:b/>
-                <w:sz w:val="18"/>
-              </w:rPr>
-              <w:t xml:space="preserve">Classificação: </w:t>
-            </w:r>
-            <w:r>
-              <w:rPr>
-                <w:rFonts w:asciiTheme="minorHAnsi" w:hAnsiTheme="minorHAnsi" w:cstheme="minorHAnsi"/>
-                <w:sz w:val="18"/>
-              </w:rPr>
-              <w:t>Fundamental</w:t>
-            </w:r>
-            <w:r>
-              <w:rPr>
-                <w:rFonts w:asciiTheme="minorHAnsi" w:hAnsiTheme="minorHAnsi" w:cstheme="minorHAnsi"/>
-                <w:sz w:val="18"/>
-              </w:rPr>
-              <w:br/>
-            </w:r>
-            <w:r>
-              <w:rPr>
-                <w:rFonts w:asciiTheme="minorHAnsi" w:hAnsiTheme="minorHAnsi" w:cstheme="minorHAnsi"/>
-                <w:b/>
-                <w:sz w:val="18"/>
-              </w:rPr>
-              <w:t>Complexidade de Implementação:</w:t>
-            </w:r>
-            <w:r>
-              <w:rPr>
-                <w:rFonts w:asciiTheme="minorHAnsi" w:hAnsiTheme="minorHAnsi" w:cstheme="minorHAnsi"/>
-                <w:sz w:val="18"/>
-              </w:rPr>
-              <w:t xml:space="preserve"> </w:t>
+              <w:t>Média</w:t>
             </w:r>
           </w:p>
         </w:tc>
@@ -3809,30 +3715,11 @@
                 <w:sz w:val="18"/>
               </w:rPr>
             </w:pPr>
-          </w:p>
-          <w:p>
-            <w:pPr>
-              <w:jc w:val="center"/>
+            <w:r>
               <w:rPr>
                 <w:rFonts w:cstheme="minorHAnsi"/>
                 <w:sz w:val="18"/>
               </w:rPr>
-            </w:pPr>
-          </w:p>
-          <w:p>
-            <w:pPr>
-              <w:jc w:val="center"/>
-              <w:rPr>
-                <w:rFonts w:cstheme="minorHAnsi"/>
-                <w:sz w:val="18"/>
-              </w:rPr>
-            </w:pPr>
-            <w:r>
-              <w:rPr>
-                <w:rFonts w:cstheme="minorHAnsi"/>
-                <w:sz w:val="18"/>
-              </w:rPr>
-              <w:lastRenderedPageBreak/>
               <w:t>5</w:t>
             </w:r>
           </w:p>
@@ -3856,80 +3743,75 @@
               <w:jc w:val="left"/>
               <w:rPr>
                 <w:rFonts w:asciiTheme="minorHAnsi" w:hAnsiTheme="minorHAnsi" w:cstheme="minorHAnsi"/>
+                <w:sz w:val="18"/>
+              </w:rPr>
+            </w:pPr>
+            <w:r>
+              <w:rPr>
+                <w:rFonts w:asciiTheme="minorHAnsi" w:hAnsiTheme="minorHAnsi" w:cstheme="minorHAnsi"/>
                 <w:b/>
                 <w:sz w:val="18"/>
               </w:rPr>
-            </w:pPr>
-          </w:p>
-          <w:p>
-            <w:pPr>
-              <w:jc w:val="left"/>
+              <w:t xml:space="preserve">Título: </w:t>
+            </w:r>
+            <w:r>
+              <w:rPr>
+                <w:rFonts w:asciiTheme="minorHAnsi" w:hAnsiTheme="minorHAnsi" w:cstheme="minorHAnsi"/>
+                <w:bCs/>
+                <w:sz w:val="18"/>
+              </w:rPr>
+              <w:t>Quitar</w:t>
+            </w:r>
+            <w:r>
+              <w:rPr>
+                <w:rFonts w:asciiTheme="minorHAnsi" w:hAnsiTheme="minorHAnsi" w:cstheme="minorHAnsi"/>
+                <w:bCs/>
+                <w:sz w:val="18"/>
+              </w:rPr>
+              <w:t xml:space="preserve"> </w:t>
+            </w:r>
+            <w:r>
+              <w:rPr>
+                <w:rFonts w:asciiTheme="minorHAnsi" w:hAnsiTheme="minorHAnsi" w:cstheme="minorHAnsi"/>
+                <w:sz w:val="18"/>
+              </w:rPr>
+              <w:t>Mensalidades</w:t>
+            </w:r>
+            <w:r>
+              <w:rPr>
+                <w:rFonts w:asciiTheme="minorHAnsi" w:hAnsiTheme="minorHAnsi" w:cstheme="minorHAnsi"/>
+                <w:sz w:val="18"/>
+              </w:rPr>
+              <w:br/>
+            </w:r>
+            <w:r>
               <w:rPr>
                 <w:rFonts w:asciiTheme="minorHAnsi" w:hAnsiTheme="minorHAnsi" w:cstheme="minorHAnsi"/>
                 <w:b/>
                 <w:sz w:val="18"/>
               </w:rPr>
-            </w:pPr>
-          </w:p>
-          <w:p>
-            <w:pPr>
-              <w:jc w:val="left"/>
-              <w:rPr>
-                <w:rFonts w:cstheme="minorHAnsi"/>
+              <w:t xml:space="preserve">Classificação: </w:t>
+            </w:r>
+            <w:r>
+              <w:rPr>
+                <w:rFonts w:asciiTheme="minorHAnsi" w:hAnsiTheme="minorHAnsi" w:cstheme="minorHAnsi"/>
+                <w:sz w:val="18"/>
+              </w:rPr>
+              <w:t>Fundamental</w:t>
+            </w:r>
+            <w:r>
+              <w:rPr>
+                <w:rFonts w:asciiTheme="minorHAnsi" w:hAnsiTheme="minorHAnsi" w:cstheme="minorHAnsi"/>
+                <w:sz w:val="18"/>
+              </w:rPr>
+              <w:br/>
+            </w:r>
+            <w:r>
+              <w:rPr>
+                <w:rFonts w:asciiTheme="minorHAnsi" w:hAnsiTheme="minorHAnsi" w:cstheme="minorHAnsi"/>
                 <w:b/>
                 <w:sz w:val="18"/>
               </w:rPr>
-            </w:pPr>
-            <w:r>
-              <w:rPr>
-                <w:rFonts w:asciiTheme="minorHAnsi" w:hAnsiTheme="minorHAnsi" w:cstheme="minorHAnsi"/>
-                <w:b/>
-                <w:sz w:val="18"/>
-              </w:rPr>
-              <w:t xml:space="preserve">Título: </w:t>
-            </w:r>
-            <w:r>
-              <w:rPr>
-                <w:rFonts w:asciiTheme="minorHAnsi" w:hAnsiTheme="minorHAnsi" w:cstheme="minorHAnsi"/>
-                <w:sz w:val="18"/>
-              </w:rPr>
-              <w:t>Registrar Movimentações Financeiras</w:t>
-            </w:r>
-            <w:r>
-              <w:rPr>
-                <w:rFonts w:asciiTheme="minorHAnsi" w:hAnsiTheme="minorHAnsi" w:cstheme="minorHAnsi"/>
-                <w:sz w:val="18"/>
-              </w:rPr>
-              <w:br/>
-            </w:r>
-            <w:r>
-              <w:rPr>
-                <w:rFonts w:asciiTheme="minorHAnsi" w:hAnsiTheme="minorHAnsi" w:cstheme="minorHAnsi"/>
-                <w:b/>
-                <w:sz w:val="18"/>
-              </w:rPr>
-              <w:t xml:space="preserve">Classificação: </w:t>
-            </w:r>
-            <w:r>
-              <w:rPr>
-                <w:rFonts w:asciiTheme="minorHAnsi" w:hAnsiTheme="minorHAnsi" w:cstheme="minorHAnsi"/>
-                <w:sz w:val="18"/>
-              </w:rPr>
-              <w:t>Fundamental</w:t>
-            </w:r>
-            <w:r>
-              <w:rPr>
-                <w:rFonts w:asciiTheme="minorHAnsi" w:hAnsiTheme="minorHAnsi" w:cstheme="minorHAnsi"/>
-                <w:sz w:val="18"/>
-              </w:rPr>
-              <w:br/>
-            </w:r>
-            <w:r>
-              <w:rPr>
-                <w:rFonts w:asciiTheme="minorHAnsi" w:hAnsiTheme="minorHAnsi" w:cstheme="minorHAnsi"/>
-                <w:b/>
-                <w:sz w:val="18"/>
-              </w:rPr>
               <w:t>Complexidade de Implementação:</w:t>
             </w:r>
             <w:r>
@@ -3938,6 +3820,20 @@
                 <w:sz w:val="18"/>
               </w:rPr>
               <w:t xml:space="preserve"> </w:t>
+            </w:r>
+            <w:r>
+              <w:rPr>
+                <w:rFonts w:asciiTheme="minorHAnsi" w:hAnsiTheme="minorHAnsi" w:cstheme="minorHAnsi"/>
+                <w:sz w:val="18"/>
+              </w:rPr>
+              <w:t>M</w:t>
+            </w:r>
+            <w:r>
+              <w:rPr>
+                <w:rFonts w:asciiTheme="minorHAnsi" w:hAnsiTheme="minorHAnsi" w:cstheme="minorHAnsi"/>
+                <w:sz w:val="18"/>
+              </w:rPr>
+              <w:t>édia</w:t>
             </w:r>
           </w:p>
         </w:tc>
@@ -3977,7 +3873,6 @@
           </w:tcPr>
           <w:p>
             <w:pPr>
-              <w:jc w:val="center"/>
               <w:rPr>
                 <w:rFonts w:cstheme="minorHAnsi"/>
                 <w:sz w:val="18"/>
@@ -3988,7 +3883,7 @@
                 <w:rFonts w:cstheme="minorHAnsi"/>
                 <w:sz w:val="18"/>
               </w:rPr>
-              <w:t>6</w:t>
+              <w:t xml:space="preserve"> 6</w:t>
             </w:r>
           </w:p>
         </w:tc>
@@ -4021,14 +3916,46 @@
                 <w:b/>
                 <w:sz w:val="18"/>
               </w:rPr>
-              <w:t xml:space="preserve">Título: </w:t>
-            </w:r>
-            <w:r>
-              <w:rPr>
-                <w:rFonts w:asciiTheme="minorHAnsi" w:hAnsiTheme="minorHAnsi" w:cstheme="minorHAnsi"/>
-                <w:sz w:val="18"/>
-              </w:rPr>
-              <w:t>Registrar Presença por Turma</w:t>
+              <w:t>Título:</w:t>
+            </w:r>
+            <w:r>
+              <w:rPr>
+                <w:rFonts w:asciiTheme="minorHAnsi" w:hAnsiTheme="minorHAnsi" w:cstheme="minorHAnsi"/>
+                <w:b/>
+                <w:sz w:val="18"/>
+              </w:rPr>
+              <w:t xml:space="preserve"> </w:t>
+            </w:r>
+            <w:r>
+              <w:rPr>
+                <w:rFonts w:asciiTheme="minorHAnsi" w:hAnsiTheme="minorHAnsi" w:cstheme="minorHAnsi"/>
+                <w:bCs/>
+                <w:sz w:val="18"/>
+              </w:rPr>
+              <w:t xml:space="preserve">Lançar </w:t>
+            </w:r>
+            <w:r>
+              <w:rPr>
+                <w:rFonts w:asciiTheme="minorHAnsi" w:hAnsiTheme="minorHAnsi" w:cstheme="minorHAnsi"/>
+                <w:bCs/>
+                <w:sz w:val="18"/>
+              </w:rPr>
+              <w:t>D</w:t>
+            </w:r>
+            <w:r>
+              <w:rPr>
+                <w:rFonts w:asciiTheme="minorHAnsi" w:hAnsiTheme="minorHAnsi" w:cstheme="minorHAnsi"/>
+                <w:bCs/>
+                <w:sz w:val="18"/>
+              </w:rPr>
+              <w:t>espesas</w:t>
+            </w:r>
+            <w:r>
+              <w:rPr>
+                <w:rFonts w:asciiTheme="minorHAnsi" w:hAnsiTheme="minorHAnsi" w:cstheme="minorHAnsi"/>
+                <w:sz w:val="18"/>
+              </w:rPr>
+              <w:t xml:space="preserve"> </w:t>
             </w:r>
             <w:r>
               <w:rPr>
@@ -4066,6 +3993,27 @@
                 <w:sz w:val="18"/>
               </w:rPr>
               <w:t>Complexidade de Implementação:</w:t>
+            </w:r>
+            <w:r>
+              <w:rPr>
+                <w:rFonts w:asciiTheme="minorHAnsi" w:hAnsiTheme="minorHAnsi" w:cstheme="minorHAnsi"/>
+                <w:sz w:val="18"/>
+              </w:rPr>
+              <w:t xml:space="preserve"> </w:t>
+            </w:r>
+            <w:r>
+              <w:rPr>
+                <w:rFonts w:asciiTheme="minorHAnsi" w:hAnsiTheme="minorHAnsi" w:cstheme="minorHAnsi"/>
+                <w:sz w:val="18"/>
+              </w:rPr>
+              <w:t>M</w:t>
+            </w:r>
+            <w:r>
+              <w:rPr>
+                <w:rFonts w:asciiTheme="minorHAnsi" w:hAnsiTheme="minorHAnsi" w:cstheme="minorHAnsi"/>
+                <w:sz w:val="18"/>
+              </w:rPr>
+              <w:t>édia</w:t>
             </w:r>
           </w:p>
         </w:tc>
@@ -4149,7 +4097,15 @@
                 <w:b/>
                 <w:sz w:val="18"/>
               </w:rPr>
-              <w:t xml:space="preserve">Título: </w:t>
+              <w:t>Título:</w:t>
+            </w:r>
+            <w:r>
+              <w:rPr>
+                <w:rFonts w:asciiTheme="minorHAnsi" w:hAnsiTheme="minorHAnsi" w:cstheme="minorHAnsi"/>
+                <w:b/>
+                <w:sz w:val="18"/>
+              </w:rPr>
+              <w:t xml:space="preserve"> </w:t>
             </w:r>
             <w:r>
               <w:rPr>
@@ -4157,7 +4113,23 @@
                 <w:bCs/>
                 <w:sz w:val="18"/>
               </w:rPr>
-              <w:t>Gerar Cobrança de Fantasia</w:t>
+              <w:t xml:space="preserve">Matricular </w:t>
+            </w:r>
+            <w:r>
+              <w:rPr>
+                <w:rFonts w:asciiTheme="minorHAnsi" w:hAnsiTheme="minorHAnsi" w:cstheme="minorHAnsi"/>
+                <w:bCs/>
+                <w:sz w:val="18"/>
+              </w:rPr>
+              <w:t>A</w:t>
+            </w:r>
+            <w:r>
+              <w:rPr>
+                <w:rFonts w:asciiTheme="minorHAnsi" w:hAnsiTheme="minorHAnsi" w:cstheme="minorHAnsi"/>
+                <w:bCs/>
+                <w:sz w:val="18"/>
+              </w:rPr>
+              <w:t>luno</w:t>
             </w:r>
             <w:r>
               <w:rPr>
@@ -4179,7 +4151,7 @@
                 <w:rFonts w:asciiTheme="minorHAnsi" w:hAnsiTheme="minorHAnsi" w:cstheme="minorHAnsi"/>
                 <w:sz w:val="18"/>
               </w:rPr>
-              <w:t xml:space="preserve">Fundamental </w:t>
+              <w:t>Fundamental</w:t>
             </w:r>
             <w:r>
               <w:rPr>
@@ -4195,6 +4167,20 @@
                 <w:sz w:val="18"/>
               </w:rPr>
               <w:t>Complexidade de Implementação:</w:t>
+            </w:r>
+            <w:r>
+              <w:rPr>
+                <w:rFonts w:asciiTheme="minorHAnsi" w:hAnsiTheme="minorHAnsi" w:cstheme="minorHAnsi"/>
+                <w:sz w:val="18"/>
+              </w:rPr>
+              <w:t xml:space="preserve"> </w:t>
+            </w:r>
+            <w:r>
+              <w:rPr>
+                <w:rFonts w:asciiTheme="minorHAnsi" w:hAnsiTheme="minorHAnsi" w:cstheme="minorHAnsi"/>
+                <w:sz w:val="18"/>
+              </w:rPr>
+              <w:t>Muito baixa</w:t>
             </w:r>
           </w:p>
         </w:tc>
@@ -4258,16 +4244,10 @@
               <w:jc w:val="left"/>
               <w:rPr>
                 <w:rFonts w:asciiTheme="minorHAnsi" w:hAnsiTheme="minorHAnsi" w:cstheme="minorHAnsi"/>
-                <w:sz w:val="18"/>
-              </w:rPr>
-            </w:pPr>
-            <w:r>
-              <w:rPr>
-                <w:rFonts w:asciiTheme="minorHAnsi" w:hAnsiTheme="minorHAnsi" w:cstheme="minorHAnsi"/>
-                <w:sz w:val="18"/>
-              </w:rPr>
-              <w:t xml:space="preserve"> </w:t>
-            </w:r>
+                <w:b/>
+                <w:sz w:val="18"/>
+              </w:rPr>
+            </w:pPr>
           </w:p>
           <w:p>
             <w:pPr>
@@ -4297,9 +4277,10 @@
             <w:r>
               <w:rPr>
                 <w:rFonts w:asciiTheme="minorHAnsi" w:hAnsiTheme="minorHAnsi" w:cstheme="minorHAnsi"/>
-                <w:sz w:val="18"/>
-              </w:rPr>
-              <w:t>Emitir relatório de</w:t>
+                <w:bCs/>
+                <w:sz w:val="18"/>
+              </w:rPr>
+              <w:t>Alocar Turma</w:t>
             </w:r>
             <w:r>
               <w:rPr>
@@ -4313,48 +4294,6 @@
                 <w:rFonts w:asciiTheme="minorHAnsi" w:hAnsiTheme="minorHAnsi" w:cstheme="minorHAnsi"/>
                 <w:sz w:val="18"/>
               </w:rPr>
-              <w:t>m</w:t>
-            </w:r>
-            <w:r>
-              <w:rPr>
-                <w:rFonts w:asciiTheme="minorHAnsi" w:hAnsiTheme="minorHAnsi" w:cstheme="minorHAnsi"/>
-                <w:sz w:val="18"/>
-              </w:rPr>
-              <w:t>ensalidades</w:t>
-            </w:r>
-            <w:r>
-              <w:rPr>
-                <w:rFonts w:asciiTheme="minorHAnsi" w:hAnsiTheme="minorHAnsi" w:cstheme="minorHAnsi"/>
-                <w:sz w:val="18"/>
-              </w:rPr>
-              <w:t xml:space="preserve"> (filtro: </w:t>
-            </w:r>
-            <w:r>
-              <w:rPr>
-                <w:rFonts w:asciiTheme="minorHAnsi" w:hAnsiTheme="minorHAnsi" w:cstheme="minorHAnsi"/>
-                <w:sz w:val="18"/>
-              </w:rPr>
-              <w:t>status, alunos, responsável</w:t>
-            </w:r>
-            <w:r>
-              <w:rPr>
-                <w:rFonts w:asciiTheme="minorHAnsi" w:hAnsiTheme="minorHAnsi" w:cstheme="minorHAnsi"/>
-                <w:sz w:val="18"/>
-              </w:rPr>
-              <w:t>, períodos</w:t>
-            </w:r>
-            <w:r>
-              <w:rPr>
-                <w:rFonts w:asciiTheme="minorHAnsi" w:hAnsiTheme="minorHAnsi" w:cstheme="minorHAnsi"/>
-                <w:sz w:val="18"/>
-              </w:rPr>
-              <w:t>)</w:t>
-            </w:r>
-            <w:r>
-              <w:rPr>
-                <w:rFonts w:asciiTheme="minorHAnsi" w:hAnsiTheme="minorHAnsi" w:cstheme="minorHAnsi"/>
-                <w:sz w:val="18"/>
-              </w:rPr>
               <w:br/>
             </w:r>
             <w:r>
@@ -4370,7 +4309,7 @@
                 <w:rFonts w:asciiTheme="minorHAnsi" w:hAnsiTheme="minorHAnsi" w:cstheme="minorHAnsi"/>
                 <w:sz w:val="18"/>
               </w:rPr>
-              <w:t>Saída</w:t>
+              <w:t>Fundamental</w:t>
             </w:r>
             <w:r>
               <w:rPr>
@@ -4386,6 +4325,28 @@
                 <w:sz w:val="18"/>
               </w:rPr>
               <w:t>Complexidade de Implementação:</w:t>
+            </w:r>
+            <w:r>
+              <w:rPr>
+                <w:rFonts w:asciiTheme="minorHAnsi" w:hAnsiTheme="minorHAnsi" w:cstheme="minorHAnsi"/>
+                <w:sz w:val="18"/>
+              </w:rPr>
+              <w:t xml:space="preserve"> </w:t>
+            </w:r>
+            <w:r>
+              <w:rPr>
+                <w:rFonts w:asciiTheme="minorHAnsi" w:hAnsiTheme="minorHAnsi" w:cstheme="minorHAnsi"/>
+                <w:sz w:val="18"/>
+              </w:rPr>
+              <w:t>Média</w:t>
+            </w:r>
+            <w:r>
+              <w:rPr>
+                <w:rFonts w:cstheme="minorHAnsi"/>
+                <w:b/>
+                <w:sz w:val="18"/>
+              </w:rPr>
+              <w:t xml:space="preserve"> </w:t>
             </w:r>
           </w:p>
         </w:tc>
@@ -4425,7 +4386,6 @@
           </w:tcPr>
           <w:p>
             <w:pPr>
-              <w:jc w:val="center"/>
               <w:rPr>
                 <w:rFonts w:cstheme="minorHAnsi"/>
                 <w:sz w:val="18"/>
@@ -4436,6 +4396,7 @@
                 <w:rFonts w:cstheme="minorHAnsi"/>
                 <w:sz w:val="18"/>
               </w:rPr>
+              <w:lastRenderedPageBreak/>
               <w:t>9</w:t>
             </w:r>
           </w:p>
@@ -4458,7 +4419,7 @@
             <w:pPr>
               <w:jc w:val="left"/>
               <w:rPr>
-                <w:rFonts w:cstheme="minorHAnsi"/>
+                <w:rFonts w:asciiTheme="minorHAnsi" w:hAnsiTheme="minorHAnsi" w:cstheme="minorHAnsi"/>
                 <w:b/>
                 <w:sz w:val="18"/>
               </w:rPr>
@@ -4474,95 +4435,62 @@
             <w:r>
               <w:rPr>
                 <w:rFonts w:asciiTheme="minorHAnsi" w:hAnsiTheme="minorHAnsi" w:cstheme="minorHAnsi"/>
+                <w:sz w:val="18"/>
+              </w:rPr>
+              <w:t>Registrar Presença por Turma</w:t>
+            </w:r>
+            <w:r>
+              <w:rPr>
+                <w:rFonts w:asciiTheme="minorHAnsi" w:hAnsiTheme="minorHAnsi" w:cstheme="minorHAnsi"/>
+                <w:sz w:val="18"/>
+              </w:rPr>
+              <w:br/>
+            </w:r>
+            <w:r>
+              <w:rPr>
+                <w:rFonts w:asciiTheme="minorHAnsi" w:hAnsiTheme="minorHAnsi" w:cstheme="minorHAnsi"/>
+                <w:b/>
+                <w:sz w:val="18"/>
+              </w:rPr>
+              <w:t xml:space="preserve">Classificação: </w:t>
+            </w:r>
+            <w:r>
+              <w:rPr>
+                <w:rFonts w:asciiTheme="minorHAnsi" w:hAnsiTheme="minorHAnsi" w:cstheme="minorHAnsi"/>
+                <w:sz w:val="18"/>
+              </w:rPr>
+              <w:t>Fundamental</w:t>
+            </w:r>
+            <w:r>
+              <w:rPr>
+                <w:rFonts w:asciiTheme="minorHAnsi" w:hAnsiTheme="minorHAnsi" w:cstheme="minorHAnsi"/>
+                <w:sz w:val="18"/>
+              </w:rPr>
+              <w:br/>
+            </w:r>
+            <w:r>
+              <w:rPr>
+                <w:rFonts w:asciiTheme="minorHAnsi" w:hAnsiTheme="minorHAnsi" w:cstheme="minorHAnsi"/>
+                <w:b/>
+                <w:sz w:val="18"/>
+              </w:rPr>
+              <w:t>Complexidade de Implementação:</w:t>
+            </w:r>
+            <w:r>
+              <w:rPr>
+                <w:rFonts w:asciiTheme="minorHAnsi" w:hAnsiTheme="minorHAnsi" w:cstheme="minorHAnsi"/>
+                <w:b/>
+                <w:sz w:val="18"/>
+              </w:rPr>
+              <w:t xml:space="preserve"> </w:t>
+            </w:r>
+            <w:r>
+              <w:rPr>
+                <w:rFonts w:asciiTheme="minorHAnsi" w:hAnsiTheme="minorHAnsi" w:cstheme="minorHAnsi"/>
                 <w:bCs/>
                 <w:sz w:val="18"/>
               </w:rPr>
-              <w:t xml:space="preserve">Emitir </w:t>
-            </w:r>
-            <w:r>
-              <w:rPr>
-                <w:rFonts w:asciiTheme="minorHAnsi" w:hAnsiTheme="minorHAnsi" w:cstheme="minorHAnsi"/>
-                <w:bCs/>
-                <w:sz w:val="18"/>
-              </w:rPr>
-              <w:t>relatório de receitas e despesas</w:t>
-            </w:r>
-            <w:r>
-              <w:rPr>
-                <w:rFonts w:asciiTheme="minorHAnsi" w:hAnsiTheme="minorHAnsi" w:cstheme="minorHAnsi"/>
-                <w:bCs/>
-                <w:sz w:val="18"/>
-              </w:rPr>
-              <w:t xml:space="preserve"> </w:t>
-            </w:r>
-            <w:r>
-              <w:rPr>
-                <w:rFonts w:asciiTheme="minorHAnsi" w:hAnsiTheme="minorHAnsi" w:cstheme="minorHAnsi"/>
-                <w:bCs/>
-                <w:sz w:val="18"/>
-              </w:rPr>
-              <w:t xml:space="preserve">(filtro: </w:t>
-            </w:r>
-            <w:r>
-              <w:rPr>
-                <w:rFonts w:asciiTheme="minorHAnsi" w:hAnsiTheme="minorHAnsi" w:cstheme="minorHAnsi"/>
-                <w:bCs/>
-                <w:sz w:val="18"/>
-              </w:rPr>
-              <w:t>categoria, período, turma</w:t>
-            </w:r>
-            <w:r>
-              <w:rPr>
-                <w:rFonts w:asciiTheme="minorHAnsi" w:hAnsiTheme="minorHAnsi" w:cstheme="minorHAnsi"/>
-                <w:bCs/>
-                <w:sz w:val="18"/>
-              </w:rPr>
-              <w:t>, tipo de movimentação)</w:t>
-            </w:r>
-            <w:r>
-              <w:rPr>
-                <w:rFonts w:asciiTheme="minorHAnsi" w:hAnsiTheme="minorHAnsi" w:cstheme="minorHAnsi"/>
-                <w:sz w:val="18"/>
-              </w:rPr>
-              <w:br/>
-            </w:r>
-            <w:r>
-              <w:rPr>
-                <w:rFonts w:asciiTheme="minorHAnsi" w:hAnsiTheme="minorHAnsi" w:cstheme="minorHAnsi"/>
-                <w:b/>
-                <w:sz w:val="18"/>
-              </w:rPr>
-              <w:t xml:space="preserve">Classificação: </w:t>
-            </w:r>
-            <w:r>
-              <w:rPr>
-                <w:rFonts w:asciiTheme="minorHAnsi" w:hAnsiTheme="minorHAnsi" w:cstheme="minorHAnsi"/>
-                <w:bCs/>
-                <w:sz w:val="18"/>
-              </w:rPr>
-              <w:t>Saída</w:t>
-            </w:r>
-            <w:r>
-              <w:rPr>
-                <w:rFonts w:asciiTheme="minorHAnsi" w:hAnsiTheme="minorHAnsi" w:cstheme="minorHAnsi"/>
-                <w:sz w:val="18"/>
-              </w:rPr>
-              <w:br/>
-            </w:r>
-            <w:r>
-              <w:rPr>
-                <w:rFonts w:asciiTheme="minorHAnsi" w:hAnsiTheme="minorHAnsi" w:cstheme="minorHAnsi"/>
-                <w:b/>
-                <w:sz w:val="18"/>
-              </w:rPr>
-              <w:t>Complexidade de Implementação:</w:t>
-            </w:r>
-            <w:r>
-              <w:rPr>
-                <w:rFonts w:asciiTheme="minorHAnsi" w:hAnsiTheme="minorHAnsi" w:cstheme="minorHAnsi"/>
-                <w:sz w:val="18"/>
-              </w:rPr>
-              <w:t xml:space="preserve"> </w:t>
+              <w:t>Baixa</w:t>
             </w:r>
           </w:p>
         </w:tc>
@@ -4602,7 +4530,6 @@
           </w:tcPr>
           <w:p>
             <w:pPr>
-              <w:jc w:val="center"/>
               <w:rPr>
                 <w:rFonts w:cstheme="minorHAnsi"/>
                 <w:sz w:val="18"/>
@@ -4613,14 +4540,7 @@
                 <w:rFonts w:cstheme="minorHAnsi"/>
                 <w:sz w:val="18"/>
               </w:rPr>
-              <w:t>1</w:t>
-            </w:r>
-            <w:r>
-              <w:rPr>
-                <w:rFonts w:cstheme="minorHAnsi"/>
-                <w:sz w:val="18"/>
-              </w:rPr>
-              <w:t>0</w:t>
+              <w:t>10</w:t>
             </w:r>
           </w:p>
         </w:tc>
@@ -4653,7 +4573,22 @@
                 <w:b/>
                 <w:sz w:val="18"/>
               </w:rPr>
-              <w:t>Título:</w:t>
+              <w:t xml:space="preserve">Título: </w:t>
+            </w:r>
+            <w:r>
+              <w:rPr>
+                <w:rFonts w:asciiTheme="minorHAnsi" w:hAnsiTheme="minorHAnsi" w:cstheme="minorHAnsi"/>
+                <w:bCs/>
+                <w:sz w:val="18"/>
+              </w:rPr>
+              <w:t xml:space="preserve">Registrar pagamentos por aluno </w:t>
+            </w:r>
+            <w:r>
+              <w:rPr>
+                <w:rFonts w:asciiTheme="minorHAnsi" w:hAnsiTheme="minorHAnsi" w:cstheme="minorHAnsi"/>
+                <w:sz w:val="18"/>
+              </w:rPr>
+              <w:br/>
             </w:r>
             <w:r>
               <w:rPr>
@@ -4661,107 +4596,53 @@
                 <w:b/>
                 <w:sz w:val="18"/>
               </w:rPr>
+              <w:t xml:space="preserve">Classificação: </w:t>
+            </w:r>
+            <w:r>
+              <w:rPr>
+                <w:rFonts w:asciiTheme="minorHAnsi" w:hAnsiTheme="minorHAnsi" w:cstheme="minorHAnsi"/>
+                <w:sz w:val="18"/>
+              </w:rPr>
+              <w:t xml:space="preserve">Fundamental </w:t>
+            </w:r>
+            <w:r>
+              <w:rPr>
+                <w:rFonts w:asciiTheme="minorHAnsi" w:hAnsiTheme="minorHAnsi" w:cstheme="minorHAnsi"/>
+                <w:sz w:val="18"/>
+              </w:rPr>
+              <w:br/>
+            </w:r>
+            <w:r>
+              <w:rPr>
+                <w:rFonts w:asciiTheme="minorHAnsi" w:hAnsiTheme="minorHAnsi" w:cstheme="minorHAnsi"/>
+                <w:b/>
+                <w:sz w:val="18"/>
+              </w:rPr>
+              <w:t>Complexidade de Implementação:</w:t>
+            </w:r>
+            <w:r>
+              <w:rPr>
+                <w:rFonts w:asciiTheme="minorHAnsi" w:hAnsiTheme="minorHAnsi" w:cstheme="minorHAnsi"/>
+                <w:b/>
+                <w:sz w:val="18"/>
+              </w:rPr>
               <w:t xml:space="preserve"> </w:t>
             </w:r>
             <w:r>
               <w:rPr>
                 <w:rFonts w:asciiTheme="minorHAnsi" w:hAnsiTheme="minorHAnsi" w:cstheme="minorHAnsi"/>
-                <w:sz w:val="18"/>
-              </w:rPr>
-              <w:t xml:space="preserve">Emitir relatório de </w:t>
-            </w:r>
-            <w:r>
-              <w:rPr>
-                <w:rFonts w:asciiTheme="minorHAnsi" w:hAnsiTheme="minorHAnsi" w:cstheme="minorHAnsi"/>
-                <w:sz w:val="18"/>
-              </w:rPr>
-              <w:t>presença</w:t>
-            </w:r>
-            <w:r>
-              <w:rPr>
-                <w:rFonts w:asciiTheme="minorHAnsi" w:hAnsiTheme="minorHAnsi" w:cstheme="minorHAnsi"/>
-                <w:sz w:val="18"/>
-              </w:rPr>
-              <w:t xml:space="preserve"> </w:t>
-            </w:r>
-            <w:r>
-              <w:rPr>
-                <w:rFonts w:asciiTheme="minorHAnsi" w:hAnsiTheme="minorHAnsi" w:cstheme="minorHAnsi"/>
-                <w:sz w:val="18"/>
-              </w:rPr>
-              <w:t xml:space="preserve">(filtro: </w:t>
-            </w:r>
-            <w:r>
-              <w:rPr>
-                <w:rFonts w:asciiTheme="minorHAnsi" w:hAnsiTheme="minorHAnsi" w:cstheme="minorHAnsi"/>
-                <w:sz w:val="18"/>
-              </w:rPr>
-              <w:t>turma</w:t>
-            </w:r>
-            <w:r>
-              <w:rPr>
-                <w:rFonts w:asciiTheme="minorHAnsi" w:hAnsiTheme="minorHAnsi" w:cstheme="minorHAnsi"/>
-                <w:sz w:val="18"/>
-              </w:rPr>
-              <w:t xml:space="preserve">, </w:t>
-            </w:r>
-            <w:r>
-              <w:rPr>
-                <w:rFonts w:asciiTheme="minorHAnsi" w:hAnsiTheme="minorHAnsi" w:cstheme="minorHAnsi"/>
-                <w:sz w:val="18"/>
-              </w:rPr>
-              <w:t>período, aluno</w:t>
-            </w:r>
-            <w:r>
-              <w:rPr>
-                <w:rFonts w:asciiTheme="minorHAnsi" w:hAnsiTheme="minorHAnsi" w:cstheme="minorHAnsi"/>
-                <w:sz w:val="18"/>
-              </w:rPr>
-              <w:t>)</w:t>
-            </w:r>
-            <w:r>
-              <w:rPr>
-                <w:rFonts w:asciiTheme="minorHAnsi" w:hAnsiTheme="minorHAnsi" w:cstheme="minorHAnsi"/>
-                <w:sz w:val="18"/>
-              </w:rPr>
-              <w:br/>
-            </w:r>
-            <w:r>
-              <w:rPr>
-                <w:rFonts w:asciiTheme="minorHAnsi" w:hAnsiTheme="minorHAnsi" w:cstheme="minorHAnsi"/>
-                <w:b/>
-                <w:sz w:val="18"/>
-              </w:rPr>
-              <w:t xml:space="preserve">Classificação: </w:t>
-            </w:r>
-            <w:r>
-              <w:rPr>
-                <w:rFonts w:asciiTheme="minorHAnsi" w:hAnsiTheme="minorHAnsi" w:cstheme="minorHAnsi"/>
-                <w:sz w:val="18"/>
-              </w:rPr>
-              <w:t>Saída</w:t>
-            </w:r>
-            <w:r>
-              <w:rPr>
-                <w:rFonts w:asciiTheme="minorHAnsi" w:hAnsiTheme="minorHAnsi" w:cstheme="minorHAnsi"/>
-                <w:sz w:val="18"/>
-              </w:rPr>
-              <w:br/>
-            </w:r>
-            <w:r>
-              <w:rPr>
-                <w:rFonts w:asciiTheme="minorHAnsi" w:hAnsiTheme="minorHAnsi" w:cstheme="minorHAnsi"/>
-                <w:b/>
-                <w:sz w:val="18"/>
-              </w:rPr>
-              <w:t>Complexidade de Implementação:</w:t>
-            </w:r>
-            <w:r>
-              <w:rPr>
-                <w:rFonts w:asciiTheme="minorHAnsi" w:hAnsiTheme="minorHAnsi" w:cstheme="minorHAnsi"/>
-                <w:sz w:val="18"/>
-              </w:rPr>
-              <w:t xml:space="preserve"> </w:t>
+                <w:bCs/>
+                <w:sz w:val="18"/>
+              </w:rPr>
+              <w:t>B</w:t>
+            </w:r>
+            <w:r>
+              <w:rPr>
+                <w:rFonts w:asciiTheme="minorHAnsi" w:hAnsiTheme="minorHAnsi" w:cstheme="minorHAnsi"/>
+                <w:bCs/>
+                <w:sz w:val="18"/>
+              </w:rPr>
+              <w:t>aixa</w:t>
             </w:r>
           </w:p>
         </w:tc>
@@ -4801,7 +4682,6 @@
           </w:tcPr>
           <w:p>
             <w:pPr>
-              <w:jc w:val="center"/>
               <w:rPr>
                 <w:rFonts w:cstheme="minorHAnsi"/>
                 <w:sz w:val="18"/>
@@ -4812,14 +4692,7 @@
                 <w:rFonts w:cstheme="minorHAnsi"/>
                 <w:sz w:val="18"/>
               </w:rPr>
-              <w:t>1</w:t>
-            </w:r>
-            <w:r>
-              <w:rPr>
-                <w:rFonts w:cstheme="minorHAnsi"/>
-                <w:sz w:val="18"/>
-              </w:rPr>
-              <w:t>1</w:t>
+              <w:t>111</w:t>
             </w:r>
           </w:p>
         </w:tc>
@@ -4832,10 +4705,16 @@
               <w:jc w:val="left"/>
               <w:rPr>
                 <w:rFonts w:asciiTheme="minorHAnsi" w:hAnsiTheme="minorHAnsi" w:cstheme="minorHAnsi"/>
-                <w:b/>
-                <w:sz w:val="18"/>
-              </w:rPr>
-            </w:pPr>
+                <w:sz w:val="18"/>
+              </w:rPr>
+            </w:pPr>
+            <w:r>
+              <w:rPr>
+                <w:rFonts w:asciiTheme="minorHAnsi" w:hAnsiTheme="minorHAnsi" w:cstheme="minorHAnsi"/>
+                <w:sz w:val="18"/>
+              </w:rPr>
+              <w:t xml:space="preserve"> </w:t>
+            </w:r>
           </w:p>
           <w:p>
             <w:pPr>
@@ -4867,56 +4746,56 @@
                 <w:rFonts w:asciiTheme="minorHAnsi" w:hAnsiTheme="minorHAnsi" w:cstheme="minorHAnsi"/>
                 <w:sz w:val="18"/>
               </w:rPr>
-              <w:t xml:space="preserve">Emitir </w:t>
-            </w:r>
-            <w:r>
-              <w:rPr>
-                <w:rFonts w:asciiTheme="minorHAnsi" w:hAnsiTheme="minorHAnsi" w:cstheme="minorHAnsi"/>
-                <w:sz w:val="18"/>
-              </w:rPr>
-              <w:t xml:space="preserve">DRE </w:t>
-            </w:r>
-            <w:r>
-              <w:rPr>
-                <w:rFonts w:asciiTheme="minorHAnsi" w:hAnsiTheme="minorHAnsi" w:cstheme="minorHAnsi"/>
-                <w:sz w:val="18"/>
-              </w:rPr>
-              <w:t>(Demonstrativo</w:t>
-            </w:r>
-            <w:r>
-              <w:rPr>
-                <w:rFonts w:asciiTheme="minorHAnsi" w:hAnsiTheme="minorHAnsi" w:cstheme="minorHAnsi"/>
-                <w:sz w:val="18"/>
-              </w:rPr>
-              <w:t xml:space="preserve"> de Resultado de Exercício) </w:t>
-            </w:r>
-            <w:r>
-              <w:rPr>
-                <w:rFonts w:asciiTheme="minorHAnsi" w:hAnsiTheme="minorHAnsi" w:cstheme="minorHAnsi"/>
-                <w:sz w:val="18"/>
-              </w:rPr>
-              <w:t>(f</w:t>
-            </w:r>
-            <w:r>
-              <w:rPr>
-                <w:rFonts w:asciiTheme="minorHAnsi" w:hAnsiTheme="minorHAnsi" w:cstheme="minorHAnsi"/>
-                <w:sz w:val="18"/>
-              </w:rPr>
-              <w:t>iltro</w:t>
-            </w:r>
-            <w:r>
-              <w:rPr>
-                <w:rFonts w:asciiTheme="minorHAnsi" w:hAnsiTheme="minorHAnsi" w:cstheme="minorHAnsi"/>
-                <w:sz w:val="18"/>
-              </w:rPr>
-              <w:t xml:space="preserve">: mês específico, ano </w:t>
-            </w:r>
-            <w:r>
-              <w:rPr>
-                <w:rFonts w:asciiTheme="minorHAnsi" w:hAnsiTheme="minorHAnsi" w:cstheme="minorHAnsi"/>
-                <w:sz w:val="18"/>
-              </w:rPr>
-              <w:t>completo)</w:t>
+              <w:t>Emitir relatório de</w:t>
+            </w:r>
+            <w:r>
+              <w:rPr>
+                <w:rFonts w:asciiTheme="minorHAnsi" w:hAnsiTheme="minorHAnsi" w:cstheme="minorHAnsi"/>
+                <w:sz w:val="18"/>
+              </w:rPr>
+              <w:t xml:space="preserve"> </w:t>
+            </w:r>
+            <w:r>
+              <w:rPr>
+                <w:rFonts w:asciiTheme="minorHAnsi" w:hAnsiTheme="minorHAnsi" w:cstheme="minorHAnsi"/>
+                <w:sz w:val="18"/>
+              </w:rPr>
+              <w:t>m</w:t>
+            </w:r>
+            <w:r>
+              <w:rPr>
+                <w:rFonts w:asciiTheme="minorHAnsi" w:hAnsiTheme="minorHAnsi" w:cstheme="minorHAnsi"/>
+                <w:sz w:val="18"/>
+              </w:rPr>
+              <w:t>ensalidades</w:t>
+            </w:r>
+            <w:r>
+              <w:rPr>
+                <w:rFonts w:asciiTheme="minorHAnsi" w:hAnsiTheme="minorHAnsi" w:cstheme="minorHAnsi"/>
+                <w:sz w:val="18"/>
+              </w:rPr>
+              <w:t xml:space="preserve"> (filtro: </w:t>
+            </w:r>
+            <w:r>
+              <w:rPr>
+                <w:rFonts w:asciiTheme="minorHAnsi" w:hAnsiTheme="minorHAnsi" w:cstheme="minorHAnsi"/>
+                <w:sz w:val="18"/>
+              </w:rPr>
+              <w:t>status, alunos, responsável</w:t>
+            </w:r>
+            <w:r>
+              <w:rPr>
+                <w:rFonts w:asciiTheme="minorHAnsi" w:hAnsiTheme="minorHAnsi" w:cstheme="minorHAnsi"/>
+                <w:sz w:val="18"/>
+              </w:rPr>
+              <w:t>, períodos</w:t>
+            </w:r>
+            <w:r>
+              <w:rPr>
+                <w:rFonts w:asciiTheme="minorHAnsi" w:hAnsiTheme="minorHAnsi" w:cstheme="minorHAnsi"/>
+                <w:sz w:val="18"/>
+              </w:rPr>
+              <w:t>)</w:t>
             </w:r>
             <w:r>
               <w:rPr>
@@ -4958,9 +4837,26 @@
             <w:r>
               <w:rPr>
                 <w:rFonts w:asciiTheme="minorHAnsi" w:hAnsiTheme="minorHAnsi" w:cstheme="minorHAnsi"/>
+                <w:b/>
                 <w:sz w:val="18"/>
               </w:rPr>
               <w:t xml:space="preserve"> </w:t>
+            </w:r>
+            <w:r>
+              <w:rPr>
+                <w:rFonts w:asciiTheme="minorHAnsi" w:hAnsiTheme="minorHAnsi" w:cstheme="minorHAnsi"/>
+                <w:bCs/>
+                <w:sz w:val="18"/>
+              </w:rPr>
+              <w:t>B</w:t>
+            </w:r>
+            <w:r>
+              <w:rPr>
+                <w:rFonts w:asciiTheme="minorHAnsi" w:hAnsiTheme="minorHAnsi" w:cstheme="minorHAnsi"/>
+                <w:bCs/>
+                <w:sz w:val="18"/>
+              </w:rPr>
+              <w:t>aixa</w:t>
             </w:r>
           </w:p>
         </w:tc>
@@ -5011,14 +4907,7 @@
                 <w:rFonts w:cstheme="minorHAnsi"/>
                 <w:sz w:val="18"/>
               </w:rPr>
-              <w:t>1</w:t>
-            </w:r>
-            <w:r>
-              <w:rPr>
-                <w:rFonts w:cstheme="minorHAnsi"/>
-                <w:sz w:val="18"/>
-              </w:rPr>
-              <w:t>2</w:t>
+              <w:t>12</w:t>
             </w:r>
           </w:p>
         </w:tc>
@@ -5030,28 +4919,84 @@
             <w:pPr>
               <w:jc w:val="left"/>
               <w:rPr>
+                <w:rFonts w:cstheme="minorHAnsi"/>
+                <w:sz w:val="18"/>
+              </w:rPr>
+            </w:pPr>
+          </w:p>
+          <w:p>
+            <w:pPr>
+              <w:jc w:val="left"/>
+              <w:rPr>
+                <w:rFonts w:asciiTheme="minorHAnsi" w:hAnsiTheme="minorHAnsi" w:cstheme="minorHAnsi"/>
+                <w:sz w:val="18"/>
+              </w:rPr>
+            </w:pPr>
+            <w:r>
+              <w:rPr>
                 <w:rFonts w:asciiTheme="minorHAnsi" w:hAnsiTheme="minorHAnsi" w:cstheme="minorHAnsi"/>
                 <w:b/>
                 <w:sz w:val="18"/>
               </w:rPr>
-            </w:pPr>
-          </w:p>
-          <w:p>
-            <w:pPr>
-              <w:jc w:val="left"/>
-              <w:rPr>
-                <w:rFonts w:cstheme="minorHAnsi"/>
+              <w:t>Título:</w:t>
+            </w:r>
+            <w:r>
+              <w:rPr>
+                <w:rFonts w:asciiTheme="minorHAnsi" w:hAnsiTheme="minorHAnsi" w:cstheme="minorHAnsi"/>
                 <w:b/>
                 <w:sz w:val="18"/>
               </w:rPr>
-            </w:pPr>
+              <w:t xml:space="preserve"> </w:t>
+            </w:r>
+            <w:r>
+              <w:rPr>
+                <w:rFonts w:asciiTheme="minorHAnsi" w:hAnsiTheme="minorHAnsi" w:cstheme="minorHAnsi"/>
+                <w:sz w:val="18"/>
+              </w:rPr>
+              <w:t>Emitir relatório de</w:t>
+            </w:r>
+            <w:r>
+              <w:rPr>
+                <w:rFonts w:asciiTheme="minorHAnsi" w:hAnsiTheme="minorHAnsi" w:cstheme="minorHAnsi"/>
+                <w:sz w:val="18"/>
+              </w:rPr>
+              <w:t xml:space="preserve"> </w:t>
+            </w:r>
+            <w:r>
+              <w:rPr>
+                <w:rFonts w:asciiTheme="minorHAnsi" w:hAnsiTheme="minorHAnsi" w:cstheme="minorHAnsi"/>
+                <w:sz w:val="18"/>
+              </w:rPr>
+              <w:t>Turmas (filtro: nível, professor, modalidade)</w:t>
+            </w:r>
+            <w:r>
+              <w:rPr>
+                <w:rFonts w:asciiTheme="minorHAnsi" w:hAnsiTheme="minorHAnsi" w:cstheme="minorHAnsi"/>
+                <w:sz w:val="18"/>
+              </w:rPr>
+              <w:br/>
+            </w:r>
             <w:r>
               <w:rPr>
                 <w:rFonts w:asciiTheme="minorHAnsi" w:hAnsiTheme="minorHAnsi" w:cstheme="minorHAnsi"/>
                 <w:b/>
                 <w:sz w:val="18"/>
               </w:rPr>
-              <w:t>Título:</w:t>
+              <w:t xml:space="preserve">Classificação: </w:t>
+            </w:r>
+            <w:r>
+              <w:rPr>
+                <w:rFonts w:asciiTheme="minorHAnsi" w:hAnsiTheme="minorHAnsi" w:cstheme="minorHAnsi"/>
+                <w:sz w:val="18"/>
+              </w:rPr>
+              <w:t>Saída</w:t>
+            </w:r>
+            <w:r>
+              <w:rPr>
+                <w:rFonts w:asciiTheme="minorHAnsi" w:hAnsiTheme="minorHAnsi" w:cstheme="minorHAnsi"/>
+                <w:sz w:val="18"/>
+              </w:rPr>
+              <w:br/>
             </w:r>
             <w:r>
               <w:rPr>
@@ -5059,6 +5004,14 @@
                 <w:b/>
                 <w:sz w:val="18"/>
               </w:rPr>
+              <w:t>Complexidade de Implementação:</w:t>
+            </w:r>
+            <w:r>
+              <w:rPr>
+                <w:rFonts w:asciiTheme="minorHAnsi" w:hAnsiTheme="minorHAnsi" w:cstheme="minorHAnsi"/>
+                <w:b/>
+                <w:sz w:val="18"/>
+              </w:rPr>
               <w:t xml:space="preserve"> </w:t>
             </w:r>
             <w:r>
@@ -5067,68 +5020,7 @@
                 <w:bCs/>
                 <w:sz w:val="18"/>
               </w:rPr>
-              <w:t>Emitir agenda de aulas</w:t>
-            </w:r>
-            <w:r>
-              <w:rPr>
-                <w:rFonts w:asciiTheme="minorHAnsi" w:hAnsiTheme="minorHAnsi" w:cstheme="minorHAnsi"/>
-                <w:bCs/>
-                <w:sz w:val="18"/>
-              </w:rPr>
-              <w:t xml:space="preserve"> (filtro: </w:t>
-            </w:r>
-            <w:r>
-              <w:rPr>
-                <w:rFonts w:asciiTheme="minorHAnsi" w:hAnsiTheme="minorHAnsi" w:cstheme="minorHAnsi"/>
-                <w:bCs/>
-                <w:sz w:val="18"/>
-              </w:rPr>
-              <w:t>turma, professor, semana, período, dia da semana, turno)</w:t>
-            </w:r>
-            <w:r>
-              <w:rPr>
-                <w:rFonts w:asciiTheme="minorHAnsi" w:hAnsiTheme="minorHAnsi" w:cstheme="minorHAnsi"/>
-                <w:sz w:val="18"/>
-              </w:rPr>
-              <w:br/>
-            </w:r>
-            <w:r>
-              <w:rPr>
-                <w:rFonts w:asciiTheme="minorHAnsi" w:hAnsiTheme="minorHAnsi" w:cstheme="minorHAnsi"/>
-                <w:b/>
-                <w:sz w:val="18"/>
-              </w:rPr>
-              <w:t xml:space="preserve">Classificação: </w:t>
-            </w:r>
-            <w:r>
-              <w:rPr>
-                <w:rFonts w:asciiTheme="minorHAnsi" w:hAnsiTheme="minorHAnsi" w:cstheme="minorHAnsi"/>
-                <w:bCs/>
-                <w:sz w:val="18"/>
-              </w:rPr>
-              <w:t>Saída</w:t>
-            </w:r>
-            <w:r>
-              <w:rPr>
-                <w:rFonts w:asciiTheme="minorHAnsi" w:hAnsiTheme="minorHAnsi" w:cstheme="minorHAnsi"/>
-                <w:sz w:val="18"/>
-              </w:rPr>
-              <w:br/>
-            </w:r>
-            <w:r>
-              <w:rPr>
-                <w:rFonts w:asciiTheme="minorHAnsi" w:hAnsiTheme="minorHAnsi" w:cstheme="minorHAnsi"/>
-                <w:b/>
-                <w:sz w:val="18"/>
-              </w:rPr>
-              <w:t>Complexidade de Implementação:</w:t>
-            </w:r>
-            <w:r>
-              <w:rPr>
-                <w:rFonts w:asciiTheme="minorHAnsi" w:hAnsiTheme="minorHAnsi" w:cstheme="minorHAnsi"/>
-                <w:sz w:val="18"/>
-              </w:rPr>
-              <w:t xml:space="preserve"> </w:t>
+              <w:t>Baixa</w:t>
             </w:r>
           </w:p>
         </w:tc>
@@ -5152,6 +5044,748 @@
           </w:tcPr>
           <w:p>
             <w:pPr>
+              <w:jc w:val="center"/>
+              <w:rPr>
+                <w:rFonts w:cstheme="minorHAnsi"/>
+                <w:sz w:val="18"/>
+              </w:rPr>
+            </w:pPr>
+          </w:p>
+        </w:tc>
+      </w:tr>
+      <w:tr>
+        <w:tc>
+          <w:tcPr>
+            <w:tcW w:w="421" w:type="dxa"/>
+          </w:tcPr>
+          <w:p>
+            <w:pPr>
+              <w:jc w:val="center"/>
+              <w:rPr>
+                <w:rFonts w:cstheme="minorHAnsi"/>
+                <w:sz w:val="18"/>
+              </w:rPr>
+            </w:pPr>
+            <w:r>
+              <w:rPr>
+                <w:rFonts w:cstheme="minorHAnsi"/>
+                <w:sz w:val="18"/>
+              </w:rPr>
+              <w:t>13</w:t>
+            </w:r>
+          </w:p>
+        </w:tc>
+        <w:tc>
+          <w:tcPr>
+            <w:tcW w:w="5127" w:type="dxa"/>
+          </w:tcPr>
+          <w:p>
+            <w:pPr>
+              <w:jc w:val="left"/>
+              <w:rPr>
+                <w:rFonts w:asciiTheme="minorHAnsi" w:hAnsiTheme="minorHAnsi" w:cstheme="minorHAnsi"/>
+                <w:b/>
+                <w:sz w:val="18"/>
+              </w:rPr>
+            </w:pPr>
+          </w:p>
+          <w:p>
+            <w:pPr>
+              <w:jc w:val="left"/>
+              <w:rPr>
+                <w:rFonts w:cstheme="minorHAnsi"/>
+                <w:b/>
+                <w:sz w:val="18"/>
+              </w:rPr>
+            </w:pPr>
+            <w:r>
+              <w:rPr>
+                <w:rFonts w:asciiTheme="minorHAnsi" w:hAnsiTheme="minorHAnsi" w:cstheme="minorHAnsi"/>
+                <w:b/>
+                <w:sz w:val="18"/>
+              </w:rPr>
+              <w:t xml:space="preserve">Título: </w:t>
+            </w:r>
+            <w:r>
+              <w:rPr>
+                <w:rFonts w:asciiTheme="minorHAnsi" w:hAnsiTheme="minorHAnsi" w:cstheme="minorHAnsi"/>
+                <w:bCs/>
+                <w:sz w:val="18"/>
+              </w:rPr>
+              <w:t xml:space="preserve">Emitir </w:t>
+            </w:r>
+            <w:r>
+              <w:rPr>
+                <w:rFonts w:asciiTheme="minorHAnsi" w:hAnsiTheme="minorHAnsi" w:cstheme="minorHAnsi"/>
+                <w:bCs/>
+                <w:sz w:val="18"/>
+              </w:rPr>
+              <w:t>relatório de receitas e despesas</w:t>
+            </w:r>
+            <w:r>
+              <w:rPr>
+                <w:rFonts w:asciiTheme="minorHAnsi" w:hAnsiTheme="minorHAnsi" w:cstheme="minorHAnsi"/>
+                <w:bCs/>
+                <w:sz w:val="18"/>
+              </w:rPr>
+              <w:t xml:space="preserve"> </w:t>
+            </w:r>
+            <w:r>
+              <w:rPr>
+                <w:rFonts w:asciiTheme="minorHAnsi" w:hAnsiTheme="minorHAnsi" w:cstheme="minorHAnsi"/>
+                <w:bCs/>
+                <w:sz w:val="18"/>
+              </w:rPr>
+              <w:t xml:space="preserve">(filtro: </w:t>
+            </w:r>
+            <w:r>
+              <w:rPr>
+                <w:rFonts w:asciiTheme="minorHAnsi" w:hAnsiTheme="minorHAnsi" w:cstheme="minorHAnsi"/>
+                <w:bCs/>
+                <w:sz w:val="18"/>
+              </w:rPr>
+              <w:t>categoria, período, turma</w:t>
+            </w:r>
+            <w:r>
+              <w:rPr>
+                <w:rFonts w:asciiTheme="minorHAnsi" w:hAnsiTheme="minorHAnsi" w:cstheme="minorHAnsi"/>
+                <w:bCs/>
+                <w:sz w:val="18"/>
+              </w:rPr>
+              <w:t>, tipo de movimentação)</w:t>
+            </w:r>
+            <w:r>
+              <w:rPr>
+                <w:rFonts w:asciiTheme="minorHAnsi" w:hAnsiTheme="minorHAnsi" w:cstheme="minorHAnsi"/>
+                <w:sz w:val="18"/>
+              </w:rPr>
+              <w:br/>
+            </w:r>
+            <w:r>
+              <w:rPr>
+                <w:rFonts w:asciiTheme="minorHAnsi" w:hAnsiTheme="minorHAnsi" w:cstheme="minorHAnsi"/>
+                <w:b/>
+                <w:sz w:val="18"/>
+              </w:rPr>
+              <w:t xml:space="preserve">Classificação: </w:t>
+            </w:r>
+            <w:r>
+              <w:rPr>
+                <w:rFonts w:asciiTheme="minorHAnsi" w:hAnsiTheme="minorHAnsi" w:cstheme="minorHAnsi"/>
+                <w:bCs/>
+                <w:sz w:val="18"/>
+              </w:rPr>
+              <w:t>Saída</w:t>
+            </w:r>
+            <w:r>
+              <w:rPr>
+                <w:rFonts w:asciiTheme="minorHAnsi" w:hAnsiTheme="minorHAnsi" w:cstheme="minorHAnsi"/>
+                <w:sz w:val="18"/>
+              </w:rPr>
+              <w:br/>
+            </w:r>
+            <w:r>
+              <w:rPr>
+                <w:rFonts w:asciiTheme="minorHAnsi" w:hAnsiTheme="minorHAnsi" w:cstheme="minorHAnsi"/>
+                <w:b/>
+                <w:sz w:val="18"/>
+              </w:rPr>
+              <w:t>Complexidade de Implementação:</w:t>
+            </w:r>
+            <w:r>
+              <w:rPr>
+                <w:rFonts w:asciiTheme="minorHAnsi" w:hAnsiTheme="minorHAnsi" w:cstheme="minorHAnsi"/>
+                <w:sz w:val="18"/>
+              </w:rPr>
+              <w:t xml:space="preserve"> </w:t>
+            </w:r>
+            <w:r>
+              <w:rPr>
+                <w:rFonts w:asciiTheme="minorHAnsi" w:hAnsiTheme="minorHAnsi" w:cstheme="minorHAnsi"/>
+                <w:sz w:val="18"/>
+              </w:rPr>
+              <w:t>B</w:t>
+            </w:r>
+            <w:r>
+              <w:rPr>
+                <w:rFonts w:asciiTheme="minorHAnsi" w:hAnsiTheme="minorHAnsi" w:cstheme="minorHAnsi"/>
+                <w:sz w:val="18"/>
+              </w:rPr>
+              <w:t>aixa</w:t>
+            </w:r>
+          </w:p>
+        </w:tc>
+        <w:tc>
+          <w:tcPr>
+            <w:tcW w:w="1286" w:type="dxa"/>
+          </w:tcPr>
+          <w:p>
+            <w:pPr>
+              <w:jc w:val="center"/>
+              <w:rPr>
+                <w:rFonts w:cstheme="minorHAnsi"/>
+                <w:sz w:val="18"/>
+              </w:rPr>
+            </w:pPr>
+          </w:p>
+        </w:tc>
+        <w:tc>
+          <w:tcPr>
+            <w:tcW w:w="2800" w:type="dxa"/>
+          </w:tcPr>
+          <w:p>
+            <w:pPr>
+              <w:jc w:val="center"/>
+              <w:rPr>
+                <w:rFonts w:cstheme="minorHAnsi"/>
+                <w:sz w:val="18"/>
+              </w:rPr>
+            </w:pPr>
+          </w:p>
+        </w:tc>
+      </w:tr>
+      <w:tr>
+        <w:tc>
+          <w:tcPr>
+            <w:tcW w:w="421" w:type="dxa"/>
+          </w:tcPr>
+          <w:p>
+            <w:pPr>
+              <w:jc w:val="center"/>
+              <w:rPr>
+                <w:rFonts w:cstheme="minorHAnsi"/>
+                <w:sz w:val="18"/>
+              </w:rPr>
+            </w:pPr>
+            <w:r>
+              <w:rPr>
+                <w:rFonts w:cstheme="minorHAnsi"/>
+                <w:sz w:val="18"/>
+              </w:rPr>
+              <w:t>14</w:t>
+            </w:r>
+          </w:p>
+        </w:tc>
+        <w:tc>
+          <w:tcPr>
+            <w:tcW w:w="5127" w:type="dxa"/>
+          </w:tcPr>
+          <w:p>
+            <w:pPr>
+              <w:jc w:val="left"/>
+              <w:rPr>
+                <w:rFonts w:asciiTheme="minorHAnsi" w:hAnsiTheme="minorHAnsi" w:cstheme="minorHAnsi"/>
+                <w:b/>
+                <w:sz w:val="18"/>
+              </w:rPr>
+            </w:pPr>
+          </w:p>
+          <w:p>
+            <w:pPr>
+              <w:jc w:val="left"/>
+              <w:rPr>
+                <w:rFonts w:cstheme="minorHAnsi"/>
+                <w:b/>
+                <w:sz w:val="18"/>
+              </w:rPr>
+            </w:pPr>
+            <w:r>
+              <w:rPr>
+                <w:rFonts w:asciiTheme="minorHAnsi" w:hAnsiTheme="minorHAnsi" w:cstheme="minorHAnsi"/>
+                <w:b/>
+                <w:sz w:val="18"/>
+              </w:rPr>
+              <w:t>Título:</w:t>
+            </w:r>
+            <w:r>
+              <w:rPr>
+                <w:rFonts w:asciiTheme="minorHAnsi" w:hAnsiTheme="minorHAnsi" w:cstheme="minorHAnsi"/>
+                <w:b/>
+                <w:sz w:val="18"/>
+              </w:rPr>
+              <w:t xml:space="preserve"> </w:t>
+            </w:r>
+            <w:r>
+              <w:rPr>
+                <w:rFonts w:asciiTheme="minorHAnsi" w:hAnsiTheme="minorHAnsi" w:cstheme="minorHAnsi"/>
+                <w:sz w:val="18"/>
+              </w:rPr>
+              <w:t xml:space="preserve">Emitir relatório de </w:t>
+            </w:r>
+            <w:r>
+              <w:rPr>
+                <w:rFonts w:asciiTheme="minorHAnsi" w:hAnsiTheme="minorHAnsi" w:cstheme="minorHAnsi"/>
+                <w:sz w:val="18"/>
+              </w:rPr>
+              <w:t>presença</w:t>
+            </w:r>
+            <w:r>
+              <w:rPr>
+                <w:rFonts w:asciiTheme="minorHAnsi" w:hAnsiTheme="minorHAnsi" w:cstheme="minorHAnsi"/>
+                <w:sz w:val="18"/>
+              </w:rPr>
+              <w:t xml:space="preserve"> </w:t>
+            </w:r>
+            <w:r>
+              <w:rPr>
+                <w:rFonts w:asciiTheme="minorHAnsi" w:hAnsiTheme="minorHAnsi" w:cstheme="minorHAnsi"/>
+                <w:sz w:val="18"/>
+              </w:rPr>
+              <w:t xml:space="preserve">(filtro: </w:t>
+            </w:r>
+            <w:r>
+              <w:rPr>
+                <w:rFonts w:asciiTheme="minorHAnsi" w:hAnsiTheme="minorHAnsi" w:cstheme="minorHAnsi"/>
+                <w:sz w:val="18"/>
+              </w:rPr>
+              <w:t>turma</w:t>
+            </w:r>
+            <w:r>
+              <w:rPr>
+                <w:rFonts w:asciiTheme="minorHAnsi" w:hAnsiTheme="minorHAnsi" w:cstheme="minorHAnsi"/>
+                <w:sz w:val="18"/>
+              </w:rPr>
+              <w:t xml:space="preserve">, </w:t>
+            </w:r>
+            <w:r>
+              <w:rPr>
+                <w:rFonts w:asciiTheme="minorHAnsi" w:hAnsiTheme="minorHAnsi" w:cstheme="minorHAnsi"/>
+                <w:sz w:val="18"/>
+              </w:rPr>
+              <w:t>período, aluno</w:t>
+            </w:r>
+            <w:r>
+              <w:rPr>
+                <w:rFonts w:asciiTheme="minorHAnsi" w:hAnsiTheme="minorHAnsi" w:cstheme="minorHAnsi"/>
+                <w:sz w:val="18"/>
+              </w:rPr>
+              <w:t>)</w:t>
+            </w:r>
+            <w:r>
+              <w:rPr>
+                <w:rFonts w:asciiTheme="minorHAnsi" w:hAnsiTheme="minorHAnsi" w:cstheme="minorHAnsi"/>
+                <w:sz w:val="18"/>
+              </w:rPr>
+              <w:br/>
+            </w:r>
+            <w:r>
+              <w:rPr>
+                <w:rFonts w:asciiTheme="minorHAnsi" w:hAnsiTheme="minorHAnsi" w:cstheme="minorHAnsi"/>
+                <w:b/>
+                <w:sz w:val="18"/>
+              </w:rPr>
+              <w:t xml:space="preserve">Classificação: </w:t>
+            </w:r>
+            <w:r>
+              <w:rPr>
+                <w:rFonts w:asciiTheme="minorHAnsi" w:hAnsiTheme="minorHAnsi" w:cstheme="minorHAnsi"/>
+                <w:sz w:val="18"/>
+              </w:rPr>
+              <w:t>Saída</w:t>
+            </w:r>
+            <w:r>
+              <w:rPr>
+                <w:rFonts w:asciiTheme="minorHAnsi" w:hAnsiTheme="minorHAnsi" w:cstheme="minorHAnsi"/>
+                <w:sz w:val="18"/>
+              </w:rPr>
+              <w:br/>
+            </w:r>
+            <w:r>
+              <w:rPr>
+                <w:rFonts w:asciiTheme="minorHAnsi" w:hAnsiTheme="minorHAnsi" w:cstheme="minorHAnsi"/>
+                <w:b/>
+                <w:sz w:val="18"/>
+              </w:rPr>
+              <w:t>Complexidade de Implementação:</w:t>
+            </w:r>
+            <w:r>
+              <w:rPr>
+                <w:rFonts w:asciiTheme="minorHAnsi" w:hAnsiTheme="minorHAnsi" w:cstheme="minorHAnsi"/>
+                <w:sz w:val="18"/>
+              </w:rPr>
+              <w:t xml:space="preserve"> </w:t>
+            </w:r>
+            <w:r>
+              <w:rPr>
+                <w:rFonts w:asciiTheme="minorHAnsi" w:hAnsiTheme="minorHAnsi" w:cstheme="minorHAnsi"/>
+                <w:sz w:val="18"/>
+              </w:rPr>
+              <w:t>B</w:t>
+            </w:r>
+            <w:r>
+              <w:rPr>
+                <w:rFonts w:asciiTheme="minorHAnsi" w:hAnsiTheme="minorHAnsi" w:cstheme="minorHAnsi"/>
+                <w:sz w:val="18"/>
+              </w:rPr>
+              <w:t>aixa</w:t>
+            </w:r>
+          </w:p>
+        </w:tc>
+        <w:tc>
+          <w:tcPr>
+            <w:tcW w:w="1286" w:type="dxa"/>
+          </w:tcPr>
+          <w:p>
+            <w:pPr>
+              <w:jc w:val="center"/>
+              <w:rPr>
+                <w:rFonts w:cstheme="minorHAnsi"/>
+                <w:sz w:val="18"/>
+              </w:rPr>
+            </w:pPr>
+          </w:p>
+        </w:tc>
+        <w:tc>
+          <w:tcPr>
+            <w:tcW w:w="2800" w:type="dxa"/>
+          </w:tcPr>
+          <w:p>
+            <w:pPr>
+              <w:jc w:val="center"/>
+              <w:rPr>
+                <w:rFonts w:cstheme="minorHAnsi"/>
+                <w:sz w:val="18"/>
+              </w:rPr>
+            </w:pPr>
+          </w:p>
+        </w:tc>
+      </w:tr>
+      <w:tr>
+        <w:tc>
+          <w:tcPr>
+            <w:tcW w:w="421" w:type="dxa"/>
+          </w:tcPr>
+          <w:p>
+            <w:pPr>
+              <w:jc w:val="center"/>
+              <w:rPr>
+                <w:rFonts w:cstheme="minorHAnsi"/>
+                <w:sz w:val="18"/>
+              </w:rPr>
+            </w:pPr>
+            <w:r>
+              <w:rPr>
+                <w:rFonts w:cstheme="minorHAnsi"/>
+                <w:sz w:val="18"/>
+              </w:rPr>
+              <w:t>15</w:t>
+            </w:r>
+          </w:p>
+        </w:tc>
+        <w:tc>
+          <w:tcPr>
+            <w:tcW w:w="5127" w:type="dxa"/>
+          </w:tcPr>
+          <w:p>
+            <w:pPr>
+              <w:jc w:val="left"/>
+              <w:rPr>
+                <w:rFonts w:asciiTheme="minorHAnsi" w:hAnsiTheme="minorHAnsi" w:cstheme="minorHAnsi"/>
+                <w:b/>
+                <w:sz w:val="18"/>
+              </w:rPr>
+            </w:pPr>
+          </w:p>
+          <w:p>
+            <w:pPr>
+              <w:jc w:val="left"/>
+              <w:rPr>
+                <w:rFonts w:cstheme="minorHAnsi"/>
+                <w:b/>
+                <w:sz w:val="18"/>
+              </w:rPr>
+            </w:pPr>
+            <w:r>
+              <w:rPr>
+                <w:rFonts w:asciiTheme="minorHAnsi" w:hAnsiTheme="minorHAnsi" w:cstheme="minorHAnsi"/>
+                <w:b/>
+                <w:sz w:val="18"/>
+              </w:rPr>
+              <w:t>Título:</w:t>
+            </w:r>
+            <w:r>
+              <w:rPr>
+                <w:rFonts w:asciiTheme="minorHAnsi" w:hAnsiTheme="minorHAnsi" w:cstheme="minorHAnsi"/>
+                <w:b/>
+                <w:sz w:val="18"/>
+              </w:rPr>
+              <w:t xml:space="preserve"> </w:t>
+            </w:r>
+            <w:r>
+              <w:rPr>
+                <w:rFonts w:asciiTheme="minorHAnsi" w:hAnsiTheme="minorHAnsi" w:cstheme="minorHAnsi"/>
+                <w:sz w:val="18"/>
+              </w:rPr>
+              <w:t xml:space="preserve">Emitir </w:t>
+            </w:r>
+            <w:r>
+              <w:rPr>
+                <w:rFonts w:asciiTheme="minorHAnsi" w:hAnsiTheme="minorHAnsi" w:cstheme="minorHAnsi"/>
+                <w:sz w:val="18"/>
+              </w:rPr>
+              <w:t xml:space="preserve">DRE </w:t>
+            </w:r>
+            <w:r>
+              <w:rPr>
+                <w:rFonts w:asciiTheme="minorHAnsi" w:hAnsiTheme="minorHAnsi" w:cstheme="minorHAnsi"/>
+                <w:sz w:val="18"/>
+              </w:rPr>
+              <w:t>(Demonstrativo</w:t>
+            </w:r>
+            <w:r>
+              <w:rPr>
+                <w:rFonts w:asciiTheme="minorHAnsi" w:hAnsiTheme="minorHAnsi" w:cstheme="minorHAnsi"/>
+                <w:sz w:val="18"/>
+              </w:rPr>
+              <w:t xml:space="preserve"> de Resultado de Exercício) </w:t>
+            </w:r>
+            <w:r>
+              <w:rPr>
+                <w:rFonts w:asciiTheme="minorHAnsi" w:hAnsiTheme="minorHAnsi" w:cstheme="minorHAnsi"/>
+                <w:sz w:val="18"/>
+              </w:rPr>
+              <w:t>f</w:t>
+            </w:r>
+            <w:r>
+              <w:rPr>
+                <w:rFonts w:asciiTheme="minorHAnsi" w:hAnsiTheme="minorHAnsi" w:cstheme="minorHAnsi"/>
+                <w:sz w:val="18"/>
+              </w:rPr>
+              <w:t>iltro</w:t>
+            </w:r>
+            <w:r>
+              <w:rPr>
+                <w:rFonts w:asciiTheme="minorHAnsi" w:hAnsiTheme="minorHAnsi" w:cstheme="minorHAnsi"/>
+                <w:sz w:val="18"/>
+              </w:rPr>
+              <w:t xml:space="preserve">: mês específico, ano </w:t>
+            </w:r>
+            <w:r>
+              <w:rPr>
+                <w:rFonts w:asciiTheme="minorHAnsi" w:hAnsiTheme="minorHAnsi" w:cstheme="minorHAnsi"/>
+                <w:sz w:val="18"/>
+              </w:rPr>
+              <w:t>completo)</w:t>
+            </w:r>
+            <w:r>
+              <w:rPr>
+                <w:rFonts w:asciiTheme="minorHAnsi" w:hAnsiTheme="minorHAnsi" w:cstheme="minorHAnsi"/>
+                <w:sz w:val="18"/>
+              </w:rPr>
+              <w:br/>
+            </w:r>
+            <w:r>
+              <w:rPr>
+                <w:rFonts w:asciiTheme="minorHAnsi" w:hAnsiTheme="minorHAnsi" w:cstheme="minorHAnsi"/>
+                <w:b/>
+                <w:sz w:val="18"/>
+              </w:rPr>
+              <w:t xml:space="preserve">Classificação: </w:t>
+            </w:r>
+            <w:r>
+              <w:rPr>
+                <w:rFonts w:asciiTheme="minorHAnsi" w:hAnsiTheme="minorHAnsi" w:cstheme="minorHAnsi"/>
+                <w:sz w:val="18"/>
+              </w:rPr>
+              <w:t>Saída</w:t>
+            </w:r>
+            <w:r>
+              <w:rPr>
+                <w:rFonts w:asciiTheme="minorHAnsi" w:hAnsiTheme="minorHAnsi" w:cstheme="minorHAnsi"/>
+                <w:sz w:val="18"/>
+              </w:rPr>
+              <w:br/>
+            </w:r>
+            <w:r>
+              <w:rPr>
+                <w:rFonts w:asciiTheme="minorHAnsi" w:hAnsiTheme="minorHAnsi" w:cstheme="minorHAnsi"/>
+                <w:b/>
+                <w:sz w:val="18"/>
+              </w:rPr>
+              <w:t>Complexidade de Implementação:</w:t>
+            </w:r>
+            <w:r>
+              <w:rPr>
+                <w:rFonts w:asciiTheme="minorHAnsi" w:hAnsiTheme="minorHAnsi" w:cstheme="minorHAnsi"/>
+                <w:sz w:val="18"/>
+              </w:rPr>
+              <w:t xml:space="preserve"> </w:t>
+            </w:r>
+            <w:r>
+              <w:rPr>
+                <w:rFonts w:asciiTheme="minorHAnsi" w:hAnsiTheme="minorHAnsi" w:cstheme="minorHAnsi"/>
+                <w:sz w:val="18"/>
+              </w:rPr>
+              <w:t>média</w:t>
+            </w:r>
+          </w:p>
+        </w:tc>
+        <w:tc>
+          <w:tcPr>
+            <w:tcW w:w="1286" w:type="dxa"/>
+          </w:tcPr>
+          <w:p>
+            <w:pPr>
+              <w:jc w:val="center"/>
+              <w:rPr>
+                <w:rFonts w:cstheme="minorHAnsi"/>
+                <w:sz w:val="18"/>
+              </w:rPr>
+            </w:pPr>
+          </w:p>
+        </w:tc>
+        <w:tc>
+          <w:tcPr>
+            <w:tcW w:w="2800" w:type="dxa"/>
+          </w:tcPr>
+          <w:p>
+            <w:pPr>
+              <w:jc w:val="center"/>
+              <w:rPr>
+                <w:rFonts w:cstheme="minorHAnsi"/>
+                <w:sz w:val="18"/>
+              </w:rPr>
+            </w:pPr>
+          </w:p>
+        </w:tc>
+      </w:tr>
+      <w:tr>
+        <w:tc>
+          <w:tcPr>
+            <w:tcW w:w="421" w:type="dxa"/>
+          </w:tcPr>
+          <w:p>
+            <w:pPr>
+              <w:jc w:val="center"/>
+              <w:rPr>
+                <w:rFonts w:cstheme="minorHAnsi"/>
+                <w:sz w:val="18"/>
+              </w:rPr>
+            </w:pPr>
+            <w:r>
+              <w:rPr>
+                <w:rFonts w:cstheme="minorHAnsi"/>
+                <w:sz w:val="18"/>
+              </w:rPr>
+              <w:t>16</w:t>
+            </w:r>
+          </w:p>
+        </w:tc>
+        <w:tc>
+          <w:tcPr>
+            <w:tcW w:w="5127" w:type="dxa"/>
+          </w:tcPr>
+          <w:p>
+            <w:pPr>
+              <w:jc w:val="left"/>
+              <w:rPr>
+                <w:rFonts w:asciiTheme="minorHAnsi" w:hAnsiTheme="minorHAnsi" w:cstheme="minorHAnsi"/>
+                <w:b/>
+                <w:sz w:val="18"/>
+              </w:rPr>
+            </w:pPr>
+          </w:p>
+          <w:p>
+            <w:pPr>
+              <w:jc w:val="left"/>
+              <w:rPr>
+                <w:rFonts w:asciiTheme="minorHAnsi" w:hAnsiTheme="minorHAnsi" w:cstheme="minorHAnsi"/>
+                <w:b/>
+                <w:sz w:val="18"/>
+              </w:rPr>
+            </w:pPr>
+            <w:r>
+              <w:rPr>
+                <w:rFonts w:asciiTheme="minorHAnsi" w:hAnsiTheme="minorHAnsi" w:cstheme="minorHAnsi"/>
+                <w:b/>
+                <w:sz w:val="18"/>
+              </w:rPr>
+              <w:t>Título</w:t>
+            </w:r>
+            <w:r>
+              <w:rPr>
+                <w:rFonts w:asciiTheme="minorHAnsi" w:hAnsiTheme="minorHAnsi" w:cstheme="minorHAnsi"/>
+                <w:b/>
+                <w:sz w:val="18"/>
+              </w:rPr>
+              <w:t xml:space="preserve">: </w:t>
+            </w:r>
+            <w:r>
+              <w:rPr>
+                <w:rFonts w:asciiTheme="minorHAnsi" w:hAnsiTheme="minorHAnsi" w:cstheme="minorHAnsi"/>
+                <w:bCs/>
+                <w:sz w:val="18"/>
+              </w:rPr>
+              <w:t>Consultar agenda de aulas do professor</w:t>
+            </w:r>
+            <w:r>
+              <w:rPr>
+                <w:rFonts w:asciiTheme="minorHAnsi" w:hAnsiTheme="minorHAnsi" w:cstheme="minorHAnsi"/>
+                <w:b/>
+                <w:sz w:val="18"/>
+              </w:rPr>
+              <w:br/>
+              <w:t xml:space="preserve">Classificação: </w:t>
+            </w:r>
+            <w:r>
+              <w:rPr>
+                <w:rFonts w:asciiTheme="minorHAnsi" w:hAnsiTheme="minorHAnsi" w:cstheme="minorHAnsi"/>
+                <w:bCs/>
+                <w:sz w:val="18"/>
+              </w:rPr>
+              <w:t>Fundamental</w:t>
+            </w:r>
+            <w:r>
+              <w:rPr>
+                <w:rFonts w:asciiTheme="minorHAnsi" w:hAnsiTheme="minorHAnsi" w:cstheme="minorHAnsi"/>
+                <w:sz w:val="18"/>
+              </w:rPr>
+              <w:br/>
+            </w:r>
+            <w:r>
+              <w:rPr>
+                <w:rFonts w:asciiTheme="minorHAnsi" w:hAnsiTheme="minorHAnsi" w:cstheme="minorHAnsi"/>
+                <w:b/>
+                <w:sz w:val="18"/>
+              </w:rPr>
+              <w:t>Complexidade de Implementação:</w:t>
+            </w:r>
+            <w:r>
+              <w:rPr>
+                <w:rFonts w:asciiTheme="minorHAnsi" w:hAnsiTheme="minorHAnsi" w:cstheme="minorHAnsi"/>
+                <w:sz w:val="18"/>
+              </w:rPr>
+              <w:t xml:space="preserve"> </w:t>
+            </w:r>
+            <w:r>
+              <w:rPr>
+                <w:rFonts w:asciiTheme="minorHAnsi" w:hAnsiTheme="minorHAnsi" w:cstheme="minorHAnsi"/>
+                <w:sz w:val="18"/>
+              </w:rPr>
+              <w:t>média</w:t>
+            </w:r>
+          </w:p>
+        </w:tc>
+        <w:tc>
+          <w:tcPr>
+            <w:tcW w:w="1286" w:type="dxa"/>
+          </w:tcPr>
+          <w:p>
+            <w:pPr>
+              <w:jc w:val="center"/>
+              <w:rPr>
+                <w:rFonts w:cstheme="minorHAnsi"/>
+                <w:sz w:val="18"/>
+              </w:rPr>
+            </w:pPr>
+          </w:p>
+        </w:tc>
+        <w:tc>
+          <w:tcPr>
+            <w:tcW w:w="2800" w:type="dxa"/>
+          </w:tcPr>
+          <w:p>
+            <w:pPr>
               <w:jc w:val="left"/>
               <w:rPr>
                 <w:rFonts w:asciiTheme="minorHAnsi" w:hAnsiTheme="minorHAnsi" w:cstheme="minorHAnsi"/>
@@ -5185,51 +5819,10 @@
       </w:pPr>
       <w:bookmarkStart w:id="11" w:name="_Toc204880581"/>
       <w:r>
+        <w:lastRenderedPageBreak/>
         <w:t>2.2 Modelo Conceitual de Classes</w:t>
       </w:r>
       <w:bookmarkEnd w:id="11"/>
-    </w:p>
-    <w:p>
-      <w:r>
-        <w:t>A seguir é apresentando o modelo conceitual que fornece uma visão clara e compreensível do domínio do sistema, ajudando a entender o que precisa ser implementado.</w:t>
-      </w:r>
-    </w:p>
-    <w:p>
-      <w:pPr>
-        <w:pStyle w:val="Exemplo"/>
-        <w:numPr>
-          <w:ilvl w:val="0"/>
-          <w:numId w:val="0"/>
-        </w:numPr>
-      </w:pPr>
-      <w:r>
-        <w:t>INSTRUÇÕES</w:t>
-      </w:r>
-    </w:p>
-    <w:p>
-      <w:pPr>
-        <w:pStyle w:val="Exemplo"/>
-      </w:pPr>
-      <w:r>
-        <w:lastRenderedPageBreak/>
-        <w:t xml:space="preserve">O </w:t>
-      </w:r>
-      <w:r>
-        <w:rPr>
-          <w:rStyle w:val="Forte"/>
-          <w:b w:val="0"/>
-        </w:rPr>
-        <w:t>modelo conceitual</w:t>
-      </w:r>
-      <w:r>
-        <w:t xml:space="preserve"> em é uma representação abstrata de como o sistema funcionará, com foco nas entidades principais, suas características e as relações entre elas. Serve para comunicar claramente os conceitos e funcionalidades do sistema para todas as partes envolvidas no projeto.</w:t>
-      </w:r>
-      <w:r>
-        <w:t xml:space="preserve"> </w:t>
-      </w:r>
-      <w:r>
-        <w:t>Diagrama de Classes sem métodos e sem atributos</w:t>
-      </w:r>
     </w:p>
     <w:p>
       <w:pPr>
@@ -5240,6 +5833,59 @@
         </w:numPr>
         <w:ind w:left="720"/>
       </w:pPr>
+      <w:r>
+        <w:rPr>
+          <w:noProof/>
+        </w:rPr>
+        <w:drawing>
+          <wp:inline distT="0" distB="0" distL="0" distR="0" wp14:anchorId="671C6DE0" wp14:editId="6989E16A">
+            <wp:extent cx="6115685" cy="6115685"/>
+            <wp:effectExtent l="0" t="0" r="0" b="0"/>
+            <wp:docPr id="998562395" name="Imagem 6"/>
+            <wp:cNvGraphicFramePr>
+              <a:graphicFrameLocks xmlns:a="http://schemas.openxmlformats.org/drawingml/2006/main" noChangeAspect="1"/>
+            </wp:cNvGraphicFramePr>
+            <a:graphic xmlns:a="http://schemas.openxmlformats.org/drawingml/2006/main">
+              <a:graphicData uri="http://schemas.openxmlformats.org/drawingml/2006/picture">
+                <pic:pic xmlns:pic="http://schemas.openxmlformats.org/drawingml/2006/picture">
+                  <pic:nvPicPr>
+                    <pic:cNvPr id="0" name="Picture 2"/>
+                    <pic:cNvPicPr>
+                      <a:picLocks noChangeAspect="1" noChangeArrowheads="1"/>
+                    </pic:cNvPicPr>
+                  </pic:nvPicPr>
+                  <pic:blipFill>
+                    <a:blip r:embed="rId14">
+                      <a:extLst>
+                        <a:ext uri="{28A0092B-C50C-407E-A947-70E740481C1C}">
+                          <a14:useLocalDpi xmlns:a14="http://schemas.microsoft.com/office/drawing/2010/main" val="0"/>
+                        </a:ext>
+                      </a:extLst>
+                    </a:blip>
+                    <a:srcRect/>
+                    <a:stretch>
+                      <a:fillRect/>
+                    </a:stretch>
+                  </pic:blipFill>
+                  <pic:spPr bwMode="auto">
+                    <a:xfrm>
+                      <a:off x="0" y="0"/>
+                      <a:ext cx="6115685" cy="6115685"/>
+                    </a:xfrm>
+                    <a:prstGeom prst="rect">
+                      <a:avLst/>
+                    </a:prstGeom>
+                    <a:noFill/>
+                    <a:ln>
+                      <a:noFill/>
+                    </a:ln>
+                  </pic:spPr>
+                </pic:pic>
+              </a:graphicData>
+            </a:graphic>
+          </wp:inline>
+        </w:drawing>
+      </w:r>
     </w:p>
     <w:p/>
     <w:p>
@@ -5320,7 +5966,7 @@
                 <w:rFonts w:asciiTheme="minorHAnsi" w:hAnsiTheme="minorHAnsi" w:cstheme="minorHAnsi"/>
                 <w:sz w:val="18"/>
               </w:rPr>
-              <w:t>Como diretoria da escola, quero gerenciar pessoas (cadastrar, consultar, editar e inativar alunos, responsáveis, professores e diretoria), para organizar corretamente os vínculos acadêmicos e financeiros do sistema e controlar acessos quando aplicável.</w:t>
+              <w:t>Como membro da diretoria, quero gerenciar pessoas (cadastrar, consultar, editar e inativar alunos, responsáveis, professores e diretoria), para organizar corretamente os vínculos acadêmicos e financeiros do sistema, manter a integridade histórica dos dados e controlar os acessos ao sistema conforme o perfil.</w:t>
             </w:r>
           </w:p>
         </w:tc>
@@ -5347,6 +5993,7 @@
                 <w:sz w:val="22"/>
                 <w:szCs w:val="22"/>
               </w:rPr>
+              <w:lastRenderedPageBreak/>
               <w:t>Especificação do Requisit</w:t>
             </w:r>
             <w:r>
@@ -5406,41 +6053,43 @@
                 <w:sz w:val="18"/>
                 <w:szCs w:val="18"/>
               </w:rPr>
-              <w:t>Permitir o gerenciamento completo das pessoas da escola por meio de operações CRUD, com controle de perfil e regras específicas para cada tipo.</w:t>
-            </w:r>
-          </w:p>
-          <w:p>
-            <w:pPr>
+              <w:t>Permitir o gerenciamento completo das pessoas da escola por meio de operações CRUD (</w:t>
+            </w:r>
+            <w:proofErr w:type="spellStart"/>
+            <w:r>
               <w:rPr>
                 <w:rFonts w:asciiTheme="minorHAnsi" w:hAnsiTheme="minorHAnsi" w:cstheme="minorHAnsi"/>
                 <w:sz w:val="18"/>
                 <w:szCs w:val="18"/>
               </w:rPr>
-            </w:pPr>
+              <w:t>Create</w:t>
+            </w:r>
+            <w:proofErr w:type="spellEnd"/>
             <w:r>
               <w:rPr>
                 <w:rFonts w:asciiTheme="minorHAnsi" w:hAnsiTheme="minorHAnsi" w:cstheme="minorHAnsi"/>
                 <w:sz w:val="18"/>
                 <w:szCs w:val="18"/>
               </w:rPr>
-              <w:t>Os tipos de pessoa serão</w:t>
-            </w:r>
-          </w:p>
-          <w:p>
-            <w:pPr>
+              <w:t xml:space="preserve">, </w:t>
+            </w:r>
+            <w:proofErr w:type="spellStart"/>
+            <w:r>
               <w:rPr>
                 <w:rFonts w:asciiTheme="minorHAnsi" w:hAnsiTheme="minorHAnsi" w:cstheme="minorHAnsi"/>
                 <w:sz w:val="18"/>
                 <w:szCs w:val="18"/>
               </w:rPr>
-            </w:pPr>
+              <w:t>Read</w:t>
+            </w:r>
+            <w:proofErr w:type="spellEnd"/>
             <w:r>
               <w:rPr>
                 <w:rFonts w:asciiTheme="minorHAnsi" w:hAnsiTheme="minorHAnsi" w:cstheme="minorHAnsi"/>
                 <w:sz w:val="18"/>
                 <w:szCs w:val="18"/>
               </w:rPr>
-              <w:t>Al</w:t>
+              <w:t>, Update, Inativação lógica), respeitando regras específicas de cada tipo de pessoa e garantindo integridade relacional com turmas, mensalidades e controle de acesso.</w:t>
             </w:r>
             <w:r>
               <w:rPr>
@@ -5448,127 +6097,41 @@
                 <w:sz w:val="18"/>
                 <w:szCs w:val="18"/>
               </w:rPr>
-              <w:t xml:space="preserve">unos – </w:t>
-            </w:r>
-            <w:r>
+              <w:t xml:space="preserve"> </w:t>
+            </w:r>
+          </w:p>
+          <w:p>
+            <w:pPr>
               <w:rPr>
                 <w:rFonts w:asciiTheme="minorHAnsi" w:hAnsiTheme="minorHAnsi" w:cstheme="minorHAnsi"/>
                 <w:sz w:val="18"/>
                 <w:szCs w:val="18"/>
               </w:rPr>
-              <w:t>Responsável</w:t>
-            </w:r>
+            </w:pPr>
             <w:r>
               <w:rPr>
                 <w:rFonts w:asciiTheme="minorHAnsi" w:hAnsiTheme="minorHAnsi" w:cstheme="minorHAnsi"/>
                 <w:sz w:val="18"/>
                 <w:szCs w:val="18"/>
               </w:rPr>
-              <w:t xml:space="preserve"> – </w:t>
-            </w:r>
-            <w:r>
+              <w:t>2. Tipos de Pessoa</w:t>
+            </w:r>
+          </w:p>
+          <w:p>
+            <w:pPr>
               <w:rPr>
                 <w:rFonts w:asciiTheme="minorHAnsi" w:hAnsiTheme="minorHAnsi" w:cstheme="minorHAnsi"/>
                 <w:sz w:val="18"/>
                 <w:szCs w:val="18"/>
               </w:rPr>
-              <w:t>Professor</w:t>
-            </w:r>
+            </w:pPr>
             <w:r>
               <w:rPr>
                 <w:rFonts w:asciiTheme="minorHAnsi" w:hAnsiTheme="minorHAnsi" w:cstheme="minorHAnsi"/>
                 <w:sz w:val="18"/>
                 <w:szCs w:val="18"/>
               </w:rPr>
-              <w:t xml:space="preserve"> – </w:t>
-            </w:r>
-            <w:r>
-              <w:rPr>
-                <w:rFonts w:asciiTheme="minorHAnsi" w:hAnsiTheme="minorHAnsi" w:cstheme="minorHAnsi"/>
-                <w:sz w:val="18"/>
-                <w:szCs w:val="18"/>
-              </w:rPr>
-              <w:t>Diretoria</w:t>
-            </w:r>
-            <w:r>
-              <w:rPr>
-                <w:rFonts w:asciiTheme="minorHAnsi" w:hAnsiTheme="minorHAnsi" w:cstheme="minorHAnsi"/>
-                <w:sz w:val="18"/>
-                <w:szCs w:val="18"/>
-              </w:rPr>
-              <w:t xml:space="preserve"> </w:t>
-            </w:r>
-          </w:p>
-          <w:p>
-            <w:pPr>
-              <w:rPr>
-                <w:rFonts w:asciiTheme="minorHAnsi" w:hAnsiTheme="minorHAnsi" w:cstheme="minorHAnsi"/>
-                <w:sz w:val="18"/>
-                <w:szCs w:val="18"/>
-              </w:rPr>
-            </w:pPr>
-            <w:r>
-              <w:rPr>
-                <w:rFonts w:asciiTheme="minorHAnsi" w:hAnsiTheme="minorHAnsi" w:cstheme="minorHAnsi"/>
-                <w:sz w:val="18"/>
-                <w:szCs w:val="18"/>
-              </w:rPr>
-              <w:t>2. Regras por Tipo de Pessoa</w:t>
-            </w:r>
-          </w:p>
-          <w:p>
-            <w:pPr>
-              <w:rPr>
-                <w:rFonts w:asciiTheme="minorHAnsi" w:hAnsiTheme="minorHAnsi" w:cstheme="minorHAnsi"/>
-                <w:b/>
-                <w:bCs/>
-                <w:sz w:val="18"/>
-                <w:szCs w:val="18"/>
-              </w:rPr>
-            </w:pPr>
-            <w:r>
-              <w:rPr>
-                <w:rFonts w:asciiTheme="minorHAnsi" w:hAnsiTheme="minorHAnsi" w:cstheme="minorHAnsi"/>
-                <w:b/>
-                <w:bCs/>
-                <w:sz w:val="18"/>
-                <w:szCs w:val="18"/>
-              </w:rPr>
-              <w:t>2.1 Aluno</w:t>
-            </w:r>
-          </w:p>
-          <w:p>
-            <w:pPr>
-              <w:rPr>
-                <w:rFonts w:asciiTheme="minorHAnsi" w:hAnsiTheme="minorHAnsi" w:cstheme="minorHAnsi"/>
-                <w:sz w:val="18"/>
-                <w:szCs w:val="18"/>
-              </w:rPr>
-            </w:pPr>
-            <w:r>
-              <w:rPr>
-                <w:rFonts w:asciiTheme="minorHAnsi" w:hAnsiTheme="minorHAnsi" w:cstheme="minorHAnsi"/>
-                <w:sz w:val="18"/>
-                <w:szCs w:val="18"/>
-              </w:rPr>
-              <w:t>Cadastro administrativo.</w:t>
-            </w:r>
-          </w:p>
-          <w:p>
-            <w:pPr>
-              <w:rPr>
-                <w:rFonts w:asciiTheme="minorHAnsi" w:hAnsiTheme="minorHAnsi" w:cstheme="minorHAnsi"/>
-                <w:sz w:val="18"/>
-                <w:szCs w:val="18"/>
-              </w:rPr>
-            </w:pPr>
-            <w:r>
-              <w:rPr>
-                <w:rFonts w:asciiTheme="minorHAnsi" w:hAnsiTheme="minorHAnsi" w:cstheme="minorHAnsi"/>
-                <w:sz w:val="18"/>
-                <w:szCs w:val="18"/>
-              </w:rPr>
-              <w:t>Campos obrigatórios:</w:t>
+              <w:t>O sistema trabalhará com um modelo de especialização:</w:t>
             </w:r>
           </w:p>
           <w:p>
@@ -5576,7 +6139,7 @@
               <w:pStyle w:val="PargrafodaLista"/>
               <w:numPr>
                 <w:ilvl w:val="0"/>
-                <w:numId w:val="19"/>
+                <w:numId w:val="27"/>
               </w:numPr>
               <w:rPr>
                 <w:rFonts w:asciiTheme="minorHAnsi" w:hAnsiTheme="minorHAnsi" w:cstheme="minorHAnsi"/>
@@ -5590,7 +6153,7 @@
                 <w:sz w:val="18"/>
                 <w:szCs w:val="18"/>
               </w:rPr>
-              <w:t>Nome completo</w:t>
+              <w:t>Pessoa (entidade base)</w:t>
             </w:r>
           </w:p>
           <w:p>
@@ -5598,7 +6161,7 @@
               <w:pStyle w:val="PargrafodaLista"/>
               <w:numPr>
                 <w:ilvl w:val="0"/>
-                <w:numId w:val="19"/>
+                <w:numId w:val="27"/>
               </w:numPr>
               <w:rPr>
                 <w:rFonts w:asciiTheme="minorHAnsi" w:hAnsiTheme="minorHAnsi" w:cstheme="minorHAnsi"/>
@@ -5612,7 +6175,7 @@
                 <w:sz w:val="18"/>
                 <w:szCs w:val="18"/>
               </w:rPr>
-              <w:t>Data de nascimento</w:t>
+              <w:t>Aluno</w:t>
             </w:r>
           </w:p>
           <w:p>
@@ -5620,7 +6183,7 @@
               <w:pStyle w:val="PargrafodaLista"/>
               <w:numPr>
                 <w:ilvl w:val="0"/>
-                <w:numId w:val="19"/>
+                <w:numId w:val="27"/>
               </w:numPr>
               <w:rPr>
                 <w:rFonts w:asciiTheme="minorHAnsi" w:hAnsiTheme="minorHAnsi" w:cstheme="minorHAnsi"/>
@@ -5634,7 +6197,7 @@
                 <w:sz w:val="18"/>
                 <w:szCs w:val="18"/>
               </w:rPr>
-              <w:t>Data de matrícula</w:t>
+              <w:t>Responsável</w:t>
             </w:r>
           </w:p>
           <w:p>
@@ -5642,7 +6205,7 @@
               <w:pStyle w:val="PargrafodaLista"/>
               <w:numPr>
                 <w:ilvl w:val="0"/>
-                <w:numId w:val="19"/>
+                <w:numId w:val="27"/>
               </w:numPr>
               <w:rPr>
                 <w:rFonts w:asciiTheme="minorHAnsi" w:hAnsiTheme="minorHAnsi" w:cstheme="minorHAnsi"/>
@@ -5656,24 +6219,7 @@
                 <w:sz w:val="18"/>
                 <w:szCs w:val="18"/>
               </w:rPr>
-              <w:t>Turma vinculada</w:t>
-            </w:r>
-          </w:p>
-          <w:p>
-            <w:pPr>
-              <w:rPr>
-                <w:rFonts w:asciiTheme="minorHAnsi" w:hAnsiTheme="minorHAnsi" w:cstheme="minorHAnsi"/>
-                <w:sz w:val="18"/>
-                <w:szCs w:val="18"/>
-              </w:rPr>
-            </w:pPr>
-            <w:r>
-              <w:rPr>
-                <w:rFonts w:asciiTheme="minorHAnsi" w:hAnsiTheme="minorHAnsi" w:cstheme="minorHAnsi"/>
-                <w:sz w:val="18"/>
-                <w:szCs w:val="18"/>
-              </w:rPr>
-              <w:t>Relacionamentos:</w:t>
+              <w:t>Professor</w:t>
             </w:r>
           </w:p>
           <w:p>
@@ -5681,7 +6227,7 @@
               <w:pStyle w:val="PargrafodaLista"/>
               <w:numPr>
                 <w:ilvl w:val="0"/>
-                <w:numId w:val="20"/>
+                <w:numId w:val="27"/>
               </w:numPr>
               <w:rPr>
                 <w:rFonts w:asciiTheme="minorHAnsi" w:hAnsiTheme="minorHAnsi" w:cstheme="minorHAnsi"/>
@@ -5695,7 +6241,32 @@
                 <w:sz w:val="18"/>
                 <w:szCs w:val="18"/>
               </w:rPr>
-              <w:t>1 aluno pertence a 1 ou mais turmas.</w:t>
+              <w:t>Diretoria</w:t>
+            </w:r>
+            <w:r>
+              <w:rPr>
+                <w:rFonts w:asciiTheme="minorHAnsi" w:hAnsiTheme="minorHAnsi" w:cstheme="minorHAnsi"/>
+                <w:sz w:val="18"/>
+                <w:szCs w:val="18"/>
+              </w:rPr>
+              <w:t xml:space="preserve"> </w:t>
+            </w:r>
+          </w:p>
+          <w:p>
+            <w:pPr>
+              <w:rPr>
+                <w:rFonts w:asciiTheme="minorHAnsi" w:hAnsiTheme="minorHAnsi" w:cstheme="minorHAnsi"/>
+                <w:sz w:val="18"/>
+                <w:szCs w:val="18"/>
+              </w:rPr>
+            </w:pPr>
+            <w:r>
+              <w:rPr>
+                <w:rFonts w:asciiTheme="minorHAnsi" w:hAnsiTheme="minorHAnsi" w:cstheme="minorHAnsi"/>
+                <w:sz w:val="18"/>
+                <w:szCs w:val="18"/>
+              </w:rPr>
+              <w:t>3. Regras Gerais</w:t>
             </w:r>
           </w:p>
           <w:p>
@@ -5703,7 +6274,7 @@
               <w:pStyle w:val="PargrafodaLista"/>
               <w:numPr>
                 <w:ilvl w:val="0"/>
-                <w:numId w:val="20"/>
+                <w:numId w:val="29"/>
               </w:numPr>
               <w:rPr>
                 <w:rFonts w:asciiTheme="minorHAnsi" w:hAnsiTheme="minorHAnsi" w:cstheme="minorHAnsi"/>
@@ -5717,7 +6288,7 @@
                 <w:sz w:val="18"/>
                 <w:szCs w:val="18"/>
               </w:rPr>
-              <w:t>1 aluno pode ter 0 ou 1 responsável (caso maior).</w:t>
+              <w:t>CPF deve ser único no sistema.</w:t>
             </w:r>
           </w:p>
           <w:p>
@@ -5725,7 +6296,7 @@
               <w:pStyle w:val="PargrafodaLista"/>
               <w:numPr>
                 <w:ilvl w:val="0"/>
-                <w:numId w:val="20"/>
+                <w:numId w:val="29"/>
               </w:numPr>
               <w:rPr>
                 <w:rFonts w:asciiTheme="minorHAnsi" w:hAnsiTheme="minorHAnsi" w:cstheme="minorHAnsi"/>
@@ -5739,65 +6310,7 @@
                 <w:sz w:val="18"/>
                 <w:szCs w:val="18"/>
               </w:rPr>
-              <w:t>1 responsável pode estar vinculado a vários alunos.</w:t>
-            </w:r>
-          </w:p>
-          <w:p>
-            <w:pPr>
-              <w:spacing w:line="259" w:lineRule="auto"/>
-              <w:rPr>
-                <w:rFonts w:asciiTheme="minorHAnsi" w:hAnsiTheme="minorHAnsi" w:cstheme="minorHAnsi"/>
-                <w:b/>
-                <w:bCs/>
-                <w:sz w:val="18"/>
-                <w:szCs w:val="18"/>
-              </w:rPr>
-            </w:pPr>
-            <w:r>
-              <w:rPr>
-                <w:rFonts w:asciiTheme="minorHAnsi" w:hAnsiTheme="minorHAnsi" w:cstheme="minorHAnsi"/>
-                <w:b/>
-                <w:bCs/>
-                <w:sz w:val="18"/>
-                <w:szCs w:val="18"/>
-              </w:rPr>
-              <w:t>2.2 Responsável</w:t>
-            </w:r>
-          </w:p>
-          <w:p>
-            <w:pPr>
-              <w:spacing w:line="259" w:lineRule="auto"/>
-              <w:rPr>
-                <w:rFonts w:asciiTheme="minorHAnsi" w:hAnsiTheme="minorHAnsi" w:cstheme="minorHAnsi"/>
-                <w:sz w:val="18"/>
-                <w:szCs w:val="18"/>
-              </w:rPr>
-            </w:pPr>
-            <w:r>
-              <w:rPr>
-                <w:rFonts w:asciiTheme="minorHAnsi" w:hAnsiTheme="minorHAnsi" w:cstheme="minorHAnsi"/>
-                <w:sz w:val="18"/>
-                <w:szCs w:val="18"/>
-              </w:rPr>
-              <w:t>Cadastro administrativo.</w:t>
-            </w:r>
-          </w:p>
-          <w:p>
-            <w:pPr>
-              <w:spacing w:line="259" w:lineRule="auto"/>
-              <w:rPr>
-                <w:rFonts w:asciiTheme="minorHAnsi" w:hAnsiTheme="minorHAnsi" w:cstheme="minorHAnsi"/>
-                <w:sz w:val="18"/>
-                <w:szCs w:val="18"/>
-              </w:rPr>
-            </w:pPr>
-            <w:r>
-              <w:rPr>
-                <w:rFonts w:asciiTheme="minorHAnsi" w:hAnsiTheme="minorHAnsi" w:cstheme="minorHAnsi"/>
-                <w:sz w:val="18"/>
-                <w:szCs w:val="18"/>
-              </w:rPr>
-              <w:t>Campos:</w:t>
+              <w:t>Exclusão apenas lógica (campo status = ATIVO/INATIVO).</w:t>
             </w:r>
           </w:p>
           <w:p>
@@ -5805,7 +6318,7 @@
               <w:pStyle w:val="PargrafodaLista"/>
               <w:numPr>
                 <w:ilvl w:val="0"/>
-                <w:numId w:val="21"/>
+                <w:numId w:val="29"/>
               </w:numPr>
               <w:rPr>
                 <w:rFonts w:asciiTheme="minorHAnsi" w:hAnsiTheme="minorHAnsi" w:cstheme="minorHAnsi"/>
@@ -5819,7 +6332,7 @@
                 <w:sz w:val="18"/>
                 <w:szCs w:val="18"/>
               </w:rPr>
-              <w:t>Nome completo</w:t>
+              <w:t>Não permitir inativação de aluno com mensalidades pendentes sem confirmação explícita.</w:t>
             </w:r>
           </w:p>
           <w:p>
@@ -5827,7 +6340,7 @@
               <w:pStyle w:val="PargrafodaLista"/>
               <w:numPr>
                 <w:ilvl w:val="0"/>
-                <w:numId w:val="21"/>
+                <w:numId w:val="29"/>
               </w:numPr>
               <w:rPr>
                 <w:rFonts w:asciiTheme="minorHAnsi" w:hAnsiTheme="minorHAnsi" w:cstheme="minorHAnsi"/>
@@ -5841,7 +6354,7 @@
                 <w:sz w:val="18"/>
                 <w:szCs w:val="18"/>
               </w:rPr>
-              <w:t xml:space="preserve">CPF </w:t>
+              <w:t>Busca por nome, CPF ou tipo.</w:t>
             </w:r>
           </w:p>
           <w:p>
@@ -5849,7 +6362,7 @@
               <w:pStyle w:val="PargrafodaLista"/>
               <w:numPr>
                 <w:ilvl w:val="0"/>
-                <w:numId w:val="21"/>
+                <w:numId w:val="29"/>
               </w:numPr>
               <w:rPr>
                 <w:rFonts w:asciiTheme="minorHAnsi" w:hAnsiTheme="minorHAnsi" w:cstheme="minorHAnsi"/>
@@ -5863,7 +6376,7 @@
                 <w:sz w:val="18"/>
                 <w:szCs w:val="18"/>
               </w:rPr>
-              <w:t>Telefone 1</w:t>
+              <w:t>Listagem paginada.</w:t>
             </w:r>
           </w:p>
           <w:p>
@@ -5871,7 +6384,7 @@
               <w:pStyle w:val="PargrafodaLista"/>
               <w:numPr>
                 <w:ilvl w:val="0"/>
-                <w:numId w:val="21"/>
+                <w:numId w:val="29"/>
               </w:numPr>
               <w:rPr>
                 <w:rFonts w:asciiTheme="minorHAnsi" w:hAnsiTheme="minorHAnsi" w:cstheme="minorHAnsi"/>
@@ -5885,7 +6398,7 @@
                 <w:sz w:val="18"/>
                 <w:szCs w:val="18"/>
               </w:rPr>
-              <w:t>Telefone 2 (opcional – opção de ser da própria aluna)</w:t>
+              <w:t>Professor e Diretoria obrigatoriamente possuem usuário de acesso.</w:t>
             </w:r>
           </w:p>
           <w:p>
@@ -5893,7 +6406,7 @@
               <w:pStyle w:val="PargrafodaLista"/>
               <w:numPr>
                 <w:ilvl w:val="0"/>
-                <w:numId w:val="21"/>
+                <w:numId w:val="29"/>
               </w:numPr>
               <w:rPr>
                 <w:rFonts w:asciiTheme="minorHAnsi" w:hAnsiTheme="minorHAnsi" w:cstheme="minorHAnsi"/>
@@ -5907,8 +6420,66 @@
                 <w:sz w:val="18"/>
                 <w:szCs w:val="18"/>
               </w:rPr>
-              <w:lastRenderedPageBreak/>
-              <w:t>E-mail</w:t>
+              <w:t>Aluno e Responsável não possuem acesso nesta versão.</w:t>
+            </w:r>
+          </w:p>
+          <w:p>
+            <w:pPr>
+              <w:spacing w:before="100" w:beforeAutospacing="1" w:after="100" w:afterAutospacing="1"/>
+              <w:jc w:val="left"/>
+              <w:outlineLvl w:val="1"/>
+              <w:rPr>
+                <w:rFonts w:asciiTheme="minorHAnsi" w:hAnsiTheme="minorHAnsi" w:cstheme="minorHAnsi"/>
+                <w:sz w:val="18"/>
+                <w:szCs w:val="18"/>
+              </w:rPr>
+            </w:pPr>
+            <w:r>
+              <w:rPr>
+                <w:rFonts w:asciiTheme="minorHAnsi" w:hAnsiTheme="minorHAnsi" w:cstheme="minorHAnsi"/>
+                <w:sz w:val="18"/>
+                <w:szCs w:val="18"/>
+              </w:rPr>
+              <w:t>4. Regras por Tipo</w:t>
+            </w:r>
+          </w:p>
+          <w:p>
+            <w:pPr>
+              <w:spacing w:before="100" w:beforeAutospacing="1" w:after="100" w:afterAutospacing="1"/>
+              <w:jc w:val="left"/>
+              <w:outlineLvl w:val="2"/>
+              <w:rPr>
+                <w:rFonts w:asciiTheme="minorHAnsi" w:hAnsiTheme="minorHAnsi" w:cstheme="minorHAnsi"/>
+                <w:sz w:val="18"/>
+                <w:szCs w:val="18"/>
+              </w:rPr>
+            </w:pPr>
+            <w:r>
+              <w:rPr>
+                <w:rFonts w:asciiTheme="minorHAnsi" w:hAnsiTheme="minorHAnsi" w:cstheme="minorHAnsi"/>
+                <w:sz w:val="18"/>
+                <w:szCs w:val="18"/>
+              </w:rPr>
+              <w:t>4.1 Aluno</w:t>
+            </w:r>
+          </w:p>
+          <w:p>
+            <w:pPr>
+              <w:spacing w:before="100" w:beforeAutospacing="1" w:after="100" w:afterAutospacing="1"/>
+              <w:jc w:val="left"/>
+              <w:rPr>
+                <w:rFonts w:asciiTheme="minorHAnsi" w:hAnsiTheme="minorHAnsi" w:cstheme="minorHAnsi"/>
+                <w:sz w:val="18"/>
+                <w:szCs w:val="18"/>
+              </w:rPr>
+            </w:pPr>
+            <w:r>
+              <w:rPr>
+                <w:rFonts w:asciiTheme="minorHAnsi" w:hAnsiTheme="minorHAnsi" w:cstheme="minorHAnsi"/>
+                <w:sz w:val="18"/>
+                <w:szCs w:val="18"/>
+              </w:rPr>
+              <w:t>Campos obrigatórios:</w:t>
             </w:r>
           </w:p>
           <w:p>
@@ -5916,8 +6487,10 @@
               <w:pStyle w:val="PargrafodaLista"/>
               <w:numPr>
                 <w:ilvl w:val="0"/>
-                <w:numId w:val="21"/>
+                <w:numId w:val="38"/>
               </w:numPr>
+              <w:spacing w:before="100" w:beforeAutospacing="1" w:after="100" w:afterAutospacing="1"/>
+              <w:jc w:val="left"/>
               <w:rPr>
                 <w:rFonts w:asciiTheme="minorHAnsi" w:hAnsiTheme="minorHAnsi" w:cstheme="minorHAnsi"/>
                 <w:sz w:val="18"/>
@@ -5930,25 +6503,7 @@
                 <w:sz w:val="18"/>
                 <w:szCs w:val="18"/>
               </w:rPr>
-              <w:t>Parentesco (Pai, Mãe, Avó, Outro – Enum)</w:t>
-            </w:r>
-          </w:p>
-          <w:p>
-            <w:pPr>
-              <w:spacing w:line="259" w:lineRule="auto"/>
-              <w:rPr>
-                <w:rFonts w:asciiTheme="minorHAnsi" w:hAnsiTheme="minorHAnsi" w:cstheme="minorHAnsi"/>
-                <w:sz w:val="18"/>
-                <w:szCs w:val="18"/>
-              </w:rPr>
-            </w:pPr>
-            <w:r>
-              <w:rPr>
-                <w:rFonts w:asciiTheme="minorHAnsi" w:hAnsiTheme="minorHAnsi" w:cstheme="minorHAnsi"/>
-                <w:sz w:val="18"/>
-                <w:szCs w:val="18"/>
-              </w:rPr>
-              <w:t>Relacionamento:</w:t>
+              <w:t>Nome completo</w:t>
             </w:r>
           </w:p>
           <w:p>
@@ -5956,8 +6511,10 @@
               <w:pStyle w:val="PargrafodaLista"/>
               <w:numPr>
                 <w:ilvl w:val="0"/>
-                <w:numId w:val="22"/>
+                <w:numId w:val="38"/>
               </w:numPr>
+              <w:spacing w:before="100" w:beforeAutospacing="1" w:after="100" w:afterAutospacing="1"/>
+              <w:jc w:val="left"/>
               <w:rPr>
                 <w:rFonts w:asciiTheme="minorHAnsi" w:hAnsiTheme="minorHAnsi" w:cstheme="minorHAnsi"/>
                 <w:sz w:val="18"/>
@@ -5970,65 +6527,7 @@
                 <w:sz w:val="18"/>
                 <w:szCs w:val="18"/>
               </w:rPr>
-              <w:t>Pode estar vinculado a 1 ou vários alunos.</w:t>
-            </w:r>
-          </w:p>
-          <w:p>
-            <w:pPr>
-              <w:spacing w:line="259" w:lineRule="auto"/>
-              <w:rPr>
-                <w:rFonts w:asciiTheme="minorHAnsi" w:hAnsiTheme="minorHAnsi" w:cstheme="minorHAnsi"/>
-                <w:b/>
-                <w:bCs/>
-                <w:sz w:val="18"/>
-                <w:szCs w:val="18"/>
-              </w:rPr>
-            </w:pPr>
-            <w:r>
-              <w:rPr>
-                <w:rFonts w:asciiTheme="minorHAnsi" w:hAnsiTheme="minorHAnsi" w:cstheme="minorHAnsi"/>
-                <w:b/>
-                <w:bCs/>
-                <w:sz w:val="18"/>
-                <w:szCs w:val="18"/>
-              </w:rPr>
-              <w:t>2.3 Professor</w:t>
-            </w:r>
-          </w:p>
-          <w:p>
-            <w:pPr>
-              <w:spacing w:line="259" w:lineRule="auto"/>
-              <w:rPr>
-                <w:rFonts w:asciiTheme="minorHAnsi" w:hAnsiTheme="minorHAnsi" w:cstheme="minorHAnsi"/>
-                <w:sz w:val="18"/>
-                <w:szCs w:val="18"/>
-              </w:rPr>
-            </w:pPr>
-            <w:r>
-              <w:rPr>
-                <w:rFonts w:asciiTheme="minorHAnsi" w:hAnsiTheme="minorHAnsi" w:cstheme="minorHAnsi"/>
-                <w:sz w:val="18"/>
-                <w:szCs w:val="18"/>
-              </w:rPr>
-              <w:t>Terá acesso ao sistema.</w:t>
-            </w:r>
-          </w:p>
-          <w:p>
-            <w:pPr>
-              <w:spacing w:line="259" w:lineRule="auto"/>
-              <w:rPr>
-                <w:rFonts w:asciiTheme="minorHAnsi" w:hAnsiTheme="minorHAnsi" w:cstheme="minorHAnsi"/>
-                <w:sz w:val="18"/>
-                <w:szCs w:val="18"/>
-              </w:rPr>
-            </w:pPr>
-            <w:r>
-              <w:rPr>
-                <w:rFonts w:asciiTheme="minorHAnsi" w:hAnsiTheme="minorHAnsi" w:cstheme="minorHAnsi"/>
-                <w:sz w:val="18"/>
-                <w:szCs w:val="18"/>
-              </w:rPr>
-              <w:t>Campos:</w:t>
+              <w:t>Data de nascimento</w:t>
             </w:r>
           </w:p>
           <w:p>
@@ -6036,8 +6535,10 @@
               <w:pStyle w:val="PargrafodaLista"/>
               <w:numPr>
                 <w:ilvl w:val="0"/>
-                <w:numId w:val="22"/>
+                <w:numId w:val="38"/>
               </w:numPr>
+              <w:spacing w:before="100" w:beforeAutospacing="1" w:after="100" w:afterAutospacing="1"/>
+              <w:jc w:val="left"/>
               <w:rPr>
                 <w:rFonts w:asciiTheme="minorHAnsi" w:hAnsiTheme="minorHAnsi" w:cstheme="minorHAnsi"/>
                 <w:sz w:val="18"/>
@@ -6050,7 +6551,7 @@
                 <w:sz w:val="18"/>
                 <w:szCs w:val="18"/>
               </w:rPr>
-              <w:t>Nome completo</w:t>
+              <w:t>Data de matrícula</w:t>
             </w:r>
           </w:p>
           <w:p>
@@ -6058,8 +6559,10 @@
               <w:pStyle w:val="PargrafodaLista"/>
               <w:numPr>
                 <w:ilvl w:val="0"/>
-                <w:numId w:val="22"/>
+                <w:numId w:val="38"/>
               </w:numPr>
+              <w:spacing w:before="100" w:beforeAutospacing="1" w:after="100" w:afterAutospacing="1"/>
+              <w:jc w:val="left"/>
               <w:rPr>
                 <w:rFonts w:asciiTheme="minorHAnsi" w:hAnsiTheme="minorHAnsi" w:cstheme="minorHAnsi"/>
                 <w:sz w:val="18"/>
@@ -6072,7 +6575,26 @@
                 <w:sz w:val="18"/>
                 <w:szCs w:val="18"/>
               </w:rPr>
-              <w:t>CPF (obrigatório)</w:t>
+              <w:t>Status</w:t>
+            </w:r>
+          </w:p>
+          <w:p>
+            <w:pPr>
+              <w:spacing w:before="100" w:beforeAutospacing="1" w:after="100" w:afterAutospacing="1"/>
+              <w:jc w:val="left"/>
+              <w:rPr>
+                <w:rFonts w:asciiTheme="minorHAnsi" w:hAnsiTheme="minorHAnsi" w:cstheme="minorHAnsi"/>
+                <w:sz w:val="18"/>
+                <w:szCs w:val="18"/>
+              </w:rPr>
+            </w:pPr>
+            <w:r>
+              <w:rPr>
+                <w:rFonts w:asciiTheme="minorHAnsi" w:hAnsiTheme="minorHAnsi" w:cstheme="minorHAnsi"/>
+                <w:sz w:val="18"/>
+                <w:szCs w:val="18"/>
+              </w:rPr>
+              <w:t>Relacionamentos:</w:t>
             </w:r>
           </w:p>
           <w:p>
@@ -6080,8 +6602,10 @@
               <w:pStyle w:val="PargrafodaLista"/>
               <w:numPr>
                 <w:ilvl w:val="0"/>
-                <w:numId w:val="22"/>
+                <w:numId w:val="39"/>
               </w:numPr>
+              <w:spacing w:before="100" w:beforeAutospacing="1" w:after="100" w:afterAutospacing="1"/>
+              <w:jc w:val="left"/>
               <w:rPr>
                 <w:rFonts w:asciiTheme="minorHAnsi" w:hAnsiTheme="minorHAnsi" w:cstheme="minorHAnsi"/>
                 <w:sz w:val="18"/>
@@ -6094,7 +6618,7 @@
                 <w:sz w:val="18"/>
                 <w:szCs w:val="18"/>
               </w:rPr>
-              <w:t>Telefone</w:t>
+              <w:t>1 aluno deve estar vinculado a 1 ou mais turmas.</w:t>
             </w:r>
           </w:p>
           <w:p>
@@ -6102,8 +6626,10 @@
               <w:pStyle w:val="PargrafodaLista"/>
               <w:numPr>
                 <w:ilvl w:val="0"/>
-                <w:numId w:val="22"/>
+                <w:numId w:val="39"/>
               </w:numPr>
+              <w:spacing w:before="100" w:beforeAutospacing="1" w:after="100" w:afterAutospacing="1"/>
+              <w:jc w:val="left"/>
               <w:rPr>
                 <w:rFonts w:asciiTheme="minorHAnsi" w:hAnsiTheme="minorHAnsi" w:cstheme="minorHAnsi"/>
                 <w:sz w:val="18"/>
@@ -6116,7 +6642,7 @@
                 <w:sz w:val="18"/>
                 <w:szCs w:val="18"/>
               </w:rPr>
-              <w:t>E-mail (obrigatório)</w:t>
+              <w:t>1 aluno pode ter 0 ou 1 responsável.</w:t>
             </w:r>
           </w:p>
           <w:p>
@@ -6124,8 +6650,10 @@
               <w:pStyle w:val="PargrafodaLista"/>
               <w:numPr>
                 <w:ilvl w:val="0"/>
-                <w:numId w:val="22"/>
+                <w:numId w:val="39"/>
               </w:numPr>
+              <w:spacing w:before="100" w:beforeAutospacing="1" w:after="100" w:afterAutospacing="1"/>
+              <w:jc w:val="left"/>
               <w:rPr>
                 <w:rFonts w:asciiTheme="minorHAnsi" w:hAnsiTheme="minorHAnsi" w:cstheme="minorHAnsi"/>
                 <w:sz w:val="18"/>
@@ -6138,12 +6666,14 @@
                 <w:sz w:val="18"/>
                 <w:szCs w:val="18"/>
               </w:rPr>
-              <w:t>Modalidade</w:t>
-            </w:r>
-          </w:p>
-          <w:p>
-            <w:pPr>
-              <w:spacing w:line="259" w:lineRule="auto"/>
+              <w:t>1 responsável pode estar vinculado a vários alunos.</w:t>
+            </w:r>
+          </w:p>
+          <w:p>
+            <w:pPr>
+              <w:spacing w:before="100" w:beforeAutospacing="1" w:after="100" w:afterAutospacing="1"/>
+              <w:jc w:val="left"/>
+              <w:outlineLvl w:val="2"/>
               <w:rPr>
                 <w:rFonts w:asciiTheme="minorHAnsi" w:hAnsiTheme="minorHAnsi" w:cstheme="minorHAnsi"/>
                 <w:sz w:val="18"/>
@@ -6156,7 +6686,26 @@
                 <w:sz w:val="18"/>
                 <w:szCs w:val="18"/>
               </w:rPr>
-              <w:t>Regras:</w:t>
+              <w:t>4.2 Responsável</w:t>
+            </w:r>
+          </w:p>
+          <w:p>
+            <w:pPr>
+              <w:spacing w:before="100" w:beforeAutospacing="1" w:after="100" w:afterAutospacing="1"/>
+              <w:jc w:val="left"/>
+              <w:rPr>
+                <w:rFonts w:asciiTheme="minorHAnsi" w:hAnsiTheme="minorHAnsi" w:cstheme="minorHAnsi"/>
+                <w:sz w:val="18"/>
+                <w:szCs w:val="18"/>
+              </w:rPr>
+            </w:pPr>
+            <w:r>
+              <w:rPr>
+                <w:rFonts w:asciiTheme="minorHAnsi" w:hAnsiTheme="minorHAnsi" w:cstheme="minorHAnsi"/>
+                <w:sz w:val="18"/>
+                <w:szCs w:val="18"/>
+              </w:rPr>
+              <w:t>Campos:</w:t>
             </w:r>
           </w:p>
           <w:p>
@@ -6164,8 +6713,10 @@
               <w:pStyle w:val="PargrafodaLista"/>
               <w:numPr>
                 <w:ilvl w:val="0"/>
-                <w:numId w:val="23"/>
+                <w:numId w:val="40"/>
               </w:numPr>
+              <w:spacing w:before="100" w:beforeAutospacing="1" w:after="100" w:afterAutospacing="1"/>
+              <w:jc w:val="left"/>
               <w:rPr>
                 <w:rFonts w:asciiTheme="minorHAnsi" w:hAnsiTheme="minorHAnsi" w:cstheme="minorHAnsi"/>
                 <w:sz w:val="18"/>
@@ -6178,7 +6729,7 @@
                 <w:sz w:val="18"/>
                 <w:szCs w:val="18"/>
               </w:rPr>
-              <w:t>Deve possuir usuário de acesso.</w:t>
+              <w:t>Nome completo</w:t>
             </w:r>
           </w:p>
           <w:p>
@@ -6186,8 +6737,10 @@
               <w:pStyle w:val="PargrafodaLista"/>
               <w:numPr>
                 <w:ilvl w:val="0"/>
-                <w:numId w:val="23"/>
+                <w:numId w:val="40"/>
               </w:numPr>
+              <w:spacing w:before="100" w:beforeAutospacing="1" w:after="100" w:afterAutospacing="1"/>
+              <w:jc w:val="left"/>
               <w:rPr>
                 <w:rFonts w:asciiTheme="minorHAnsi" w:hAnsiTheme="minorHAnsi" w:cstheme="minorHAnsi"/>
                 <w:sz w:val="18"/>
@@ -6200,7 +6753,7 @@
                 <w:sz w:val="18"/>
                 <w:szCs w:val="18"/>
               </w:rPr>
-              <w:t>Pode estar vinculado a múltiplas turmas.</w:t>
+              <w:t>CPF (único)</w:t>
             </w:r>
           </w:p>
           <w:p>
@@ -6208,8 +6761,10 @@
               <w:pStyle w:val="PargrafodaLista"/>
               <w:numPr>
                 <w:ilvl w:val="0"/>
-                <w:numId w:val="23"/>
+                <w:numId w:val="40"/>
               </w:numPr>
+              <w:spacing w:before="100" w:beforeAutospacing="1" w:after="100" w:afterAutospacing="1"/>
+              <w:jc w:val="left"/>
               <w:rPr>
                 <w:rFonts w:asciiTheme="minorHAnsi" w:hAnsiTheme="minorHAnsi" w:cstheme="minorHAnsi"/>
                 <w:sz w:val="18"/>
@@ -6222,75 +6777,7 @@
                 <w:sz w:val="18"/>
                 <w:szCs w:val="18"/>
               </w:rPr>
-              <w:t>Permissão restrita à visualização de sua agenda e turmas.</w:t>
-            </w:r>
-          </w:p>
-          <w:p>
-            <w:pPr>
-              <w:spacing w:line="259" w:lineRule="auto"/>
-              <w:rPr>
-                <w:rFonts w:asciiTheme="minorHAnsi" w:hAnsiTheme="minorHAnsi" w:cstheme="minorHAnsi"/>
-                <w:sz w:val="18"/>
-                <w:szCs w:val="18"/>
-              </w:rPr>
-            </w:pPr>
-          </w:p>
-          <w:p>
-            <w:pPr>
-              <w:spacing w:line="259" w:lineRule="auto"/>
-              <w:rPr>
-                <w:rFonts w:asciiTheme="minorHAnsi" w:hAnsiTheme="minorHAnsi" w:cstheme="minorHAnsi"/>
-                <w:b/>
-                <w:bCs/>
-                <w:sz w:val="18"/>
-                <w:szCs w:val="18"/>
-              </w:rPr>
-            </w:pPr>
-            <w:r>
-              <w:rPr>
-                <w:rFonts w:asciiTheme="minorHAnsi" w:hAnsiTheme="minorHAnsi" w:cstheme="minorHAnsi"/>
-                <w:b/>
-                <w:bCs/>
-                <w:sz w:val="18"/>
-                <w:szCs w:val="18"/>
-              </w:rPr>
-              <w:t>2.4 Diretoria</w:t>
-            </w:r>
-          </w:p>
-          <w:p>
-            <w:pPr>
-              <w:spacing w:line="259" w:lineRule="auto"/>
-              <w:rPr>
-                <w:rFonts w:asciiTheme="minorHAnsi" w:hAnsiTheme="minorHAnsi" w:cstheme="minorHAnsi"/>
-                <w:sz w:val="18"/>
-                <w:szCs w:val="18"/>
-              </w:rPr>
-            </w:pPr>
-            <w:r>
-              <w:rPr>
-                <w:rFonts w:asciiTheme="minorHAnsi" w:hAnsiTheme="minorHAnsi" w:cstheme="minorHAnsi"/>
-                <w:sz w:val="18"/>
-                <w:szCs w:val="18"/>
-              </w:rPr>
-              <w:t>Terá acesso completo ao sistema.</w:t>
-            </w:r>
-          </w:p>
-          <w:p>
-            <w:pPr>
-              <w:spacing w:line="259" w:lineRule="auto"/>
-              <w:rPr>
-                <w:rFonts w:asciiTheme="minorHAnsi" w:hAnsiTheme="minorHAnsi" w:cstheme="minorHAnsi"/>
-                <w:sz w:val="18"/>
-                <w:szCs w:val="18"/>
-              </w:rPr>
-            </w:pPr>
-            <w:r>
-              <w:rPr>
-                <w:rFonts w:asciiTheme="minorHAnsi" w:hAnsiTheme="minorHAnsi" w:cstheme="minorHAnsi"/>
-                <w:sz w:val="18"/>
-                <w:szCs w:val="18"/>
-              </w:rPr>
-              <w:t>Campos:</w:t>
+              <w:t>Telefone 1</w:t>
             </w:r>
           </w:p>
           <w:p>
@@ -6298,8 +6785,10 @@
               <w:pStyle w:val="PargrafodaLista"/>
               <w:numPr>
                 <w:ilvl w:val="0"/>
-                <w:numId w:val="24"/>
+                <w:numId w:val="40"/>
               </w:numPr>
+              <w:spacing w:before="100" w:beforeAutospacing="1" w:after="100" w:afterAutospacing="1"/>
+              <w:jc w:val="left"/>
               <w:rPr>
                 <w:rFonts w:asciiTheme="minorHAnsi" w:hAnsiTheme="minorHAnsi" w:cstheme="minorHAnsi"/>
                 <w:sz w:val="18"/>
@@ -6312,7 +6801,7 @@
                 <w:sz w:val="18"/>
                 <w:szCs w:val="18"/>
               </w:rPr>
-              <w:t>Nome completo</w:t>
+              <w:t>Telefone 2 (opcional)</w:t>
             </w:r>
           </w:p>
           <w:p>
@@ -6320,8 +6809,10 @@
               <w:pStyle w:val="PargrafodaLista"/>
               <w:numPr>
                 <w:ilvl w:val="0"/>
-                <w:numId w:val="24"/>
+                <w:numId w:val="40"/>
               </w:numPr>
+              <w:spacing w:before="100" w:beforeAutospacing="1" w:after="100" w:afterAutospacing="1"/>
+              <w:jc w:val="left"/>
               <w:rPr>
                 <w:rFonts w:asciiTheme="minorHAnsi" w:hAnsiTheme="minorHAnsi" w:cstheme="minorHAnsi"/>
                 <w:sz w:val="18"/>
@@ -6334,7 +6825,7 @@
                 <w:sz w:val="18"/>
                 <w:szCs w:val="18"/>
               </w:rPr>
-              <w:t>CPF</w:t>
+              <w:t>E-mail</w:t>
             </w:r>
           </w:p>
           <w:p>
@@ -6342,8 +6833,10 @@
               <w:pStyle w:val="PargrafodaLista"/>
               <w:numPr>
                 <w:ilvl w:val="0"/>
-                <w:numId w:val="24"/>
+                <w:numId w:val="40"/>
               </w:numPr>
+              <w:spacing w:before="100" w:beforeAutospacing="1" w:after="100" w:afterAutospacing="1"/>
+              <w:jc w:val="left"/>
               <w:rPr>
                 <w:rFonts w:asciiTheme="minorHAnsi" w:hAnsiTheme="minorHAnsi" w:cstheme="minorHAnsi"/>
                 <w:sz w:val="18"/>
@@ -6356,7 +6849,27 @@
                 <w:sz w:val="18"/>
                 <w:szCs w:val="18"/>
               </w:rPr>
-              <w:t>E-mail (obrigatório)</w:t>
+              <w:t>Parentesco (ENUM: Pai, Mãe, Avó, Outro)</w:t>
+            </w:r>
+          </w:p>
+          <w:p>
+            <w:pPr>
+              <w:spacing w:before="100" w:beforeAutospacing="1" w:after="100" w:afterAutospacing="1"/>
+              <w:jc w:val="left"/>
+              <w:rPr>
+                <w:rFonts w:asciiTheme="minorHAnsi" w:hAnsiTheme="minorHAnsi" w:cstheme="minorHAnsi"/>
+                <w:sz w:val="18"/>
+                <w:szCs w:val="18"/>
+              </w:rPr>
+            </w:pPr>
+            <w:r>
+              <w:rPr>
+                <w:rFonts w:asciiTheme="minorHAnsi" w:hAnsiTheme="minorHAnsi" w:cstheme="minorHAnsi"/>
+                <w:sz w:val="18"/>
+                <w:szCs w:val="18"/>
+              </w:rPr>
+              <w:lastRenderedPageBreak/>
+              <w:t>Relacionamento:</w:t>
             </w:r>
           </w:p>
           <w:p>
@@ -6364,8 +6877,10 @@
               <w:pStyle w:val="PargrafodaLista"/>
               <w:numPr>
                 <w:ilvl w:val="0"/>
-                <w:numId w:val="24"/>
+                <w:numId w:val="41"/>
               </w:numPr>
+              <w:spacing w:before="100" w:beforeAutospacing="1" w:after="100" w:afterAutospacing="1"/>
+              <w:jc w:val="left"/>
               <w:rPr>
                 <w:rFonts w:asciiTheme="minorHAnsi" w:hAnsiTheme="minorHAnsi" w:cstheme="minorHAnsi"/>
                 <w:sz w:val="18"/>
@@ -6378,12 +6893,14 @@
                 <w:sz w:val="18"/>
                 <w:szCs w:val="18"/>
               </w:rPr>
-              <w:t>Telefone</w:t>
-            </w:r>
-          </w:p>
-          <w:p>
-            <w:pPr>
-              <w:spacing w:line="259" w:lineRule="auto"/>
+              <w:t>Pode estar vinculado a 1 ou vários alunos.</w:t>
+            </w:r>
+          </w:p>
+          <w:p>
+            <w:pPr>
+              <w:spacing w:before="100" w:beforeAutospacing="1" w:after="100" w:afterAutospacing="1"/>
+              <w:jc w:val="left"/>
+              <w:outlineLvl w:val="2"/>
               <w:rPr>
                 <w:rFonts w:asciiTheme="minorHAnsi" w:hAnsiTheme="minorHAnsi" w:cstheme="minorHAnsi"/>
                 <w:sz w:val="18"/>
@@ -6396,7 +6913,26 @@
                 <w:sz w:val="18"/>
                 <w:szCs w:val="18"/>
               </w:rPr>
-              <w:t>Regras:</w:t>
+              <w:t>4.3 Professor</w:t>
+            </w:r>
+          </w:p>
+          <w:p>
+            <w:pPr>
+              <w:spacing w:before="100" w:beforeAutospacing="1" w:after="100" w:afterAutospacing="1"/>
+              <w:jc w:val="left"/>
+              <w:rPr>
+                <w:rFonts w:asciiTheme="minorHAnsi" w:hAnsiTheme="minorHAnsi" w:cstheme="minorHAnsi"/>
+                <w:sz w:val="18"/>
+                <w:szCs w:val="18"/>
+              </w:rPr>
+            </w:pPr>
+            <w:r>
+              <w:rPr>
+                <w:rFonts w:asciiTheme="minorHAnsi" w:hAnsiTheme="minorHAnsi" w:cstheme="minorHAnsi"/>
+                <w:sz w:val="18"/>
+                <w:szCs w:val="18"/>
+              </w:rPr>
+              <w:t>Campos:</w:t>
             </w:r>
           </w:p>
           <w:p>
@@ -6404,8 +6940,10 @@
               <w:pStyle w:val="PargrafodaLista"/>
               <w:numPr>
                 <w:ilvl w:val="0"/>
-                <w:numId w:val="25"/>
+                <w:numId w:val="41"/>
               </w:numPr>
+              <w:spacing w:before="100" w:beforeAutospacing="1" w:after="100" w:afterAutospacing="1"/>
+              <w:jc w:val="left"/>
               <w:rPr>
                 <w:rFonts w:asciiTheme="minorHAnsi" w:hAnsiTheme="minorHAnsi" w:cstheme="minorHAnsi"/>
                 <w:sz w:val="18"/>
@@ -6418,50 +6956,7 @@
                 <w:sz w:val="18"/>
                 <w:szCs w:val="18"/>
               </w:rPr>
-              <w:t>Perfil com permissões administrativas.</w:t>
-            </w:r>
-          </w:p>
-          <w:p>
-            <w:pPr>
-              <w:rPr>
-                <w:rFonts w:asciiTheme="minorHAnsi" w:hAnsiTheme="minorHAnsi" w:cstheme="minorHAnsi"/>
-                <w:b/>
-                <w:bCs/>
-                <w:sz w:val="18"/>
-                <w:szCs w:val="18"/>
-              </w:rPr>
-            </w:pPr>
-          </w:p>
-          <w:p>
-            <w:pPr>
-              <w:spacing w:line="259" w:lineRule="auto"/>
-              <w:rPr>
-                <w:rFonts w:asciiTheme="minorHAnsi" w:hAnsiTheme="minorHAnsi" w:cstheme="minorHAnsi"/>
-                <w:b/>
-                <w:bCs/>
-                <w:sz w:val="18"/>
-                <w:szCs w:val="18"/>
-              </w:rPr>
-            </w:pPr>
-            <w:r>
-              <w:rPr>
-                <w:rFonts w:asciiTheme="minorHAnsi" w:hAnsiTheme="minorHAnsi" w:cstheme="minorHAnsi"/>
-                <w:b/>
-                <w:bCs/>
-                <w:sz w:val="18"/>
-                <w:szCs w:val="18"/>
-              </w:rPr>
-              <w:t>3</w:t>
-            </w:r>
-            <w:r>
-              <w:rPr>
-                <w:rFonts w:asciiTheme="minorHAnsi" w:hAnsiTheme="minorHAnsi" w:cstheme="minorHAnsi"/>
-                <w:b/>
-                <w:bCs/>
-                <w:sz w:val="18"/>
-                <w:szCs w:val="18"/>
-              </w:rPr>
-              <w:t>. Regras Gerais</w:t>
+              <w:t>Nome completo</w:t>
             </w:r>
           </w:p>
           <w:p>
@@ -6469,8 +6964,10 @@
               <w:pStyle w:val="PargrafodaLista"/>
               <w:numPr>
                 <w:ilvl w:val="0"/>
-                <w:numId w:val="25"/>
+                <w:numId w:val="41"/>
               </w:numPr>
+              <w:spacing w:before="100" w:beforeAutospacing="1" w:after="100" w:afterAutospacing="1"/>
+              <w:jc w:val="left"/>
               <w:rPr>
                 <w:rFonts w:asciiTheme="minorHAnsi" w:hAnsiTheme="minorHAnsi" w:cstheme="minorHAnsi"/>
                 <w:sz w:val="18"/>
@@ -6483,7 +6980,7 @@
                 <w:sz w:val="18"/>
                 <w:szCs w:val="18"/>
               </w:rPr>
-              <w:t>CPF não pode ser duplicado.</w:t>
+              <w:t>CPF (único)</w:t>
             </w:r>
           </w:p>
           <w:p>
@@ -6491,8 +6988,10 @@
               <w:pStyle w:val="PargrafodaLista"/>
               <w:numPr>
                 <w:ilvl w:val="0"/>
-                <w:numId w:val="25"/>
+                <w:numId w:val="41"/>
               </w:numPr>
+              <w:spacing w:before="100" w:beforeAutospacing="1" w:after="100" w:afterAutospacing="1"/>
+              <w:jc w:val="left"/>
               <w:rPr>
                 <w:rFonts w:asciiTheme="minorHAnsi" w:hAnsiTheme="minorHAnsi" w:cstheme="minorHAnsi"/>
                 <w:sz w:val="18"/>
@@ -6505,7 +7004,7 @@
                 <w:sz w:val="18"/>
                 <w:szCs w:val="18"/>
               </w:rPr>
-              <w:t>Exclusão apenas lógica (status = INATIVO).</w:t>
+              <w:t>Telefone</w:t>
             </w:r>
           </w:p>
           <w:p>
@@ -6513,8 +7012,10 @@
               <w:pStyle w:val="PargrafodaLista"/>
               <w:numPr>
                 <w:ilvl w:val="0"/>
-                <w:numId w:val="25"/>
+                <w:numId w:val="41"/>
               </w:numPr>
+              <w:spacing w:before="100" w:beforeAutospacing="1" w:after="100" w:afterAutospacing="1"/>
+              <w:jc w:val="left"/>
               <w:rPr>
                 <w:rFonts w:asciiTheme="minorHAnsi" w:hAnsiTheme="minorHAnsi" w:cstheme="minorHAnsi"/>
                 <w:sz w:val="18"/>
@@ -6527,7 +7028,7 @@
                 <w:sz w:val="18"/>
                 <w:szCs w:val="18"/>
               </w:rPr>
-              <w:t>Não permitir inativação de aluno com mensalidades pendentes sem confirmação.</w:t>
+              <w:t>E-mail (obrigatório)</w:t>
             </w:r>
           </w:p>
           <w:p>
@@ -6535,8 +7036,10 @@
               <w:pStyle w:val="PargrafodaLista"/>
               <w:numPr>
                 <w:ilvl w:val="0"/>
-                <w:numId w:val="25"/>
+                <w:numId w:val="41"/>
               </w:numPr>
+              <w:spacing w:before="100" w:beforeAutospacing="1" w:after="100" w:afterAutospacing="1"/>
+              <w:jc w:val="left"/>
               <w:rPr>
                 <w:rFonts w:asciiTheme="minorHAnsi" w:hAnsiTheme="minorHAnsi" w:cstheme="minorHAnsi"/>
                 <w:sz w:val="18"/>
@@ -6549,7 +7052,26 @@
                 <w:sz w:val="18"/>
                 <w:szCs w:val="18"/>
               </w:rPr>
-              <w:t>Não permitir exclusão física para manter integridade histórica.</w:t>
+              <w:t>Modalidade</w:t>
+            </w:r>
+          </w:p>
+          <w:p>
+            <w:pPr>
+              <w:spacing w:before="100" w:beforeAutospacing="1" w:after="100" w:afterAutospacing="1"/>
+              <w:jc w:val="left"/>
+              <w:rPr>
+                <w:rFonts w:asciiTheme="minorHAnsi" w:hAnsiTheme="minorHAnsi" w:cstheme="minorHAnsi"/>
+                <w:sz w:val="18"/>
+                <w:szCs w:val="18"/>
+              </w:rPr>
+            </w:pPr>
+            <w:r>
+              <w:rPr>
+                <w:rFonts w:asciiTheme="minorHAnsi" w:hAnsiTheme="minorHAnsi" w:cstheme="minorHAnsi"/>
+                <w:sz w:val="18"/>
+                <w:szCs w:val="18"/>
+              </w:rPr>
+              <w:t>Regras:</w:t>
             </w:r>
           </w:p>
           <w:p>
@@ -6557,8 +7079,10 @@
               <w:pStyle w:val="PargrafodaLista"/>
               <w:numPr>
                 <w:ilvl w:val="0"/>
-                <w:numId w:val="25"/>
+                <w:numId w:val="41"/>
               </w:numPr>
+              <w:spacing w:before="100" w:beforeAutospacing="1" w:after="100" w:afterAutospacing="1"/>
+              <w:jc w:val="left"/>
               <w:rPr>
                 <w:rFonts w:asciiTheme="minorHAnsi" w:hAnsiTheme="minorHAnsi" w:cstheme="minorHAnsi"/>
                 <w:sz w:val="18"/>
@@ -6571,7 +7095,7 @@
                 <w:sz w:val="18"/>
                 <w:szCs w:val="18"/>
               </w:rPr>
-              <w:t>Busca por nome, CPF ou tipo.</w:t>
+              <w:t>Deve possuir usuário de acesso.</w:t>
             </w:r>
           </w:p>
           <w:p>
@@ -6579,19 +7103,249 @@
               <w:pStyle w:val="PargrafodaLista"/>
               <w:numPr>
                 <w:ilvl w:val="0"/>
-                <w:numId w:val="25"/>
+                <w:numId w:val="41"/>
               </w:numPr>
-              <w:rPr>
-                <w:rFonts w:asciiTheme="minorHAnsi" w:hAnsiTheme="minorHAnsi" w:cstheme="minorHAnsi"/>
-              </w:rPr>
-            </w:pPr>
-            <w:r>
+              <w:spacing w:before="100" w:beforeAutospacing="1" w:after="100" w:afterAutospacing="1"/>
+              <w:jc w:val="left"/>
               <w:rPr>
                 <w:rFonts w:asciiTheme="minorHAnsi" w:hAnsiTheme="minorHAnsi" w:cstheme="minorHAnsi"/>
                 <w:sz w:val="18"/>
                 <w:szCs w:val="18"/>
               </w:rPr>
-              <w:t>Listagem paginada.</w:t>
+            </w:pPr>
+            <w:r>
+              <w:rPr>
+                <w:rFonts w:asciiTheme="minorHAnsi" w:hAnsiTheme="minorHAnsi" w:cstheme="minorHAnsi"/>
+                <w:sz w:val="18"/>
+                <w:szCs w:val="18"/>
+              </w:rPr>
+              <w:t>Pode estar vinculado a múltiplas turmas.</w:t>
+            </w:r>
+          </w:p>
+          <w:p>
+            <w:pPr>
+              <w:pStyle w:val="PargrafodaLista"/>
+              <w:numPr>
+                <w:ilvl w:val="0"/>
+                <w:numId w:val="41"/>
+              </w:numPr>
+              <w:spacing w:before="100" w:beforeAutospacing="1" w:after="100" w:afterAutospacing="1"/>
+              <w:jc w:val="left"/>
+              <w:rPr>
+                <w:rFonts w:asciiTheme="minorHAnsi" w:hAnsiTheme="minorHAnsi" w:cstheme="minorHAnsi"/>
+                <w:sz w:val="18"/>
+                <w:szCs w:val="18"/>
+              </w:rPr>
+            </w:pPr>
+            <w:r>
+              <w:rPr>
+                <w:rFonts w:asciiTheme="minorHAnsi" w:hAnsiTheme="minorHAnsi" w:cstheme="minorHAnsi"/>
+                <w:sz w:val="18"/>
+                <w:szCs w:val="18"/>
+              </w:rPr>
+              <w:t>Permissão restrita à visualização de suas turmas e agenda.</w:t>
+            </w:r>
+          </w:p>
+          <w:p>
+            <w:pPr>
+              <w:spacing w:before="100" w:beforeAutospacing="1" w:after="100" w:afterAutospacing="1"/>
+              <w:jc w:val="left"/>
+              <w:outlineLvl w:val="2"/>
+              <w:rPr>
+                <w:rFonts w:asciiTheme="minorHAnsi" w:hAnsiTheme="minorHAnsi" w:cstheme="minorHAnsi"/>
+                <w:sz w:val="18"/>
+                <w:szCs w:val="18"/>
+              </w:rPr>
+            </w:pPr>
+            <w:r>
+              <w:rPr>
+                <w:rFonts w:asciiTheme="minorHAnsi" w:hAnsiTheme="minorHAnsi" w:cstheme="minorHAnsi"/>
+                <w:sz w:val="18"/>
+                <w:szCs w:val="18"/>
+              </w:rPr>
+              <w:t>4.4 Diretoria</w:t>
+            </w:r>
+          </w:p>
+          <w:p>
+            <w:pPr>
+              <w:spacing w:before="100" w:beforeAutospacing="1" w:after="100" w:afterAutospacing="1"/>
+              <w:jc w:val="left"/>
+              <w:rPr>
+                <w:rFonts w:asciiTheme="minorHAnsi" w:hAnsiTheme="minorHAnsi" w:cstheme="minorHAnsi"/>
+                <w:sz w:val="18"/>
+                <w:szCs w:val="18"/>
+              </w:rPr>
+            </w:pPr>
+            <w:r>
+              <w:rPr>
+                <w:rFonts w:asciiTheme="minorHAnsi" w:hAnsiTheme="minorHAnsi" w:cstheme="minorHAnsi"/>
+                <w:sz w:val="18"/>
+                <w:szCs w:val="18"/>
+              </w:rPr>
+              <w:t>Campos:</w:t>
+            </w:r>
+          </w:p>
+          <w:p>
+            <w:pPr>
+              <w:pStyle w:val="PargrafodaLista"/>
+              <w:numPr>
+                <w:ilvl w:val="0"/>
+                <w:numId w:val="41"/>
+              </w:numPr>
+              <w:spacing w:before="100" w:beforeAutospacing="1" w:after="100" w:afterAutospacing="1"/>
+              <w:jc w:val="left"/>
+              <w:rPr>
+                <w:rFonts w:asciiTheme="minorHAnsi" w:hAnsiTheme="minorHAnsi" w:cstheme="minorHAnsi"/>
+                <w:sz w:val="18"/>
+                <w:szCs w:val="18"/>
+              </w:rPr>
+            </w:pPr>
+            <w:r>
+              <w:rPr>
+                <w:rFonts w:asciiTheme="minorHAnsi" w:hAnsiTheme="minorHAnsi" w:cstheme="minorHAnsi"/>
+                <w:sz w:val="18"/>
+                <w:szCs w:val="18"/>
+              </w:rPr>
+              <w:t>Nome completo</w:t>
+            </w:r>
+          </w:p>
+          <w:p>
+            <w:pPr>
+              <w:pStyle w:val="PargrafodaLista"/>
+              <w:numPr>
+                <w:ilvl w:val="0"/>
+                <w:numId w:val="41"/>
+              </w:numPr>
+              <w:spacing w:before="100" w:beforeAutospacing="1" w:after="100" w:afterAutospacing="1"/>
+              <w:jc w:val="left"/>
+              <w:rPr>
+                <w:rFonts w:asciiTheme="minorHAnsi" w:hAnsiTheme="minorHAnsi" w:cstheme="minorHAnsi"/>
+                <w:sz w:val="18"/>
+                <w:szCs w:val="18"/>
+              </w:rPr>
+            </w:pPr>
+            <w:r>
+              <w:rPr>
+                <w:rFonts w:asciiTheme="minorHAnsi" w:hAnsiTheme="minorHAnsi" w:cstheme="minorHAnsi"/>
+                <w:sz w:val="18"/>
+                <w:szCs w:val="18"/>
+              </w:rPr>
+              <w:t>CPF (único)</w:t>
+            </w:r>
+          </w:p>
+          <w:p>
+            <w:pPr>
+              <w:pStyle w:val="PargrafodaLista"/>
+              <w:numPr>
+                <w:ilvl w:val="0"/>
+                <w:numId w:val="41"/>
+              </w:numPr>
+              <w:spacing w:before="100" w:beforeAutospacing="1" w:after="100" w:afterAutospacing="1"/>
+              <w:jc w:val="left"/>
+              <w:rPr>
+                <w:rFonts w:asciiTheme="minorHAnsi" w:hAnsiTheme="minorHAnsi" w:cstheme="minorHAnsi"/>
+                <w:sz w:val="18"/>
+                <w:szCs w:val="18"/>
+              </w:rPr>
+            </w:pPr>
+            <w:r>
+              <w:rPr>
+                <w:rFonts w:asciiTheme="minorHAnsi" w:hAnsiTheme="minorHAnsi" w:cstheme="minorHAnsi"/>
+                <w:sz w:val="18"/>
+                <w:szCs w:val="18"/>
+              </w:rPr>
+              <w:t>E-mail</w:t>
+            </w:r>
+          </w:p>
+          <w:p>
+            <w:pPr>
+              <w:pStyle w:val="PargrafodaLista"/>
+              <w:numPr>
+                <w:ilvl w:val="0"/>
+                <w:numId w:val="41"/>
+              </w:numPr>
+              <w:spacing w:before="100" w:beforeAutospacing="1" w:after="100" w:afterAutospacing="1"/>
+              <w:jc w:val="left"/>
+              <w:rPr>
+                <w:rFonts w:asciiTheme="minorHAnsi" w:hAnsiTheme="minorHAnsi" w:cstheme="minorHAnsi"/>
+                <w:sz w:val="18"/>
+                <w:szCs w:val="18"/>
+              </w:rPr>
+            </w:pPr>
+            <w:r>
+              <w:rPr>
+                <w:rFonts w:asciiTheme="minorHAnsi" w:hAnsiTheme="minorHAnsi" w:cstheme="minorHAnsi"/>
+                <w:sz w:val="18"/>
+                <w:szCs w:val="18"/>
+              </w:rPr>
+              <w:t>Telefone</w:t>
+            </w:r>
+          </w:p>
+          <w:p>
+            <w:pPr>
+              <w:spacing w:before="100" w:beforeAutospacing="1" w:after="100" w:afterAutospacing="1"/>
+              <w:jc w:val="left"/>
+              <w:rPr>
+                <w:rFonts w:asciiTheme="minorHAnsi" w:hAnsiTheme="minorHAnsi" w:cstheme="minorHAnsi"/>
+                <w:sz w:val="18"/>
+                <w:szCs w:val="18"/>
+              </w:rPr>
+            </w:pPr>
+            <w:r>
+              <w:rPr>
+                <w:rFonts w:asciiTheme="minorHAnsi" w:hAnsiTheme="minorHAnsi" w:cstheme="minorHAnsi"/>
+                <w:sz w:val="18"/>
+                <w:szCs w:val="18"/>
+              </w:rPr>
+              <w:t>Regras:</w:t>
+            </w:r>
+          </w:p>
+          <w:p>
+            <w:pPr>
+              <w:pStyle w:val="PargrafodaLista"/>
+              <w:numPr>
+                <w:ilvl w:val="0"/>
+                <w:numId w:val="41"/>
+              </w:numPr>
+              <w:spacing w:before="100" w:beforeAutospacing="1" w:after="100" w:afterAutospacing="1"/>
+              <w:jc w:val="left"/>
+              <w:rPr>
+                <w:rFonts w:asciiTheme="minorHAnsi" w:hAnsiTheme="minorHAnsi" w:cstheme="minorHAnsi"/>
+                <w:sz w:val="18"/>
+                <w:szCs w:val="18"/>
+              </w:rPr>
+            </w:pPr>
+            <w:r>
+              <w:rPr>
+                <w:rFonts w:asciiTheme="minorHAnsi" w:hAnsiTheme="minorHAnsi" w:cstheme="minorHAnsi"/>
+                <w:sz w:val="18"/>
+                <w:szCs w:val="18"/>
+              </w:rPr>
+              <w:t>Deve possuir usuário.</w:t>
+            </w:r>
+          </w:p>
+          <w:p>
+            <w:pPr>
+              <w:pStyle w:val="PargrafodaLista"/>
+              <w:numPr>
+                <w:ilvl w:val="0"/>
+                <w:numId w:val="41"/>
+              </w:numPr>
+              <w:spacing w:before="100" w:beforeAutospacing="1" w:after="100" w:afterAutospacing="1"/>
+              <w:jc w:val="left"/>
+              <w:rPr>
+                <w:rFonts w:asciiTheme="minorHAnsi" w:hAnsiTheme="minorHAnsi" w:cstheme="minorHAnsi"/>
+                <w:sz w:val="18"/>
+                <w:szCs w:val="18"/>
+              </w:rPr>
+            </w:pPr>
+            <w:r>
+              <w:rPr>
+                <w:rFonts w:asciiTheme="minorHAnsi" w:hAnsiTheme="minorHAnsi" w:cstheme="minorHAnsi"/>
+                <w:sz w:val="18"/>
+                <w:szCs w:val="18"/>
+              </w:rPr>
+              <w:t>Permissão total no sistema.</w:t>
             </w:r>
           </w:p>
           <w:p>
@@ -6638,61 +7392,77 @@
                 <w:szCs w:val="22"/>
               </w:rPr>
             </w:pPr>
-            <w:r>
-              <w:rPr>
-                <w:rFonts w:cstheme="minorHAnsi"/>
-                <w:noProof/>
-                <w:sz w:val="22"/>
-              </w:rPr>
-              <w:lastRenderedPageBreak/>
-              <w:drawing>
-                <wp:inline distT="0" distB="0" distL="0" distR="0" wp14:anchorId="50796AC9" wp14:editId="60739EFC">
-                  <wp:extent cx="2636520" cy="4686255"/>
-                  <wp:effectExtent l="0" t="0" r="0" b="635"/>
-                  <wp:docPr id="1427601328" name="Imagem 5"/>
-                  <wp:cNvGraphicFramePr>
-                    <a:graphicFrameLocks xmlns:a="http://schemas.openxmlformats.org/drawingml/2006/main" noChangeAspect="1"/>
-                  </wp:cNvGraphicFramePr>
-                  <a:graphic xmlns:a="http://schemas.openxmlformats.org/drawingml/2006/main">
-                    <a:graphicData uri="http://schemas.openxmlformats.org/drawingml/2006/picture">
-                      <pic:pic xmlns:pic="http://schemas.openxmlformats.org/drawingml/2006/picture">
-                        <pic:nvPicPr>
-                          <pic:cNvPr id="0" name="Picture 1"/>
-                          <pic:cNvPicPr>
-                            <a:picLocks noChangeAspect="1" noChangeArrowheads="1"/>
-                          </pic:cNvPicPr>
-                        </pic:nvPicPr>
-                        <pic:blipFill>
-                          <a:blip r:embed="rId13" cstate="print">
-                            <a:extLst>
-                              <a:ext uri="{28A0092B-C50C-407E-A947-70E740481C1C}">
-                                <a14:useLocalDpi xmlns:a14="http://schemas.microsoft.com/office/drawing/2010/main" val="0"/>
-                              </a:ext>
-                            </a:extLst>
-                          </a:blip>
-                          <a:srcRect/>
-                          <a:stretch>
-                            <a:fillRect/>
-                          </a:stretch>
-                        </pic:blipFill>
-                        <pic:spPr bwMode="auto">
-                          <a:xfrm>
-                            <a:off x="0" y="0"/>
-                            <a:ext cx="2641360" cy="4694858"/>
-                          </a:xfrm>
-                          <a:prstGeom prst="rect">
-                            <a:avLst/>
-                          </a:prstGeom>
-                          <a:noFill/>
-                          <a:ln>
-                            <a:noFill/>
-                          </a:ln>
-                        </pic:spPr>
-                      </pic:pic>
-                    </a:graphicData>
-                  </a:graphic>
-                </wp:inline>
-              </w:drawing>
+          </w:p>
+          <w:p>
+            <w:pPr>
+              <w:spacing w:after="0"/>
+              <w:rPr>
+                <w:rFonts w:asciiTheme="minorHAnsi" w:hAnsiTheme="minorHAnsi" w:cstheme="minorHAnsi"/>
+                <w:b/>
+                <w:sz w:val="22"/>
+                <w:szCs w:val="22"/>
+              </w:rPr>
+            </w:pPr>
+          </w:p>
+          <w:p>
+            <w:pPr>
+              <w:pStyle w:val="Exemplo"/>
+              <w:numPr>
+                <w:ilvl w:val="0"/>
+                <w:numId w:val="0"/>
+              </w:numPr>
+              <w:spacing w:after="0"/>
+              <w:rPr>
+                <w:rFonts w:asciiTheme="minorHAnsi" w:hAnsiTheme="minorHAnsi" w:cstheme="minorHAnsi"/>
+                <w:sz w:val="22"/>
+                <w:szCs w:val="22"/>
+              </w:rPr>
+            </w:pPr>
+            <w:r>
+              <w:rPr>
+                <w:rFonts w:asciiTheme="minorHAnsi" w:hAnsiTheme="minorHAnsi" w:cstheme="minorHAnsi"/>
+                <w:sz w:val="22"/>
+                <w:szCs w:val="22"/>
+              </w:rPr>
+              <w:t>INSTRUÇÕES</w:t>
+            </w:r>
+          </w:p>
+          <w:p>
+            <w:pPr>
+              <w:pStyle w:val="Exemplo"/>
+              <w:spacing w:after="0" w:line="259" w:lineRule="auto"/>
+              <w:rPr>
+                <w:rFonts w:asciiTheme="minorHAnsi" w:hAnsiTheme="minorHAnsi" w:cstheme="minorHAnsi"/>
+                <w:sz w:val="22"/>
+                <w:szCs w:val="22"/>
+              </w:rPr>
+            </w:pPr>
+            <w:r>
+              <w:rPr>
+                <w:rFonts w:asciiTheme="minorHAnsi" w:hAnsiTheme="minorHAnsi" w:cstheme="minorHAnsi"/>
+                <w:sz w:val="22"/>
+                <w:szCs w:val="22"/>
+              </w:rPr>
+              <w:t>A história pode se beneficiar do uso dos Diagramas da UML ao oferecer um detalhamento maior sobre o requisito.</w:t>
+            </w:r>
+          </w:p>
+          <w:p>
+            <w:pPr>
+              <w:pStyle w:val="Exemplo"/>
+              <w:spacing w:after="0" w:line="259" w:lineRule="auto"/>
+              <w:rPr>
+                <w:rFonts w:asciiTheme="minorHAnsi" w:hAnsiTheme="minorHAnsi" w:cstheme="minorHAnsi"/>
+                <w:sz w:val="22"/>
+                <w:szCs w:val="22"/>
+              </w:rPr>
+            </w:pPr>
+            <w:r>
+              <w:rPr>
+                <w:rFonts w:asciiTheme="minorHAnsi" w:hAnsiTheme="minorHAnsi" w:cstheme="minorHAnsi"/>
+                <w:sz w:val="22"/>
+                <w:szCs w:val="22"/>
+              </w:rPr>
+              <w:t>O diagrama de Classe deve apresentar as classes e seus relacionamentos no contexto do sistema aplicada a esta estória.</w:t>
             </w:r>
           </w:p>
           <w:p>
@@ -6756,7 +7526,7 @@
                 <w:ilvl w:val="0"/>
                 <w:numId w:val="0"/>
               </w:numPr>
-              <w:spacing w:before="240"/>
+              <w:spacing w:after="0"/>
               <w:rPr>
                 <w:rFonts w:asciiTheme="minorHAnsi" w:hAnsiTheme="minorHAnsi" w:cstheme="minorHAnsi"/>
                 <w:sz w:val="22"/>
@@ -6775,7 +7545,7 @@
           <w:p>
             <w:pPr>
               <w:pStyle w:val="Exemplo"/>
-              <w:spacing w:before="240"/>
+              <w:spacing w:after="0" w:line="259" w:lineRule="auto"/>
               <w:rPr>
                 <w:rFonts w:asciiTheme="minorHAnsi" w:hAnsiTheme="minorHAnsi" w:cstheme="minorHAnsi"/>
                 <w:sz w:val="22"/>
@@ -6799,13 +7569,33 @@
                 <w:numId w:val="0"/>
               </w:numPr>
               <w:spacing w:before="240"/>
-              <w:ind w:left="720" w:hanging="360"/>
-              <w:rPr>
-                <w:rFonts w:asciiTheme="minorHAnsi" w:hAnsiTheme="minorHAnsi" w:cstheme="minorHAnsi"/>
-                <w:sz w:val="22"/>
-                <w:szCs w:val="22"/>
-              </w:rPr>
-            </w:pPr>
+              <w:rPr>
+                <w:rFonts w:asciiTheme="minorHAnsi" w:hAnsiTheme="minorHAnsi" w:cstheme="minorHAnsi"/>
+                <w:sz w:val="22"/>
+                <w:szCs w:val="22"/>
+              </w:rPr>
+            </w:pPr>
+          </w:p>
+          <w:p>
+            <w:pPr>
+              <w:spacing w:before="240"/>
+              <w:rPr>
+                <w:rFonts w:asciiTheme="minorHAnsi" w:hAnsiTheme="minorHAnsi" w:cstheme="minorHAnsi"/>
+                <w:b/>
+                <w:sz w:val="22"/>
+                <w:szCs w:val="22"/>
+              </w:rPr>
+            </w:pPr>
+            <w:r>
+              <w:rPr>
+                <w:rFonts w:asciiTheme="minorHAnsi" w:hAnsiTheme="minorHAnsi" w:cstheme="minorHAnsi"/>
+                <w:b/>
+                <w:sz w:val="22"/>
+                <w:szCs w:val="22"/>
+              </w:rPr>
+              <w:lastRenderedPageBreak/>
+              <w:t>Detalhamento com protótipo (se Interface de Usuário)</w:t>
+            </w:r>
           </w:p>
           <w:p>
             <w:pPr>
@@ -6815,161 +7605,6 @@
                 <w:numId w:val="0"/>
               </w:numPr>
               <w:spacing w:before="240"/>
-              <w:ind w:left="720" w:hanging="360"/>
-              <w:rPr>
-                <w:rFonts w:asciiTheme="minorHAnsi" w:hAnsiTheme="minorHAnsi" w:cstheme="minorHAnsi"/>
-                <w:sz w:val="22"/>
-                <w:szCs w:val="22"/>
-              </w:rPr>
-            </w:pPr>
-          </w:p>
-          <w:p>
-            <w:pPr>
-              <w:pStyle w:val="Exemplo"/>
-              <w:numPr>
-                <w:ilvl w:val="0"/>
-                <w:numId w:val="0"/>
-              </w:numPr>
-              <w:spacing w:before="240"/>
-              <w:rPr>
-                <w:rFonts w:asciiTheme="minorHAnsi" w:hAnsiTheme="minorHAnsi" w:cstheme="minorHAnsi"/>
-                <w:i w:val="0"/>
-                <w:color w:val="auto"/>
-                <w:sz w:val="22"/>
-                <w:szCs w:val="22"/>
-              </w:rPr>
-            </w:pPr>
-            <w:r>
-              <w:rPr>
-                <w:rFonts w:asciiTheme="minorHAnsi" w:hAnsiTheme="minorHAnsi" w:cstheme="minorHAnsi"/>
-                <w:i w:val="0"/>
-                <w:color w:val="auto"/>
-                <w:sz w:val="22"/>
-                <w:szCs w:val="22"/>
-              </w:rPr>
-              <w:t>Exemplo:</w:t>
-            </w:r>
-          </w:p>
-          <w:p>
-            <w:pPr>
-              <w:spacing w:before="240"/>
-              <w:jc w:val="center"/>
-              <w:rPr>
-                <w:rFonts w:asciiTheme="minorHAnsi" w:hAnsiTheme="minorHAnsi" w:cstheme="minorHAnsi"/>
-                <w:sz w:val="22"/>
-                <w:szCs w:val="22"/>
-              </w:rPr>
-            </w:pPr>
-            <w:r>
-              <w:rPr>
-                <w:rFonts w:cstheme="minorHAnsi"/>
-                <w:noProof/>
-              </w:rPr>
-              <w:t>h</w:t>
-            </w:r>
-            <w:r>
-              <w:rPr>
-                <w:rFonts w:cstheme="minorHAnsi"/>
-                <w:noProof/>
-              </w:rPr>
-              <w:drawing>
-                <wp:inline distT="0" distB="0" distL="0" distR="0" wp14:anchorId="2BE71543" wp14:editId="2BE71544">
-                  <wp:extent cx="2743200" cy="1838451"/>
-                  <wp:effectExtent l="0" t="0" r="0" b="9525"/>
-                  <wp:docPr id="1" name="Imagem 1"/>
-                  <wp:cNvGraphicFramePr>
-                    <a:graphicFrameLocks xmlns:a="http://schemas.openxmlformats.org/drawingml/2006/main" noChangeAspect="1"/>
-                  </wp:cNvGraphicFramePr>
-                  <a:graphic xmlns:a="http://schemas.openxmlformats.org/drawingml/2006/main">
-                    <a:graphicData uri="http://schemas.openxmlformats.org/drawingml/2006/picture">
-                      <pic:pic xmlns:pic="http://schemas.openxmlformats.org/drawingml/2006/picture">
-                        <pic:nvPicPr>
-                          <pic:cNvPr id="1" name=""/>
-                          <pic:cNvPicPr/>
-                        </pic:nvPicPr>
-                        <pic:blipFill>
-                          <a:blip r:embed="rId14"/>
-                          <a:stretch>
-                            <a:fillRect/>
-                          </a:stretch>
-                        </pic:blipFill>
-                        <pic:spPr>
-                          <a:xfrm>
-                            <a:off x="0" y="0"/>
-                            <a:ext cx="2754880" cy="1846279"/>
-                          </a:xfrm>
-                          <a:prstGeom prst="rect">
-                            <a:avLst/>
-                          </a:prstGeom>
-                        </pic:spPr>
-                      </pic:pic>
-                    </a:graphicData>
-                  </a:graphic>
-                </wp:inline>
-              </w:drawing>
-            </w:r>
-          </w:p>
-          <w:p>
-            <w:pPr>
-              <w:pStyle w:val="Exemplo"/>
-              <w:numPr>
-                <w:ilvl w:val="0"/>
-                <w:numId w:val="0"/>
-              </w:numPr>
-              <w:spacing w:before="240"/>
-              <w:ind w:left="720" w:hanging="360"/>
-              <w:jc w:val="center"/>
-              <w:rPr>
-                <w:rFonts w:asciiTheme="minorHAnsi" w:hAnsiTheme="minorHAnsi" w:cstheme="minorHAnsi"/>
-                <w:sz w:val="22"/>
-                <w:szCs w:val="22"/>
-              </w:rPr>
-            </w:pPr>
-          </w:p>
-          <w:p>
-            <w:pPr>
-              <w:pStyle w:val="Exemplo"/>
-              <w:numPr>
-                <w:ilvl w:val="0"/>
-                <w:numId w:val="0"/>
-              </w:numPr>
-              <w:spacing w:before="240"/>
-              <w:ind w:left="720" w:hanging="360"/>
-              <w:rPr>
-                <w:rFonts w:asciiTheme="minorHAnsi" w:hAnsiTheme="minorHAnsi" w:cstheme="minorHAnsi"/>
-                <w:sz w:val="22"/>
-                <w:szCs w:val="22"/>
-              </w:rPr>
-            </w:pPr>
-          </w:p>
-          <w:p>
-            <w:pPr>
-              <w:spacing w:before="240"/>
-              <w:rPr>
-                <w:rFonts w:asciiTheme="minorHAnsi" w:hAnsiTheme="minorHAnsi" w:cstheme="minorHAnsi"/>
-                <w:b/>
-                <w:sz w:val="22"/>
-                <w:szCs w:val="22"/>
-              </w:rPr>
-            </w:pPr>
-            <w:r>
-              <w:rPr>
-                <w:rFonts w:asciiTheme="minorHAnsi" w:hAnsiTheme="minorHAnsi" w:cstheme="minorHAnsi"/>
-                <w:b/>
-                <w:sz w:val="22"/>
-                <w:szCs w:val="22"/>
-              </w:rPr>
-              <w:t>Detalhamento com protótipo (se Interface de Usuário)</w:t>
-            </w:r>
-          </w:p>
-          <w:p>
-            <w:pPr>
-              <w:pStyle w:val="Exemplo"/>
-              <w:numPr>
-                <w:ilvl w:val="0"/>
-                <w:numId w:val="0"/>
-              </w:numPr>
-              <w:spacing w:before="240"/>
               <w:rPr>
                 <w:rFonts w:asciiTheme="minorHAnsi" w:hAnsiTheme="minorHAnsi" w:cstheme="minorHAnsi"/>
                 <w:sz w:val="22"/>
@@ -7001,7 +7636,25 @@
                 <w:sz w:val="22"/>
                 <w:szCs w:val="22"/>
               </w:rPr>
-              <w:t>Construir o Protótipo que envolve a funções geradas pela Estória, se aplicável. Para implementações de backends não se aplica.</w:t>
+              <w:t xml:space="preserve">Construir o Protótipo que envolve a funções geradas pela Estória, se aplicável. Para implementações de </w:t>
+            </w:r>
+            <w:proofErr w:type="spellStart"/>
+            <w:r>
+              <w:rPr>
+                <w:rFonts w:asciiTheme="minorHAnsi" w:hAnsiTheme="minorHAnsi" w:cstheme="minorHAnsi"/>
+                <w:sz w:val="22"/>
+                <w:szCs w:val="22"/>
+              </w:rPr>
+              <w:t>backends</w:t>
+            </w:r>
+            <w:proofErr w:type="spellEnd"/>
+            <w:r>
+              <w:rPr>
+                <w:rFonts w:asciiTheme="minorHAnsi" w:hAnsiTheme="minorHAnsi" w:cstheme="minorHAnsi"/>
+                <w:sz w:val="22"/>
+                <w:szCs w:val="22"/>
+              </w:rPr>
+              <w:t xml:space="preserve"> não se aplica.</w:t>
             </w:r>
           </w:p>
         </w:tc>
@@ -7660,6 +8313,7 @@
               </w:rPr>
               <w:t xml:space="preserve">O sistema apresenta um </w:t>
             </w:r>
+            <w:proofErr w:type="spellStart"/>
             <w:r>
               <w:rPr>
                 <w:rFonts w:asciiTheme="minorHAnsi" w:hAnsiTheme="minorHAnsi" w:cstheme="minorHAnsi"/>
@@ -7667,7 +8321,17 @@
                 <w:sz w:val="22"/>
                 <w:szCs w:val="22"/>
               </w:rPr>
-              <w:t>selector de parcelas</w:t>
+              <w:t>selector</w:t>
+            </w:r>
+            <w:proofErr w:type="spellEnd"/>
+            <w:r>
+              <w:rPr>
+                <w:rFonts w:asciiTheme="minorHAnsi" w:hAnsiTheme="minorHAnsi" w:cstheme="minorHAnsi"/>
+                <w:bCs/>
+                <w:sz w:val="22"/>
+                <w:szCs w:val="22"/>
+              </w:rPr>
+              <w:t xml:space="preserve"> de parcelas</w:t>
             </w:r>
             <w:r>
               <w:rPr>
@@ -7923,7 +8587,6 @@
                 <w:sz w:val="22"/>
                 <w:szCs w:val="22"/>
               </w:rPr>
-              <w:lastRenderedPageBreak/>
               <w:t>Processamento do Pagamento</w:t>
             </w:r>
             <w:r>
@@ -8001,6 +8664,7 @@
                 <w:sz w:val="22"/>
                 <w:szCs w:val="22"/>
               </w:rPr>
+              <w:lastRenderedPageBreak/>
               <w:t>Caso aprovado, o sistema registra a transação e confirma a compra.</w:t>
             </w:r>
           </w:p>
@@ -8671,7 +9335,21 @@
               <w:rPr>
                 <w:rFonts w:asciiTheme="minorHAnsi" w:hAnsiTheme="minorHAnsi" w:cstheme="minorHAnsi"/>
               </w:rPr>
-              <w:t>Construir o Protótipo que envolve a funções geradas pela Estória, se aplicável. Para implementações de backends não se aplica.</w:t>
+              <w:t xml:space="preserve">Construir o Protótipo que envolve a funções geradas pela Estória, se aplicável. Para implementações de </w:t>
+            </w:r>
+            <w:proofErr w:type="spellStart"/>
+            <w:r>
+              <w:rPr>
+                <w:rFonts w:asciiTheme="minorHAnsi" w:hAnsiTheme="minorHAnsi" w:cstheme="minorHAnsi"/>
+              </w:rPr>
+              <w:t>backends</w:t>
+            </w:r>
+            <w:proofErr w:type="spellEnd"/>
+            <w:r>
+              <w:rPr>
+                <w:rFonts w:asciiTheme="minorHAnsi" w:hAnsiTheme="minorHAnsi" w:cstheme="minorHAnsi"/>
+              </w:rPr>
+              <w:t xml:space="preserve"> não se aplica.</w:t>
             </w:r>
           </w:p>
         </w:tc>
@@ -9108,8 +9786,13 @@
         <w:t>ocumentos coletados no levantamento de requisitos como modelos</w:t>
       </w:r>
       <w:r>
-        <w:t>, formulários, etc.</w:t>
+        <w:t xml:space="preserve">, </w:t>
       </w:r>
+      <w:proofErr w:type="gramStart"/>
+      <w:r>
+        <w:t>formulários, etc.</w:t>
+      </w:r>
+      <w:proofErr w:type="gramEnd"/>
     </w:p>
     <w:p/>
     <w:p>
@@ -9268,6 +9951,155 @@
 <file path=word/numbering.xml><?xml version="1.0" encoding="utf-8"?>
 <w:numbering xmlns:wpc="http://schemas.microsoft.com/office/word/2010/wordprocessingCanvas" xmlns:cx="http://schemas.microsoft.com/office/drawing/2014/chartex" xmlns:cx1="http://schemas.microsoft.com/office/drawing/2015/9/8/chartex" xmlns:cx2="http://schemas.microsoft.com/office/drawing/2015/10/21/chartex" xmlns:cx3="http://schemas.microsoft.com/office/drawing/2016/5/9/chartex" xmlns:cx4="http://schemas.microsoft.com/office/drawing/2016/5/10/chartex" xmlns:cx5="http://schemas.microsoft.com/office/drawing/2016/5/11/chartex" xmlns:cx6="http://schemas.microsoft.com/office/drawing/2016/5/12/chartex" xmlns:cx7="http://schemas.microsoft.com/office/drawing/2016/5/13/chartex" xmlns:cx8="http://schemas.microsoft.com/office/drawing/2016/5/14/chartex" xmlns:mc="http://schemas.openxmlformats.org/markup-compatibility/2006" xmlns:aink="http://schemas.microsoft.com/office/drawing/2016/ink" xmlns:am3d="http://schemas.microsoft.com/office/drawing/2017/model3d" xmlns:o="urn:schemas-microsoft-com:office:office" xmlns:oel="http://schemas.microsoft.com/office/2019/extlst" xmlns:r="http://schemas.openxmlformats.org/officeDocument/2006/relationships" xmlns:m="http://schemas.openxmlformats.org/officeDocument/2006/math" xmlns:v="urn:schemas-microsoft-com:vml" xmlns:wp14="http://schemas.microsoft.com/office/word/2010/wordprocessingDrawing" xmlns:wp="http://schemas.openxmlformats.org/drawingml/2006/wordprocessingDrawing" xmlns:w10="urn:schemas-microsoft-com:office:word" xmlns:w="http://schemas.openxmlformats.org/wordprocessingml/2006/main" xmlns:w14="http://schemas.microsoft.com/office/word/2010/wordml" xmlns:w15="http://schemas.microsoft.com/office/word/2012/wordml" xmlns:w16cex="http://schemas.microsoft.com/office/word/2018/wordml/cex" xmlns:w16cid="http://schemas.microsoft.com/office/word/2016/wordml/cid" xmlns:w16="http://schemas.microsoft.com/office/word/2018/wordml" xmlns:w16du="http://schemas.microsoft.com/office/word/2023/wordml/word16du" xmlns:w16sdtdh="http://schemas.microsoft.com/office/word/2020/wordml/sdtdatahash" xmlns:w16sdtfl="http://schemas.microsoft.com/office/word/2024/wordml/sdtformatlock" xmlns:w16se="http://schemas.microsoft.com/office/word/2015/wordml/symex" xmlns:wpg="http://schemas.microsoft.com/office/word/2010/wordprocessingGroup" xmlns:wpi="http://schemas.microsoft.com/office/word/2010/wordprocessingInk" xmlns:wne="http://schemas.microsoft.com/office/word/2006/wordml" xmlns:wps="http://schemas.microsoft.com/office/word/2010/wordprocessingShape" mc:Ignorable="w14 w15 w16se w16cid w16 w16cex w16sdtdh w16sdtfl w16du wp14">
   <w:abstractNum w:abstractNumId="0" w15:restartNumberingAfterBreak="0">
+    <w:nsid w:val="03225596"/>
+    <w:multiLevelType w:val="multilevel"/>
+    <w:tmpl w:val="32AC584A"/>
+    <w:lvl w:ilvl="0">
+      <w:start w:val="1"/>
+      <w:numFmt w:val="bullet"/>
+      <w:lvlText w:val=""/>
+      <w:lvlJc w:val="left"/>
+      <w:pPr>
+        <w:tabs>
+          <w:tab w:val="num" w:pos="720"/>
+        </w:tabs>
+        <w:ind w:left="720" w:hanging="360"/>
+      </w:pPr>
+      <w:rPr>
+        <w:rFonts w:ascii="Symbol" w:hAnsi="Symbol" w:hint="default"/>
+        <w:sz w:val="20"/>
+      </w:rPr>
+    </w:lvl>
+    <w:lvl w:ilvl="1" w:tentative="1">
+      <w:start w:val="1"/>
+      <w:numFmt w:val="bullet"/>
+      <w:lvlText w:val="o"/>
+      <w:lvlJc w:val="left"/>
+      <w:pPr>
+        <w:tabs>
+          <w:tab w:val="num" w:pos="1440"/>
+        </w:tabs>
+        <w:ind w:left="1440" w:hanging="360"/>
+      </w:pPr>
+      <w:rPr>
+        <w:rFonts w:ascii="Courier New" w:hAnsi="Courier New" w:hint="default"/>
+        <w:sz w:val="20"/>
+      </w:rPr>
+    </w:lvl>
+    <w:lvl w:ilvl="2" w:tentative="1">
+      <w:start w:val="1"/>
+      <w:numFmt w:val="bullet"/>
+      <w:lvlText w:val=""/>
+      <w:lvlJc w:val="left"/>
+      <w:pPr>
+        <w:tabs>
+          <w:tab w:val="num" w:pos="2160"/>
+        </w:tabs>
+        <w:ind w:left="2160" w:hanging="360"/>
+      </w:pPr>
+      <w:rPr>
+        <w:rFonts w:ascii="Wingdings" w:hAnsi="Wingdings" w:hint="default"/>
+        <w:sz w:val="20"/>
+      </w:rPr>
+    </w:lvl>
+    <w:lvl w:ilvl="3" w:tentative="1">
+      <w:start w:val="1"/>
+      <w:numFmt w:val="bullet"/>
+      <w:lvlText w:val=""/>
+      <w:lvlJc w:val="left"/>
+      <w:pPr>
+        <w:tabs>
+          <w:tab w:val="num" w:pos="2880"/>
+        </w:tabs>
+        <w:ind w:left="2880" w:hanging="360"/>
+      </w:pPr>
+      <w:rPr>
+        <w:rFonts w:ascii="Wingdings" w:hAnsi="Wingdings" w:hint="default"/>
+        <w:sz w:val="20"/>
+      </w:rPr>
+    </w:lvl>
+    <w:lvl w:ilvl="4" w:tentative="1">
+      <w:start w:val="1"/>
+      <w:numFmt w:val="bullet"/>
+      <w:lvlText w:val=""/>
+      <w:lvlJc w:val="left"/>
+      <w:pPr>
+        <w:tabs>
+          <w:tab w:val="num" w:pos="3600"/>
+        </w:tabs>
+        <w:ind w:left="3600" w:hanging="360"/>
+      </w:pPr>
+      <w:rPr>
+        <w:rFonts w:ascii="Wingdings" w:hAnsi="Wingdings" w:hint="default"/>
+        <w:sz w:val="20"/>
+      </w:rPr>
+    </w:lvl>
+    <w:lvl w:ilvl="5" w:tentative="1">
+      <w:start w:val="1"/>
+      <w:numFmt w:val="bullet"/>
+      <w:lvlText w:val=""/>
+      <w:lvlJc w:val="left"/>
+      <w:pPr>
+        <w:tabs>
+          <w:tab w:val="num" w:pos="4320"/>
+        </w:tabs>
+        <w:ind w:left="4320" w:hanging="360"/>
+      </w:pPr>
+      <w:rPr>
+        <w:rFonts w:ascii="Wingdings" w:hAnsi="Wingdings" w:hint="default"/>
+        <w:sz w:val="20"/>
+      </w:rPr>
+    </w:lvl>
+    <w:lvl w:ilvl="6" w:tentative="1">
+      <w:start w:val="1"/>
+      <w:numFmt w:val="bullet"/>
+      <w:lvlText w:val=""/>
+      <w:lvlJc w:val="left"/>
+      <w:pPr>
+        <w:tabs>
+          <w:tab w:val="num" w:pos="5040"/>
+        </w:tabs>
+        <w:ind w:left="5040" w:hanging="360"/>
+      </w:pPr>
+      <w:rPr>
+        <w:rFonts w:ascii="Wingdings" w:hAnsi="Wingdings" w:hint="default"/>
+        <w:sz w:val="20"/>
+      </w:rPr>
+    </w:lvl>
+    <w:lvl w:ilvl="7" w:tentative="1">
+      <w:start w:val="1"/>
+      <w:numFmt w:val="bullet"/>
+      <w:lvlText w:val=""/>
+      <w:lvlJc w:val="left"/>
+      <w:pPr>
+        <w:tabs>
+          <w:tab w:val="num" w:pos="5760"/>
+        </w:tabs>
+        <w:ind w:left="5760" w:hanging="360"/>
+      </w:pPr>
+      <w:rPr>
+        <w:rFonts w:ascii="Wingdings" w:hAnsi="Wingdings" w:hint="default"/>
+        <w:sz w:val="20"/>
+      </w:rPr>
+    </w:lvl>
+    <w:lvl w:ilvl="8" w:tentative="1">
+      <w:start w:val="1"/>
+      <w:numFmt w:val="bullet"/>
+      <w:lvlText w:val=""/>
+      <w:lvlJc w:val="left"/>
+      <w:pPr>
+        <w:tabs>
+          <w:tab w:val="num" w:pos="6480"/>
+        </w:tabs>
+        <w:ind w:left="6480" w:hanging="360"/>
+      </w:pPr>
+      <w:rPr>
+        <w:rFonts w:ascii="Wingdings" w:hAnsi="Wingdings" w:hint="default"/>
+        <w:sz w:val="20"/>
+      </w:rPr>
+    </w:lvl>
+  </w:abstractNum>
+  <w:abstractNum w:abstractNumId="1" w15:restartNumberingAfterBreak="0">
     <w:nsid w:val="045156A1"/>
     <w:multiLevelType w:val="multilevel"/>
     <w:tmpl w:val="2ED8621A"/>
@@ -9416,7 +10248,7 @@
       </w:rPr>
     </w:lvl>
   </w:abstractNum>
-  <w:abstractNum w:abstractNumId="1" w15:restartNumberingAfterBreak="0">
+  <w:abstractNum w:abstractNumId="2" w15:restartNumberingAfterBreak="0">
     <w:nsid w:val="0B8A4FAF"/>
     <w:multiLevelType w:val="hybridMultilevel"/>
     <w:tmpl w:val="5ECAC120"/>
@@ -9529,7 +10361,156 @@
       </w:rPr>
     </w:lvl>
   </w:abstractNum>
-  <w:abstractNum w:abstractNumId="2" w15:restartNumberingAfterBreak="0">
+  <w:abstractNum w:abstractNumId="3" w15:restartNumberingAfterBreak="0">
+    <w:nsid w:val="0C4316D5"/>
+    <w:multiLevelType w:val="multilevel"/>
+    <w:tmpl w:val="46DE0D8C"/>
+    <w:lvl w:ilvl="0">
+      <w:start w:val="1"/>
+      <w:numFmt w:val="bullet"/>
+      <w:lvlText w:val=""/>
+      <w:lvlJc w:val="left"/>
+      <w:pPr>
+        <w:tabs>
+          <w:tab w:val="num" w:pos="720"/>
+        </w:tabs>
+        <w:ind w:left="720" w:hanging="360"/>
+      </w:pPr>
+      <w:rPr>
+        <w:rFonts w:ascii="Symbol" w:hAnsi="Symbol" w:hint="default"/>
+        <w:sz w:val="20"/>
+      </w:rPr>
+    </w:lvl>
+    <w:lvl w:ilvl="1" w:tentative="1">
+      <w:start w:val="1"/>
+      <w:numFmt w:val="bullet"/>
+      <w:lvlText w:val="o"/>
+      <w:lvlJc w:val="left"/>
+      <w:pPr>
+        <w:tabs>
+          <w:tab w:val="num" w:pos="1440"/>
+        </w:tabs>
+        <w:ind w:left="1440" w:hanging="360"/>
+      </w:pPr>
+      <w:rPr>
+        <w:rFonts w:ascii="Courier New" w:hAnsi="Courier New" w:hint="default"/>
+        <w:sz w:val="20"/>
+      </w:rPr>
+    </w:lvl>
+    <w:lvl w:ilvl="2" w:tentative="1">
+      <w:start w:val="1"/>
+      <w:numFmt w:val="bullet"/>
+      <w:lvlText w:val=""/>
+      <w:lvlJc w:val="left"/>
+      <w:pPr>
+        <w:tabs>
+          <w:tab w:val="num" w:pos="2160"/>
+        </w:tabs>
+        <w:ind w:left="2160" w:hanging="360"/>
+      </w:pPr>
+      <w:rPr>
+        <w:rFonts w:ascii="Wingdings" w:hAnsi="Wingdings" w:hint="default"/>
+        <w:sz w:val="20"/>
+      </w:rPr>
+    </w:lvl>
+    <w:lvl w:ilvl="3" w:tentative="1">
+      <w:start w:val="1"/>
+      <w:numFmt w:val="bullet"/>
+      <w:lvlText w:val=""/>
+      <w:lvlJc w:val="left"/>
+      <w:pPr>
+        <w:tabs>
+          <w:tab w:val="num" w:pos="2880"/>
+        </w:tabs>
+        <w:ind w:left="2880" w:hanging="360"/>
+      </w:pPr>
+      <w:rPr>
+        <w:rFonts w:ascii="Wingdings" w:hAnsi="Wingdings" w:hint="default"/>
+        <w:sz w:val="20"/>
+      </w:rPr>
+    </w:lvl>
+    <w:lvl w:ilvl="4" w:tentative="1">
+      <w:start w:val="1"/>
+      <w:numFmt w:val="bullet"/>
+      <w:lvlText w:val=""/>
+      <w:lvlJc w:val="left"/>
+      <w:pPr>
+        <w:tabs>
+          <w:tab w:val="num" w:pos="3600"/>
+        </w:tabs>
+        <w:ind w:left="3600" w:hanging="360"/>
+      </w:pPr>
+      <w:rPr>
+        <w:rFonts w:ascii="Wingdings" w:hAnsi="Wingdings" w:hint="default"/>
+        <w:sz w:val="20"/>
+      </w:rPr>
+    </w:lvl>
+    <w:lvl w:ilvl="5" w:tentative="1">
+      <w:start w:val="1"/>
+      <w:numFmt w:val="bullet"/>
+      <w:lvlText w:val=""/>
+      <w:lvlJc w:val="left"/>
+      <w:pPr>
+        <w:tabs>
+          <w:tab w:val="num" w:pos="4320"/>
+        </w:tabs>
+        <w:ind w:left="4320" w:hanging="360"/>
+      </w:pPr>
+      <w:rPr>
+        <w:rFonts w:ascii="Wingdings" w:hAnsi="Wingdings" w:hint="default"/>
+        <w:sz w:val="20"/>
+      </w:rPr>
+    </w:lvl>
+    <w:lvl w:ilvl="6" w:tentative="1">
+      <w:start w:val="1"/>
+      <w:numFmt w:val="bullet"/>
+      <w:lvlText w:val=""/>
+      <w:lvlJc w:val="left"/>
+      <w:pPr>
+        <w:tabs>
+          <w:tab w:val="num" w:pos="5040"/>
+        </w:tabs>
+        <w:ind w:left="5040" w:hanging="360"/>
+      </w:pPr>
+      <w:rPr>
+        <w:rFonts w:ascii="Wingdings" w:hAnsi="Wingdings" w:hint="default"/>
+        <w:sz w:val="20"/>
+      </w:rPr>
+    </w:lvl>
+    <w:lvl w:ilvl="7" w:tentative="1">
+      <w:start w:val="1"/>
+      <w:numFmt w:val="bullet"/>
+      <w:lvlText w:val=""/>
+      <w:lvlJc w:val="left"/>
+      <w:pPr>
+        <w:tabs>
+          <w:tab w:val="num" w:pos="5760"/>
+        </w:tabs>
+        <w:ind w:left="5760" w:hanging="360"/>
+      </w:pPr>
+      <w:rPr>
+        <w:rFonts w:ascii="Wingdings" w:hAnsi="Wingdings" w:hint="default"/>
+        <w:sz w:val="20"/>
+      </w:rPr>
+    </w:lvl>
+    <w:lvl w:ilvl="8" w:tentative="1">
+      <w:start w:val="1"/>
+      <w:numFmt w:val="bullet"/>
+      <w:lvlText w:val=""/>
+      <w:lvlJc w:val="left"/>
+      <w:pPr>
+        <w:tabs>
+          <w:tab w:val="num" w:pos="6480"/>
+        </w:tabs>
+        <w:ind w:left="6480" w:hanging="360"/>
+      </w:pPr>
+      <w:rPr>
+        <w:rFonts w:ascii="Wingdings" w:hAnsi="Wingdings" w:hint="default"/>
+        <w:sz w:val="20"/>
+      </w:rPr>
+    </w:lvl>
+  </w:abstractNum>
+  <w:abstractNum w:abstractNumId="4" w15:restartNumberingAfterBreak="0">
     <w:nsid w:val="0C6946FC"/>
     <w:multiLevelType w:val="multilevel"/>
     <w:tmpl w:val="CF069CBC"/>
@@ -9678,7 +10659,7 @@
       </w:rPr>
     </w:lvl>
   </w:abstractNum>
-  <w:abstractNum w:abstractNumId="3" w15:restartNumberingAfterBreak="0">
+  <w:abstractNum w:abstractNumId="5" w15:restartNumberingAfterBreak="0">
     <w:nsid w:val="0F113B33"/>
     <w:multiLevelType w:val="hybridMultilevel"/>
     <w:tmpl w:val="B9522202"/>
@@ -9791,7 +10772,233 @@
       </w:rPr>
     </w:lvl>
   </w:abstractNum>
-  <w:abstractNum w:abstractNumId="4" w15:restartNumberingAfterBreak="0">
+  <w:abstractNum w:abstractNumId="6" w15:restartNumberingAfterBreak="0">
+    <w:nsid w:val="104C5775"/>
+    <w:multiLevelType w:val="hybridMultilevel"/>
+    <w:tmpl w:val="EC52A8CA"/>
+    <w:lvl w:ilvl="0" w:tplc="04160001">
+      <w:start w:val="1"/>
+      <w:numFmt w:val="bullet"/>
+      <w:lvlText w:val=""/>
+      <w:lvlJc w:val="left"/>
+      <w:pPr>
+        <w:ind w:left="1080" w:hanging="360"/>
+      </w:pPr>
+      <w:rPr>
+        <w:rFonts w:ascii="Symbol" w:hAnsi="Symbol" w:hint="default"/>
+      </w:rPr>
+    </w:lvl>
+    <w:lvl w:ilvl="1" w:tplc="04160003" w:tentative="1">
+      <w:start w:val="1"/>
+      <w:numFmt w:val="bullet"/>
+      <w:lvlText w:val="o"/>
+      <w:lvlJc w:val="left"/>
+      <w:pPr>
+        <w:ind w:left="1800" w:hanging="360"/>
+      </w:pPr>
+      <w:rPr>
+        <w:rFonts w:ascii="Courier New" w:hAnsi="Courier New" w:cs="Courier New" w:hint="default"/>
+      </w:rPr>
+    </w:lvl>
+    <w:lvl w:ilvl="2" w:tplc="04160005" w:tentative="1">
+      <w:start w:val="1"/>
+      <w:numFmt w:val="bullet"/>
+      <w:lvlText w:val=""/>
+      <w:lvlJc w:val="left"/>
+      <w:pPr>
+        <w:ind w:left="2520" w:hanging="360"/>
+      </w:pPr>
+      <w:rPr>
+        <w:rFonts w:ascii="Wingdings" w:hAnsi="Wingdings" w:hint="default"/>
+      </w:rPr>
+    </w:lvl>
+    <w:lvl w:ilvl="3" w:tplc="04160001" w:tentative="1">
+      <w:start w:val="1"/>
+      <w:numFmt w:val="bullet"/>
+      <w:lvlText w:val=""/>
+      <w:lvlJc w:val="left"/>
+      <w:pPr>
+        <w:ind w:left="3240" w:hanging="360"/>
+      </w:pPr>
+      <w:rPr>
+        <w:rFonts w:ascii="Symbol" w:hAnsi="Symbol" w:hint="default"/>
+      </w:rPr>
+    </w:lvl>
+    <w:lvl w:ilvl="4" w:tplc="04160003" w:tentative="1">
+      <w:start w:val="1"/>
+      <w:numFmt w:val="bullet"/>
+      <w:lvlText w:val="o"/>
+      <w:lvlJc w:val="left"/>
+      <w:pPr>
+        <w:ind w:left="3960" w:hanging="360"/>
+      </w:pPr>
+      <w:rPr>
+        <w:rFonts w:ascii="Courier New" w:hAnsi="Courier New" w:cs="Courier New" w:hint="default"/>
+      </w:rPr>
+    </w:lvl>
+    <w:lvl w:ilvl="5" w:tplc="04160005" w:tentative="1">
+      <w:start w:val="1"/>
+      <w:numFmt w:val="bullet"/>
+      <w:lvlText w:val=""/>
+      <w:lvlJc w:val="left"/>
+      <w:pPr>
+        <w:ind w:left="4680" w:hanging="360"/>
+      </w:pPr>
+      <w:rPr>
+        <w:rFonts w:ascii="Wingdings" w:hAnsi="Wingdings" w:hint="default"/>
+      </w:rPr>
+    </w:lvl>
+    <w:lvl w:ilvl="6" w:tplc="04160001" w:tentative="1">
+      <w:start w:val="1"/>
+      <w:numFmt w:val="bullet"/>
+      <w:lvlText w:val=""/>
+      <w:lvlJc w:val="left"/>
+      <w:pPr>
+        <w:ind w:left="5400" w:hanging="360"/>
+      </w:pPr>
+      <w:rPr>
+        <w:rFonts w:ascii="Symbol" w:hAnsi="Symbol" w:hint="default"/>
+      </w:rPr>
+    </w:lvl>
+    <w:lvl w:ilvl="7" w:tplc="04160003" w:tentative="1">
+      <w:start w:val="1"/>
+      <w:numFmt w:val="bullet"/>
+      <w:lvlText w:val="o"/>
+      <w:lvlJc w:val="left"/>
+      <w:pPr>
+        <w:ind w:left="6120" w:hanging="360"/>
+      </w:pPr>
+      <w:rPr>
+        <w:rFonts w:ascii="Courier New" w:hAnsi="Courier New" w:cs="Courier New" w:hint="default"/>
+      </w:rPr>
+    </w:lvl>
+    <w:lvl w:ilvl="8" w:tplc="04160005" w:tentative="1">
+      <w:start w:val="1"/>
+      <w:numFmt w:val="bullet"/>
+      <w:lvlText w:val=""/>
+      <w:lvlJc w:val="left"/>
+      <w:pPr>
+        <w:ind w:left="6840" w:hanging="360"/>
+      </w:pPr>
+      <w:rPr>
+        <w:rFonts w:ascii="Wingdings" w:hAnsi="Wingdings" w:hint="default"/>
+      </w:rPr>
+    </w:lvl>
+  </w:abstractNum>
+  <w:abstractNum w:abstractNumId="7" w15:restartNumberingAfterBreak="0">
+    <w:nsid w:val="10E268B6"/>
+    <w:multiLevelType w:val="hybridMultilevel"/>
+    <w:tmpl w:val="CBFC26BE"/>
+    <w:lvl w:ilvl="0" w:tplc="04160001">
+      <w:start w:val="1"/>
+      <w:numFmt w:val="bullet"/>
+      <w:lvlText w:val=""/>
+      <w:lvlJc w:val="left"/>
+      <w:pPr>
+        <w:ind w:left="1080" w:hanging="360"/>
+      </w:pPr>
+      <w:rPr>
+        <w:rFonts w:ascii="Symbol" w:hAnsi="Symbol" w:hint="default"/>
+      </w:rPr>
+    </w:lvl>
+    <w:lvl w:ilvl="1" w:tplc="04160003" w:tentative="1">
+      <w:start w:val="1"/>
+      <w:numFmt w:val="bullet"/>
+      <w:lvlText w:val="o"/>
+      <w:lvlJc w:val="left"/>
+      <w:pPr>
+        <w:ind w:left="1800" w:hanging="360"/>
+      </w:pPr>
+      <w:rPr>
+        <w:rFonts w:ascii="Courier New" w:hAnsi="Courier New" w:cs="Courier New" w:hint="default"/>
+      </w:rPr>
+    </w:lvl>
+    <w:lvl w:ilvl="2" w:tplc="04160005" w:tentative="1">
+      <w:start w:val="1"/>
+      <w:numFmt w:val="bullet"/>
+      <w:lvlText w:val=""/>
+      <w:lvlJc w:val="left"/>
+      <w:pPr>
+        <w:ind w:left="2520" w:hanging="360"/>
+      </w:pPr>
+      <w:rPr>
+        <w:rFonts w:ascii="Wingdings" w:hAnsi="Wingdings" w:hint="default"/>
+      </w:rPr>
+    </w:lvl>
+    <w:lvl w:ilvl="3" w:tplc="04160001" w:tentative="1">
+      <w:start w:val="1"/>
+      <w:numFmt w:val="bullet"/>
+      <w:lvlText w:val=""/>
+      <w:lvlJc w:val="left"/>
+      <w:pPr>
+        <w:ind w:left="3240" w:hanging="360"/>
+      </w:pPr>
+      <w:rPr>
+        <w:rFonts w:ascii="Symbol" w:hAnsi="Symbol" w:hint="default"/>
+      </w:rPr>
+    </w:lvl>
+    <w:lvl w:ilvl="4" w:tplc="04160003" w:tentative="1">
+      <w:start w:val="1"/>
+      <w:numFmt w:val="bullet"/>
+      <w:lvlText w:val="o"/>
+      <w:lvlJc w:val="left"/>
+      <w:pPr>
+        <w:ind w:left="3960" w:hanging="360"/>
+      </w:pPr>
+      <w:rPr>
+        <w:rFonts w:ascii="Courier New" w:hAnsi="Courier New" w:cs="Courier New" w:hint="default"/>
+      </w:rPr>
+    </w:lvl>
+    <w:lvl w:ilvl="5" w:tplc="04160005" w:tentative="1">
+      <w:start w:val="1"/>
+      <w:numFmt w:val="bullet"/>
+      <w:lvlText w:val=""/>
+      <w:lvlJc w:val="left"/>
+      <w:pPr>
+        <w:ind w:left="4680" w:hanging="360"/>
+      </w:pPr>
+      <w:rPr>
+        <w:rFonts w:ascii="Wingdings" w:hAnsi="Wingdings" w:hint="default"/>
+      </w:rPr>
+    </w:lvl>
+    <w:lvl w:ilvl="6" w:tplc="04160001" w:tentative="1">
+      <w:start w:val="1"/>
+      <w:numFmt w:val="bullet"/>
+      <w:lvlText w:val=""/>
+      <w:lvlJc w:val="left"/>
+      <w:pPr>
+        <w:ind w:left="5400" w:hanging="360"/>
+      </w:pPr>
+      <w:rPr>
+        <w:rFonts w:ascii="Symbol" w:hAnsi="Symbol" w:hint="default"/>
+      </w:rPr>
+    </w:lvl>
+    <w:lvl w:ilvl="7" w:tplc="04160003" w:tentative="1">
+      <w:start w:val="1"/>
+      <w:numFmt w:val="bullet"/>
+      <w:lvlText w:val="o"/>
+      <w:lvlJc w:val="left"/>
+      <w:pPr>
+        <w:ind w:left="6120" w:hanging="360"/>
+      </w:pPr>
+      <w:rPr>
+        <w:rFonts w:ascii="Courier New" w:hAnsi="Courier New" w:cs="Courier New" w:hint="default"/>
+      </w:rPr>
+    </w:lvl>
+    <w:lvl w:ilvl="8" w:tplc="04160005" w:tentative="1">
+      <w:start w:val="1"/>
+      <w:numFmt w:val="bullet"/>
+      <w:lvlText w:val=""/>
+      <w:lvlJc w:val="left"/>
+      <w:pPr>
+        <w:ind w:left="6840" w:hanging="360"/>
+      </w:pPr>
+      <w:rPr>
+        <w:rFonts w:ascii="Wingdings" w:hAnsi="Wingdings" w:hint="default"/>
+      </w:rPr>
+    </w:lvl>
+  </w:abstractNum>
+  <w:abstractNum w:abstractNumId="8" w15:restartNumberingAfterBreak="0">
     <w:nsid w:val="16771800"/>
     <w:multiLevelType w:val="hybridMultilevel"/>
     <w:tmpl w:val="1C1A87CA"/>
@@ -9903,7 +11110,120 @@
       </w:rPr>
     </w:lvl>
   </w:abstractNum>
-  <w:abstractNum w:abstractNumId="5" w15:restartNumberingAfterBreak="0">
+  <w:abstractNum w:abstractNumId="9" w15:restartNumberingAfterBreak="0">
+    <w:nsid w:val="180B028B"/>
+    <w:multiLevelType w:val="hybridMultilevel"/>
+    <w:tmpl w:val="57501AC0"/>
+    <w:lvl w:ilvl="0" w:tplc="04160001">
+      <w:start w:val="1"/>
+      <w:numFmt w:val="bullet"/>
+      <w:lvlText w:val=""/>
+      <w:lvlJc w:val="left"/>
+      <w:pPr>
+        <w:ind w:left="1080" w:hanging="360"/>
+      </w:pPr>
+      <w:rPr>
+        <w:rFonts w:ascii="Symbol" w:hAnsi="Symbol" w:hint="default"/>
+      </w:rPr>
+    </w:lvl>
+    <w:lvl w:ilvl="1" w:tplc="04160003" w:tentative="1">
+      <w:start w:val="1"/>
+      <w:numFmt w:val="bullet"/>
+      <w:lvlText w:val="o"/>
+      <w:lvlJc w:val="left"/>
+      <w:pPr>
+        <w:ind w:left="1800" w:hanging="360"/>
+      </w:pPr>
+      <w:rPr>
+        <w:rFonts w:ascii="Courier New" w:hAnsi="Courier New" w:cs="Courier New" w:hint="default"/>
+      </w:rPr>
+    </w:lvl>
+    <w:lvl w:ilvl="2" w:tplc="04160005" w:tentative="1">
+      <w:start w:val="1"/>
+      <w:numFmt w:val="bullet"/>
+      <w:lvlText w:val=""/>
+      <w:lvlJc w:val="left"/>
+      <w:pPr>
+        <w:ind w:left="2520" w:hanging="360"/>
+      </w:pPr>
+      <w:rPr>
+        <w:rFonts w:ascii="Wingdings" w:hAnsi="Wingdings" w:hint="default"/>
+      </w:rPr>
+    </w:lvl>
+    <w:lvl w:ilvl="3" w:tplc="04160001" w:tentative="1">
+      <w:start w:val="1"/>
+      <w:numFmt w:val="bullet"/>
+      <w:lvlText w:val=""/>
+      <w:lvlJc w:val="left"/>
+      <w:pPr>
+        <w:ind w:left="3240" w:hanging="360"/>
+      </w:pPr>
+      <w:rPr>
+        <w:rFonts w:ascii="Symbol" w:hAnsi="Symbol" w:hint="default"/>
+      </w:rPr>
+    </w:lvl>
+    <w:lvl w:ilvl="4" w:tplc="04160003" w:tentative="1">
+      <w:start w:val="1"/>
+      <w:numFmt w:val="bullet"/>
+      <w:lvlText w:val="o"/>
+      <w:lvlJc w:val="left"/>
+      <w:pPr>
+        <w:ind w:left="3960" w:hanging="360"/>
+      </w:pPr>
+      <w:rPr>
+        <w:rFonts w:ascii="Courier New" w:hAnsi="Courier New" w:cs="Courier New" w:hint="default"/>
+      </w:rPr>
+    </w:lvl>
+    <w:lvl w:ilvl="5" w:tplc="04160005" w:tentative="1">
+      <w:start w:val="1"/>
+      <w:numFmt w:val="bullet"/>
+      <w:lvlText w:val=""/>
+      <w:lvlJc w:val="left"/>
+      <w:pPr>
+        <w:ind w:left="4680" w:hanging="360"/>
+      </w:pPr>
+      <w:rPr>
+        <w:rFonts w:ascii="Wingdings" w:hAnsi="Wingdings" w:hint="default"/>
+      </w:rPr>
+    </w:lvl>
+    <w:lvl w:ilvl="6" w:tplc="04160001" w:tentative="1">
+      <w:start w:val="1"/>
+      <w:numFmt w:val="bullet"/>
+      <w:lvlText w:val=""/>
+      <w:lvlJc w:val="left"/>
+      <w:pPr>
+        <w:ind w:left="5400" w:hanging="360"/>
+      </w:pPr>
+      <w:rPr>
+        <w:rFonts w:ascii="Symbol" w:hAnsi="Symbol" w:hint="default"/>
+      </w:rPr>
+    </w:lvl>
+    <w:lvl w:ilvl="7" w:tplc="04160003" w:tentative="1">
+      <w:start w:val="1"/>
+      <w:numFmt w:val="bullet"/>
+      <w:lvlText w:val="o"/>
+      <w:lvlJc w:val="left"/>
+      <w:pPr>
+        <w:ind w:left="6120" w:hanging="360"/>
+      </w:pPr>
+      <w:rPr>
+        <w:rFonts w:ascii="Courier New" w:hAnsi="Courier New" w:cs="Courier New" w:hint="default"/>
+      </w:rPr>
+    </w:lvl>
+    <w:lvl w:ilvl="8" w:tplc="04160005" w:tentative="1">
+      <w:start w:val="1"/>
+      <w:numFmt w:val="bullet"/>
+      <w:lvlText w:val=""/>
+      <w:lvlJc w:val="left"/>
+      <w:pPr>
+        <w:ind w:left="6840" w:hanging="360"/>
+      </w:pPr>
+      <w:rPr>
+        <w:rFonts w:ascii="Wingdings" w:hAnsi="Wingdings" w:hint="default"/>
+      </w:rPr>
+    </w:lvl>
+  </w:abstractNum>
+  <w:abstractNum w:abstractNumId="10" w15:restartNumberingAfterBreak="0">
     <w:nsid w:val="184306F8"/>
     <w:multiLevelType w:val="hybridMultilevel"/>
     <w:tmpl w:val="0BD8CEEE"/>
@@ -10016,7 +11336,120 @@
       </w:rPr>
     </w:lvl>
   </w:abstractNum>
-  <w:abstractNum w:abstractNumId="6" w15:restartNumberingAfterBreak="0">
+  <w:abstractNum w:abstractNumId="11" w15:restartNumberingAfterBreak="0">
+    <w:nsid w:val="1A642A9D"/>
+    <w:multiLevelType w:val="hybridMultilevel"/>
+    <w:tmpl w:val="2892E62E"/>
+    <w:lvl w:ilvl="0" w:tplc="04160001">
+      <w:start w:val="1"/>
+      <w:numFmt w:val="bullet"/>
+      <w:lvlText w:val=""/>
+      <w:lvlJc w:val="left"/>
+      <w:pPr>
+        <w:ind w:left="720" w:hanging="360"/>
+      </w:pPr>
+      <w:rPr>
+        <w:rFonts w:ascii="Symbol" w:hAnsi="Symbol" w:hint="default"/>
+      </w:rPr>
+    </w:lvl>
+    <w:lvl w:ilvl="1" w:tplc="04160003" w:tentative="1">
+      <w:start w:val="1"/>
+      <w:numFmt w:val="bullet"/>
+      <w:lvlText w:val="o"/>
+      <w:lvlJc w:val="left"/>
+      <w:pPr>
+        <w:ind w:left="1440" w:hanging="360"/>
+      </w:pPr>
+      <w:rPr>
+        <w:rFonts w:ascii="Courier New" w:hAnsi="Courier New" w:cs="Courier New" w:hint="default"/>
+      </w:rPr>
+    </w:lvl>
+    <w:lvl w:ilvl="2" w:tplc="04160005" w:tentative="1">
+      <w:start w:val="1"/>
+      <w:numFmt w:val="bullet"/>
+      <w:lvlText w:val=""/>
+      <w:lvlJc w:val="left"/>
+      <w:pPr>
+        <w:ind w:left="2160" w:hanging="360"/>
+      </w:pPr>
+      <w:rPr>
+        <w:rFonts w:ascii="Wingdings" w:hAnsi="Wingdings" w:hint="default"/>
+      </w:rPr>
+    </w:lvl>
+    <w:lvl w:ilvl="3" w:tplc="04160001" w:tentative="1">
+      <w:start w:val="1"/>
+      <w:numFmt w:val="bullet"/>
+      <w:lvlText w:val=""/>
+      <w:lvlJc w:val="left"/>
+      <w:pPr>
+        <w:ind w:left="2880" w:hanging="360"/>
+      </w:pPr>
+      <w:rPr>
+        <w:rFonts w:ascii="Symbol" w:hAnsi="Symbol" w:hint="default"/>
+      </w:rPr>
+    </w:lvl>
+    <w:lvl w:ilvl="4" w:tplc="04160003" w:tentative="1">
+      <w:start w:val="1"/>
+      <w:numFmt w:val="bullet"/>
+      <w:lvlText w:val="o"/>
+      <w:lvlJc w:val="left"/>
+      <w:pPr>
+        <w:ind w:left="3600" w:hanging="360"/>
+      </w:pPr>
+      <w:rPr>
+        <w:rFonts w:ascii="Courier New" w:hAnsi="Courier New" w:cs="Courier New" w:hint="default"/>
+      </w:rPr>
+    </w:lvl>
+    <w:lvl w:ilvl="5" w:tplc="04160005" w:tentative="1">
+      <w:start w:val="1"/>
+      <w:numFmt w:val="bullet"/>
+      <w:lvlText w:val=""/>
+      <w:lvlJc w:val="left"/>
+      <w:pPr>
+        <w:ind w:left="4320" w:hanging="360"/>
+      </w:pPr>
+      <w:rPr>
+        <w:rFonts w:ascii="Wingdings" w:hAnsi="Wingdings" w:hint="default"/>
+      </w:rPr>
+    </w:lvl>
+    <w:lvl w:ilvl="6" w:tplc="04160001" w:tentative="1">
+      <w:start w:val="1"/>
+      <w:numFmt w:val="bullet"/>
+      <w:lvlText w:val=""/>
+      <w:lvlJc w:val="left"/>
+      <w:pPr>
+        <w:ind w:left="5040" w:hanging="360"/>
+      </w:pPr>
+      <w:rPr>
+        <w:rFonts w:ascii="Symbol" w:hAnsi="Symbol" w:hint="default"/>
+      </w:rPr>
+    </w:lvl>
+    <w:lvl w:ilvl="7" w:tplc="04160003" w:tentative="1">
+      <w:start w:val="1"/>
+      <w:numFmt w:val="bullet"/>
+      <w:lvlText w:val="o"/>
+      <w:lvlJc w:val="left"/>
+      <w:pPr>
+        <w:ind w:left="5760" w:hanging="360"/>
+      </w:pPr>
+      <w:rPr>
+        <w:rFonts w:ascii="Courier New" w:hAnsi="Courier New" w:cs="Courier New" w:hint="default"/>
+      </w:rPr>
+    </w:lvl>
+    <w:lvl w:ilvl="8" w:tplc="04160005" w:tentative="1">
+      <w:start w:val="1"/>
+      <w:numFmt w:val="bullet"/>
+      <w:lvlText w:val=""/>
+      <w:lvlJc w:val="left"/>
+      <w:pPr>
+        <w:ind w:left="6480" w:hanging="360"/>
+      </w:pPr>
+      <w:rPr>
+        <w:rFonts w:ascii="Wingdings" w:hAnsi="Wingdings" w:hint="default"/>
+      </w:rPr>
+    </w:lvl>
+  </w:abstractNum>
+  <w:abstractNum w:abstractNumId="12" w15:restartNumberingAfterBreak="0">
     <w:nsid w:val="1E416BD4"/>
     <w:multiLevelType w:val="hybridMultilevel"/>
     <w:tmpl w:val="F3C2201A"/>
@@ -10129,7 +11562,7 @@
       </w:rPr>
     </w:lvl>
   </w:abstractNum>
-  <w:abstractNum w:abstractNumId="7" w15:restartNumberingAfterBreak="0">
+  <w:abstractNum w:abstractNumId="13" w15:restartNumberingAfterBreak="0">
     <w:nsid w:val="212424F9"/>
     <w:multiLevelType w:val="hybridMultilevel"/>
     <w:tmpl w:val="E0E8BF5A"/>
@@ -10243,7 +11676,418 @@
       </w:rPr>
     </w:lvl>
   </w:abstractNum>
-  <w:abstractNum w:abstractNumId="8" w15:restartNumberingAfterBreak="0">
+  <w:abstractNum w:abstractNumId="14" w15:restartNumberingAfterBreak="0">
+    <w:nsid w:val="26A65DB0"/>
+    <w:multiLevelType w:val="hybridMultilevel"/>
+    <w:tmpl w:val="9844F734"/>
+    <w:lvl w:ilvl="0" w:tplc="04160001">
+      <w:start w:val="1"/>
+      <w:numFmt w:val="bullet"/>
+      <w:lvlText w:val=""/>
+      <w:lvlJc w:val="left"/>
+      <w:pPr>
+        <w:ind w:left="1080" w:hanging="360"/>
+      </w:pPr>
+      <w:rPr>
+        <w:rFonts w:ascii="Symbol" w:hAnsi="Symbol" w:hint="default"/>
+      </w:rPr>
+    </w:lvl>
+    <w:lvl w:ilvl="1" w:tplc="04160003" w:tentative="1">
+      <w:start w:val="1"/>
+      <w:numFmt w:val="bullet"/>
+      <w:lvlText w:val="o"/>
+      <w:lvlJc w:val="left"/>
+      <w:pPr>
+        <w:ind w:left="1800" w:hanging="360"/>
+      </w:pPr>
+      <w:rPr>
+        <w:rFonts w:ascii="Courier New" w:hAnsi="Courier New" w:cs="Courier New" w:hint="default"/>
+      </w:rPr>
+    </w:lvl>
+    <w:lvl w:ilvl="2" w:tplc="04160005" w:tentative="1">
+      <w:start w:val="1"/>
+      <w:numFmt w:val="bullet"/>
+      <w:lvlText w:val=""/>
+      <w:lvlJc w:val="left"/>
+      <w:pPr>
+        <w:ind w:left="2520" w:hanging="360"/>
+      </w:pPr>
+      <w:rPr>
+        <w:rFonts w:ascii="Wingdings" w:hAnsi="Wingdings" w:hint="default"/>
+      </w:rPr>
+    </w:lvl>
+    <w:lvl w:ilvl="3" w:tplc="04160001" w:tentative="1">
+      <w:start w:val="1"/>
+      <w:numFmt w:val="bullet"/>
+      <w:lvlText w:val=""/>
+      <w:lvlJc w:val="left"/>
+      <w:pPr>
+        <w:ind w:left="3240" w:hanging="360"/>
+      </w:pPr>
+      <w:rPr>
+        <w:rFonts w:ascii="Symbol" w:hAnsi="Symbol" w:hint="default"/>
+      </w:rPr>
+    </w:lvl>
+    <w:lvl w:ilvl="4" w:tplc="04160003" w:tentative="1">
+      <w:start w:val="1"/>
+      <w:numFmt w:val="bullet"/>
+      <w:lvlText w:val="o"/>
+      <w:lvlJc w:val="left"/>
+      <w:pPr>
+        <w:ind w:left="3960" w:hanging="360"/>
+      </w:pPr>
+      <w:rPr>
+        <w:rFonts w:ascii="Courier New" w:hAnsi="Courier New" w:cs="Courier New" w:hint="default"/>
+      </w:rPr>
+    </w:lvl>
+    <w:lvl w:ilvl="5" w:tplc="04160005" w:tentative="1">
+      <w:start w:val="1"/>
+      <w:numFmt w:val="bullet"/>
+      <w:lvlText w:val=""/>
+      <w:lvlJc w:val="left"/>
+      <w:pPr>
+        <w:ind w:left="4680" w:hanging="360"/>
+      </w:pPr>
+      <w:rPr>
+        <w:rFonts w:ascii="Wingdings" w:hAnsi="Wingdings" w:hint="default"/>
+      </w:rPr>
+    </w:lvl>
+    <w:lvl w:ilvl="6" w:tplc="04160001" w:tentative="1">
+      <w:start w:val="1"/>
+      <w:numFmt w:val="bullet"/>
+      <w:lvlText w:val=""/>
+      <w:lvlJc w:val="left"/>
+      <w:pPr>
+        <w:ind w:left="5400" w:hanging="360"/>
+      </w:pPr>
+      <w:rPr>
+        <w:rFonts w:ascii="Symbol" w:hAnsi="Symbol" w:hint="default"/>
+      </w:rPr>
+    </w:lvl>
+    <w:lvl w:ilvl="7" w:tplc="04160003" w:tentative="1">
+      <w:start w:val="1"/>
+      <w:numFmt w:val="bullet"/>
+      <w:lvlText w:val="o"/>
+      <w:lvlJc w:val="left"/>
+      <w:pPr>
+        <w:ind w:left="6120" w:hanging="360"/>
+      </w:pPr>
+      <w:rPr>
+        <w:rFonts w:ascii="Courier New" w:hAnsi="Courier New" w:cs="Courier New" w:hint="default"/>
+      </w:rPr>
+    </w:lvl>
+    <w:lvl w:ilvl="8" w:tplc="04160005" w:tentative="1">
+      <w:start w:val="1"/>
+      <w:numFmt w:val="bullet"/>
+      <w:lvlText w:val=""/>
+      <w:lvlJc w:val="left"/>
+      <w:pPr>
+        <w:ind w:left="6840" w:hanging="360"/>
+      </w:pPr>
+      <w:rPr>
+        <w:rFonts w:ascii="Wingdings" w:hAnsi="Wingdings" w:hint="default"/>
+      </w:rPr>
+    </w:lvl>
+  </w:abstractNum>
+  <w:abstractNum w:abstractNumId="15" w15:restartNumberingAfterBreak="0">
+    <w:nsid w:val="2AC16837"/>
+    <w:multiLevelType w:val="multilevel"/>
+    <w:tmpl w:val="80EC6B0E"/>
+    <w:lvl w:ilvl="0">
+      <w:start w:val="1"/>
+      <w:numFmt w:val="bullet"/>
+      <w:lvlText w:val=""/>
+      <w:lvlJc w:val="left"/>
+      <w:pPr>
+        <w:tabs>
+          <w:tab w:val="num" w:pos="720"/>
+        </w:tabs>
+        <w:ind w:left="720" w:hanging="360"/>
+      </w:pPr>
+      <w:rPr>
+        <w:rFonts w:ascii="Symbol" w:hAnsi="Symbol" w:hint="default"/>
+        <w:sz w:val="20"/>
+      </w:rPr>
+    </w:lvl>
+    <w:lvl w:ilvl="1" w:tentative="1">
+      <w:start w:val="1"/>
+      <w:numFmt w:val="bullet"/>
+      <w:lvlText w:val="o"/>
+      <w:lvlJc w:val="left"/>
+      <w:pPr>
+        <w:tabs>
+          <w:tab w:val="num" w:pos="1440"/>
+        </w:tabs>
+        <w:ind w:left="1440" w:hanging="360"/>
+      </w:pPr>
+      <w:rPr>
+        <w:rFonts w:ascii="Courier New" w:hAnsi="Courier New" w:hint="default"/>
+        <w:sz w:val="20"/>
+      </w:rPr>
+    </w:lvl>
+    <w:lvl w:ilvl="2" w:tentative="1">
+      <w:start w:val="1"/>
+      <w:numFmt w:val="bullet"/>
+      <w:lvlText w:val=""/>
+      <w:lvlJc w:val="left"/>
+      <w:pPr>
+        <w:tabs>
+          <w:tab w:val="num" w:pos="2160"/>
+        </w:tabs>
+        <w:ind w:left="2160" w:hanging="360"/>
+      </w:pPr>
+      <w:rPr>
+        <w:rFonts w:ascii="Wingdings" w:hAnsi="Wingdings" w:hint="default"/>
+        <w:sz w:val="20"/>
+      </w:rPr>
+    </w:lvl>
+    <w:lvl w:ilvl="3" w:tentative="1">
+      <w:start w:val="1"/>
+      <w:numFmt w:val="bullet"/>
+      <w:lvlText w:val=""/>
+      <w:lvlJc w:val="left"/>
+      <w:pPr>
+        <w:tabs>
+          <w:tab w:val="num" w:pos="2880"/>
+        </w:tabs>
+        <w:ind w:left="2880" w:hanging="360"/>
+      </w:pPr>
+      <w:rPr>
+        <w:rFonts w:ascii="Wingdings" w:hAnsi="Wingdings" w:hint="default"/>
+        <w:sz w:val="20"/>
+      </w:rPr>
+    </w:lvl>
+    <w:lvl w:ilvl="4" w:tentative="1">
+      <w:start w:val="1"/>
+      <w:numFmt w:val="bullet"/>
+      <w:lvlText w:val=""/>
+      <w:lvlJc w:val="left"/>
+      <w:pPr>
+        <w:tabs>
+          <w:tab w:val="num" w:pos="3600"/>
+        </w:tabs>
+        <w:ind w:left="3600" w:hanging="360"/>
+      </w:pPr>
+      <w:rPr>
+        <w:rFonts w:ascii="Wingdings" w:hAnsi="Wingdings" w:hint="default"/>
+        <w:sz w:val="20"/>
+      </w:rPr>
+    </w:lvl>
+    <w:lvl w:ilvl="5" w:tentative="1">
+      <w:start w:val="1"/>
+      <w:numFmt w:val="bullet"/>
+      <w:lvlText w:val=""/>
+      <w:lvlJc w:val="left"/>
+      <w:pPr>
+        <w:tabs>
+          <w:tab w:val="num" w:pos="4320"/>
+        </w:tabs>
+        <w:ind w:left="4320" w:hanging="360"/>
+      </w:pPr>
+      <w:rPr>
+        <w:rFonts w:ascii="Wingdings" w:hAnsi="Wingdings" w:hint="default"/>
+        <w:sz w:val="20"/>
+      </w:rPr>
+    </w:lvl>
+    <w:lvl w:ilvl="6" w:tentative="1">
+      <w:start w:val="1"/>
+      <w:numFmt w:val="bullet"/>
+      <w:lvlText w:val=""/>
+      <w:lvlJc w:val="left"/>
+      <w:pPr>
+        <w:tabs>
+          <w:tab w:val="num" w:pos="5040"/>
+        </w:tabs>
+        <w:ind w:left="5040" w:hanging="360"/>
+      </w:pPr>
+      <w:rPr>
+        <w:rFonts w:ascii="Wingdings" w:hAnsi="Wingdings" w:hint="default"/>
+        <w:sz w:val="20"/>
+      </w:rPr>
+    </w:lvl>
+    <w:lvl w:ilvl="7" w:tentative="1">
+      <w:start w:val="1"/>
+      <w:numFmt w:val="bullet"/>
+      <w:lvlText w:val=""/>
+      <w:lvlJc w:val="left"/>
+      <w:pPr>
+        <w:tabs>
+          <w:tab w:val="num" w:pos="5760"/>
+        </w:tabs>
+        <w:ind w:left="5760" w:hanging="360"/>
+      </w:pPr>
+      <w:rPr>
+        <w:rFonts w:ascii="Wingdings" w:hAnsi="Wingdings" w:hint="default"/>
+        <w:sz w:val="20"/>
+      </w:rPr>
+    </w:lvl>
+    <w:lvl w:ilvl="8" w:tentative="1">
+      <w:start w:val="1"/>
+      <w:numFmt w:val="bullet"/>
+      <w:lvlText w:val=""/>
+      <w:lvlJc w:val="left"/>
+      <w:pPr>
+        <w:tabs>
+          <w:tab w:val="num" w:pos="6480"/>
+        </w:tabs>
+        <w:ind w:left="6480" w:hanging="360"/>
+      </w:pPr>
+      <w:rPr>
+        <w:rFonts w:ascii="Wingdings" w:hAnsi="Wingdings" w:hint="default"/>
+        <w:sz w:val="20"/>
+      </w:rPr>
+    </w:lvl>
+  </w:abstractNum>
+  <w:abstractNum w:abstractNumId="16" w15:restartNumberingAfterBreak="0">
+    <w:nsid w:val="2B772EE9"/>
+    <w:multiLevelType w:val="multilevel"/>
+    <w:tmpl w:val="A9FEFF06"/>
+    <w:lvl w:ilvl="0">
+      <w:start w:val="1"/>
+      <w:numFmt w:val="bullet"/>
+      <w:lvlText w:val=""/>
+      <w:lvlJc w:val="left"/>
+      <w:pPr>
+        <w:tabs>
+          <w:tab w:val="num" w:pos="720"/>
+        </w:tabs>
+        <w:ind w:left="720" w:hanging="360"/>
+      </w:pPr>
+      <w:rPr>
+        <w:rFonts w:ascii="Symbol" w:hAnsi="Symbol" w:hint="default"/>
+        <w:sz w:val="20"/>
+      </w:rPr>
+    </w:lvl>
+    <w:lvl w:ilvl="1" w:tentative="1">
+      <w:start w:val="1"/>
+      <w:numFmt w:val="bullet"/>
+      <w:lvlText w:val="o"/>
+      <w:lvlJc w:val="left"/>
+      <w:pPr>
+        <w:tabs>
+          <w:tab w:val="num" w:pos="1440"/>
+        </w:tabs>
+        <w:ind w:left="1440" w:hanging="360"/>
+      </w:pPr>
+      <w:rPr>
+        <w:rFonts w:ascii="Courier New" w:hAnsi="Courier New" w:hint="default"/>
+        <w:sz w:val="20"/>
+      </w:rPr>
+    </w:lvl>
+    <w:lvl w:ilvl="2" w:tentative="1">
+      <w:start w:val="1"/>
+      <w:numFmt w:val="bullet"/>
+      <w:lvlText w:val=""/>
+      <w:lvlJc w:val="left"/>
+      <w:pPr>
+        <w:tabs>
+          <w:tab w:val="num" w:pos="2160"/>
+        </w:tabs>
+        <w:ind w:left="2160" w:hanging="360"/>
+      </w:pPr>
+      <w:rPr>
+        <w:rFonts w:ascii="Wingdings" w:hAnsi="Wingdings" w:hint="default"/>
+        <w:sz w:val="20"/>
+      </w:rPr>
+    </w:lvl>
+    <w:lvl w:ilvl="3" w:tentative="1">
+      <w:start w:val="1"/>
+      <w:numFmt w:val="bullet"/>
+      <w:lvlText w:val=""/>
+      <w:lvlJc w:val="left"/>
+      <w:pPr>
+        <w:tabs>
+          <w:tab w:val="num" w:pos="2880"/>
+        </w:tabs>
+        <w:ind w:left="2880" w:hanging="360"/>
+      </w:pPr>
+      <w:rPr>
+        <w:rFonts w:ascii="Wingdings" w:hAnsi="Wingdings" w:hint="default"/>
+        <w:sz w:val="20"/>
+      </w:rPr>
+    </w:lvl>
+    <w:lvl w:ilvl="4" w:tentative="1">
+      <w:start w:val="1"/>
+      <w:numFmt w:val="bullet"/>
+      <w:lvlText w:val=""/>
+      <w:lvlJc w:val="left"/>
+      <w:pPr>
+        <w:tabs>
+          <w:tab w:val="num" w:pos="3600"/>
+        </w:tabs>
+        <w:ind w:left="3600" w:hanging="360"/>
+      </w:pPr>
+      <w:rPr>
+        <w:rFonts w:ascii="Wingdings" w:hAnsi="Wingdings" w:hint="default"/>
+        <w:sz w:val="20"/>
+      </w:rPr>
+    </w:lvl>
+    <w:lvl w:ilvl="5" w:tentative="1">
+      <w:start w:val="1"/>
+      <w:numFmt w:val="bullet"/>
+      <w:lvlText w:val=""/>
+      <w:lvlJc w:val="left"/>
+      <w:pPr>
+        <w:tabs>
+          <w:tab w:val="num" w:pos="4320"/>
+        </w:tabs>
+        <w:ind w:left="4320" w:hanging="360"/>
+      </w:pPr>
+      <w:rPr>
+        <w:rFonts w:ascii="Wingdings" w:hAnsi="Wingdings" w:hint="default"/>
+        <w:sz w:val="20"/>
+      </w:rPr>
+    </w:lvl>
+    <w:lvl w:ilvl="6" w:tentative="1">
+      <w:start w:val="1"/>
+      <w:numFmt w:val="bullet"/>
+      <w:lvlText w:val=""/>
+      <w:lvlJc w:val="left"/>
+      <w:pPr>
+        <w:tabs>
+          <w:tab w:val="num" w:pos="5040"/>
+        </w:tabs>
+        <w:ind w:left="5040" w:hanging="360"/>
+      </w:pPr>
+      <w:rPr>
+        <w:rFonts w:ascii="Wingdings" w:hAnsi="Wingdings" w:hint="default"/>
+        <w:sz w:val="20"/>
+      </w:rPr>
+    </w:lvl>
+    <w:lvl w:ilvl="7" w:tentative="1">
+      <w:start w:val="1"/>
+      <w:numFmt w:val="bullet"/>
+      <w:lvlText w:val=""/>
+      <w:lvlJc w:val="left"/>
+      <w:pPr>
+        <w:tabs>
+          <w:tab w:val="num" w:pos="5760"/>
+        </w:tabs>
+        <w:ind w:left="5760" w:hanging="360"/>
+      </w:pPr>
+      <w:rPr>
+        <w:rFonts w:ascii="Wingdings" w:hAnsi="Wingdings" w:hint="default"/>
+        <w:sz w:val="20"/>
+      </w:rPr>
+    </w:lvl>
+    <w:lvl w:ilvl="8" w:tentative="1">
+      <w:start w:val="1"/>
+      <w:numFmt w:val="bullet"/>
+      <w:lvlText w:val=""/>
+      <w:lvlJc w:val="left"/>
+      <w:pPr>
+        <w:tabs>
+          <w:tab w:val="num" w:pos="6480"/>
+        </w:tabs>
+        <w:ind w:left="6480" w:hanging="360"/>
+      </w:pPr>
+      <w:rPr>
+        <w:rFonts w:ascii="Wingdings" w:hAnsi="Wingdings" w:hint="default"/>
+        <w:sz w:val="20"/>
+      </w:rPr>
+    </w:lvl>
+  </w:abstractNum>
+  <w:abstractNum w:abstractNumId="17" w15:restartNumberingAfterBreak="0">
     <w:nsid w:val="2BA819BB"/>
     <w:multiLevelType w:val="hybridMultilevel"/>
     <w:tmpl w:val="B928C93A"/>
@@ -10356,7 +12200,7 @@
       </w:rPr>
     </w:lvl>
   </w:abstractNum>
-  <w:abstractNum w:abstractNumId="9" w15:restartNumberingAfterBreak="0">
+  <w:abstractNum w:abstractNumId="18" w15:restartNumberingAfterBreak="0">
     <w:nsid w:val="2E7D33AA"/>
     <w:multiLevelType w:val="multilevel"/>
     <w:tmpl w:val="829CFDCA"/>
@@ -10477,7 +12321,156 @@
       </w:pPr>
     </w:lvl>
   </w:abstractNum>
-  <w:abstractNum w:abstractNumId="10" w15:restartNumberingAfterBreak="0">
+  <w:abstractNum w:abstractNumId="19" w15:restartNumberingAfterBreak="0">
+    <w:nsid w:val="2F557C6F"/>
+    <w:multiLevelType w:val="multilevel"/>
+    <w:tmpl w:val="04C08BB8"/>
+    <w:lvl w:ilvl="0">
+      <w:start w:val="1"/>
+      <w:numFmt w:val="bullet"/>
+      <w:lvlText w:val=""/>
+      <w:lvlJc w:val="left"/>
+      <w:pPr>
+        <w:tabs>
+          <w:tab w:val="num" w:pos="720"/>
+        </w:tabs>
+        <w:ind w:left="720" w:hanging="360"/>
+      </w:pPr>
+      <w:rPr>
+        <w:rFonts w:ascii="Symbol" w:hAnsi="Symbol" w:hint="default"/>
+        <w:sz w:val="20"/>
+      </w:rPr>
+    </w:lvl>
+    <w:lvl w:ilvl="1" w:tentative="1">
+      <w:start w:val="1"/>
+      <w:numFmt w:val="bullet"/>
+      <w:lvlText w:val="o"/>
+      <w:lvlJc w:val="left"/>
+      <w:pPr>
+        <w:tabs>
+          <w:tab w:val="num" w:pos="1440"/>
+        </w:tabs>
+        <w:ind w:left="1440" w:hanging="360"/>
+      </w:pPr>
+      <w:rPr>
+        <w:rFonts w:ascii="Courier New" w:hAnsi="Courier New" w:hint="default"/>
+        <w:sz w:val="20"/>
+      </w:rPr>
+    </w:lvl>
+    <w:lvl w:ilvl="2" w:tentative="1">
+      <w:start w:val="1"/>
+      <w:numFmt w:val="bullet"/>
+      <w:lvlText w:val=""/>
+      <w:lvlJc w:val="left"/>
+      <w:pPr>
+        <w:tabs>
+          <w:tab w:val="num" w:pos="2160"/>
+        </w:tabs>
+        <w:ind w:left="2160" w:hanging="360"/>
+      </w:pPr>
+      <w:rPr>
+        <w:rFonts w:ascii="Wingdings" w:hAnsi="Wingdings" w:hint="default"/>
+        <w:sz w:val="20"/>
+      </w:rPr>
+    </w:lvl>
+    <w:lvl w:ilvl="3" w:tentative="1">
+      <w:start w:val="1"/>
+      <w:numFmt w:val="bullet"/>
+      <w:lvlText w:val=""/>
+      <w:lvlJc w:val="left"/>
+      <w:pPr>
+        <w:tabs>
+          <w:tab w:val="num" w:pos="2880"/>
+        </w:tabs>
+        <w:ind w:left="2880" w:hanging="360"/>
+      </w:pPr>
+      <w:rPr>
+        <w:rFonts w:ascii="Wingdings" w:hAnsi="Wingdings" w:hint="default"/>
+        <w:sz w:val="20"/>
+      </w:rPr>
+    </w:lvl>
+    <w:lvl w:ilvl="4" w:tentative="1">
+      <w:start w:val="1"/>
+      <w:numFmt w:val="bullet"/>
+      <w:lvlText w:val=""/>
+      <w:lvlJc w:val="left"/>
+      <w:pPr>
+        <w:tabs>
+          <w:tab w:val="num" w:pos="3600"/>
+        </w:tabs>
+        <w:ind w:left="3600" w:hanging="360"/>
+      </w:pPr>
+      <w:rPr>
+        <w:rFonts w:ascii="Wingdings" w:hAnsi="Wingdings" w:hint="default"/>
+        <w:sz w:val="20"/>
+      </w:rPr>
+    </w:lvl>
+    <w:lvl w:ilvl="5" w:tentative="1">
+      <w:start w:val="1"/>
+      <w:numFmt w:val="bullet"/>
+      <w:lvlText w:val=""/>
+      <w:lvlJc w:val="left"/>
+      <w:pPr>
+        <w:tabs>
+          <w:tab w:val="num" w:pos="4320"/>
+        </w:tabs>
+        <w:ind w:left="4320" w:hanging="360"/>
+      </w:pPr>
+      <w:rPr>
+        <w:rFonts w:ascii="Wingdings" w:hAnsi="Wingdings" w:hint="default"/>
+        <w:sz w:val="20"/>
+      </w:rPr>
+    </w:lvl>
+    <w:lvl w:ilvl="6" w:tentative="1">
+      <w:start w:val="1"/>
+      <w:numFmt w:val="bullet"/>
+      <w:lvlText w:val=""/>
+      <w:lvlJc w:val="left"/>
+      <w:pPr>
+        <w:tabs>
+          <w:tab w:val="num" w:pos="5040"/>
+        </w:tabs>
+        <w:ind w:left="5040" w:hanging="360"/>
+      </w:pPr>
+      <w:rPr>
+        <w:rFonts w:ascii="Wingdings" w:hAnsi="Wingdings" w:hint="default"/>
+        <w:sz w:val="20"/>
+      </w:rPr>
+    </w:lvl>
+    <w:lvl w:ilvl="7" w:tentative="1">
+      <w:start w:val="1"/>
+      <w:numFmt w:val="bullet"/>
+      <w:lvlText w:val=""/>
+      <w:lvlJc w:val="left"/>
+      <w:pPr>
+        <w:tabs>
+          <w:tab w:val="num" w:pos="5760"/>
+        </w:tabs>
+        <w:ind w:left="5760" w:hanging="360"/>
+      </w:pPr>
+      <w:rPr>
+        <w:rFonts w:ascii="Wingdings" w:hAnsi="Wingdings" w:hint="default"/>
+        <w:sz w:val="20"/>
+      </w:rPr>
+    </w:lvl>
+    <w:lvl w:ilvl="8" w:tentative="1">
+      <w:start w:val="1"/>
+      <w:numFmt w:val="bullet"/>
+      <w:lvlText w:val=""/>
+      <w:lvlJc w:val="left"/>
+      <w:pPr>
+        <w:tabs>
+          <w:tab w:val="num" w:pos="6480"/>
+        </w:tabs>
+        <w:ind w:left="6480" w:hanging="360"/>
+      </w:pPr>
+      <w:rPr>
+        <w:rFonts w:ascii="Wingdings" w:hAnsi="Wingdings" w:hint="default"/>
+        <w:sz w:val="20"/>
+      </w:rPr>
+    </w:lvl>
+  </w:abstractNum>
+  <w:abstractNum w:abstractNumId="20" w15:restartNumberingAfterBreak="0">
     <w:nsid w:val="364536E4"/>
     <w:multiLevelType w:val="hybridMultilevel"/>
     <w:tmpl w:val="0ED2F6FE"/>
@@ -10590,7 +12583,305 @@
       </w:rPr>
     </w:lvl>
   </w:abstractNum>
-  <w:abstractNum w:abstractNumId="11" w15:restartNumberingAfterBreak="0">
+  <w:abstractNum w:abstractNumId="21" w15:restartNumberingAfterBreak="0">
+    <w:nsid w:val="3C9273C6"/>
+    <w:multiLevelType w:val="multilevel"/>
+    <w:tmpl w:val="8D849728"/>
+    <w:lvl w:ilvl="0">
+      <w:start w:val="1"/>
+      <w:numFmt w:val="bullet"/>
+      <w:lvlText w:val=""/>
+      <w:lvlJc w:val="left"/>
+      <w:pPr>
+        <w:tabs>
+          <w:tab w:val="num" w:pos="720"/>
+        </w:tabs>
+        <w:ind w:left="720" w:hanging="360"/>
+      </w:pPr>
+      <w:rPr>
+        <w:rFonts w:ascii="Symbol" w:hAnsi="Symbol" w:hint="default"/>
+        <w:sz w:val="20"/>
+      </w:rPr>
+    </w:lvl>
+    <w:lvl w:ilvl="1" w:tentative="1">
+      <w:start w:val="1"/>
+      <w:numFmt w:val="bullet"/>
+      <w:lvlText w:val="o"/>
+      <w:lvlJc w:val="left"/>
+      <w:pPr>
+        <w:tabs>
+          <w:tab w:val="num" w:pos="1440"/>
+        </w:tabs>
+        <w:ind w:left="1440" w:hanging="360"/>
+      </w:pPr>
+      <w:rPr>
+        <w:rFonts w:ascii="Courier New" w:hAnsi="Courier New" w:hint="default"/>
+        <w:sz w:val="20"/>
+      </w:rPr>
+    </w:lvl>
+    <w:lvl w:ilvl="2" w:tentative="1">
+      <w:start w:val="1"/>
+      <w:numFmt w:val="bullet"/>
+      <w:lvlText w:val=""/>
+      <w:lvlJc w:val="left"/>
+      <w:pPr>
+        <w:tabs>
+          <w:tab w:val="num" w:pos="2160"/>
+        </w:tabs>
+        <w:ind w:left="2160" w:hanging="360"/>
+      </w:pPr>
+      <w:rPr>
+        <w:rFonts w:ascii="Wingdings" w:hAnsi="Wingdings" w:hint="default"/>
+        <w:sz w:val="20"/>
+      </w:rPr>
+    </w:lvl>
+    <w:lvl w:ilvl="3" w:tentative="1">
+      <w:start w:val="1"/>
+      <w:numFmt w:val="bullet"/>
+      <w:lvlText w:val=""/>
+      <w:lvlJc w:val="left"/>
+      <w:pPr>
+        <w:tabs>
+          <w:tab w:val="num" w:pos="2880"/>
+        </w:tabs>
+        <w:ind w:left="2880" w:hanging="360"/>
+      </w:pPr>
+      <w:rPr>
+        <w:rFonts w:ascii="Wingdings" w:hAnsi="Wingdings" w:hint="default"/>
+        <w:sz w:val="20"/>
+      </w:rPr>
+    </w:lvl>
+    <w:lvl w:ilvl="4" w:tentative="1">
+      <w:start w:val="1"/>
+      <w:numFmt w:val="bullet"/>
+      <w:lvlText w:val=""/>
+      <w:lvlJc w:val="left"/>
+      <w:pPr>
+        <w:tabs>
+          <w:tab w:val="num" w:pos="3600"/>
+        </w:tabs>
+        <w:ind w:left="3600" w:hanging="360"/>
+      </w:pPr>
+      <w:rPr>
+        <w:rFonts w:ascii="Wingdings" w:hAnsi="Wingdings" w:hint="default"/>
+        <w:sz w:val="20"/>
+      </w:rPr>
+    </w:lvl>
+    <w:lvl w:ilvl="5" w:tentative="1">
+      <w:start w:val="1"/>
+      <w:numFmt w:val="bullet"/>
+      <w:lvlText w:val=""/>
+      <w:lvlJc w:val="left"/>
+      <w:pPr>
+        <w:tabs>
+          <w:tab w:val="num" w:pos="4320"/>
+        </w:tabs>
+        <w:ind w:left="4320" w:hanging="360"/>
+      </w:pPr>
+      <w:rPr>
+        <w:rFonts w:ascii="Wingdings" w:hAnsi="Wingdings" w:hint="default"/>
+        <w:sz w:val="20"/>
+      </w:rPr>
+    </w:lvl>
+    <w:lvl w:ilvl="6" w:tentative="1">
+      <w:start w:val="1"/>
+      <w:numFmt w:val="bullet"/>
+      <w:lvlText w:val=""/>
+      <w:lvlJc w:val="left"/>
+      <w:pPr>
+        <w:tabs>
+          <w:tab w:val="num" w:pos="5040"/>
+        </w:tabs>
+        <w:ind w:left="5040" w:hanging="360"/>
+      </w:pPr>
+      <w:rPr>
+        <w:rFonts w:ascii="Wingdings" w:hAnsi="Wingdings" w:hint="default"/>
+        <w:sz w:val="20"/>
+      </w:rPr>
+    </w:lvl>
+    <w:lvl w:ilvl="7" w:tentative="1">
+      <w:start w:val="1"/>
+      <w:numFmt w:val="bullet"/>
+      <w:lvlText w:val=""/>
+      <w:lvlJc w:val="left"/>
+      <w:pPr>
+        <w:tabs>
+          <w:tab w:val="num" w:pos="5760"/>
+        </w:tabs>
+        <w:ind w:left="5760" w:hanging="360"/>
+      </w:pPr>
+      <w:rPr>
+        <w:rFonts w:ascii="Wingdings" w:hAnsi="Wingdings" w:hint="default"/>
+        <w:sz w:val="20"/>
+      </w:rPr>
+    </w:lvl>
+    <w:lvl w:ilvl="8" w:tentative="1">
+      <w:start w:val="1"/>
+      <w:numFmt w:val="bullet"/>
+      <w:lvlText w:val=""/>
+      <w:lvlJc w:val="left"/>
+      <w:pPr>
+        <w:tabs>
+          <w:tab w:val="num" w:pos="6480"/>
+        </w:tabs>
+        <w:ind w:left="6480" w:hanging="360"/>
+      </w:pPr>
+      <w:rPr>
+        <w:rFonts w:ascii="Wingdings" w:hAnsi="Wingdings" w:hint="default"/>
+        <w:sz w:val="20"/>
+      </w:rPr>
+    </w:lvl>
+  </w:abstractNum>
+  <w:abstractNum w:abstractNumId="22" w15:restartNumberingAfterBreak="0">
+    <w:nsid w:val="3D180037"/>
+    <w:multiLevelType w:val="multilevel"/>
+    <w:tmpl w:val="F78AEB70"/>
+    <w:lvl w:ilvl="0">
+      <w:start w:val="1"/>
+      <w:numFmt w:val="bullet"/>
+      <w:lvlText w:val=""/>
+      <w:lvlJc w:val="left"/>
+      <w:pPr>
+        <w:tabs>
+          <w:tab w:val="num" w:pos="720"/>
+        </w:tabs>
+        <w:ind w:left="720" w:hanging="360"/>
+      </w:pPr>
+      <w:rPr>
+        <w:rFonts w:ascii="Symbol" w:hAnsi="Symbol" w:hint="default"/>
+        <w:sz w:val="20"/>
+      </w:rPr>
+    </w:lvl>
+    <w:lvl w:ilvl="1" w:tentative="1">
+      <w:start w:val="1"/>
+      <w:numFmt w:val="bullet"/>
+      <w:lvlText w:val="o"/>
+      <w:lvlJc w:val="left"/>
+      <w:pPr>
+        <w:tabs>
+          <w:tab w:val="num" w:pos="1440"/>
+        </w:tabs>
+        <w:ind w:left="1440" w:hanging="360"/>
+      </w:pPr>
+      <w:rPr>
+        <w:rFonts w:ascii="Courier New" w:hAnsi="Courier New" w:hint="default"/>
+        <w:sz w:val="20"/>
+      </w:rPr>
+    </w:lvl>
+    <w:lvl w:ilvl="2" w:tentative="1">
+      <w:start w:val="1"/>
+      <w:numFmt w:val="bullet"/>
+      <w:lvlText w:val=""/>
+      <w:lvlJc w:val="left"/>
+      <w:pPr>
+        <w:tabs>
+          <w:tab w:val="num" w:pos="2160"/>
+        </w:tabs>
+        <w:ind w:left="2160" w:hanging="360"/>
+      </w:pPr>
+      <w:rPr>
+        <w:rFonts w:ascii="Wingdings" w:hAnsi="Wingdings" w:hint="default"/>
+        <w:sz w:val="20"/>
+      </w:rPr>
+    </w:lvl>
+    <w:lvl w:ilvl="3" w:tentative="1">
+      <w:start w:val="1"/>
+      <w:numFmt w:val="bullet"/>
+      <w:lvlText w:val=""/>
+      <w:lvlJc w:val="left"/>
+      <w:pPr>
+        <w:tabs>
+          <w:tab w:val="num" w:pos="2880"/>
+        </w:tabs>
+        <w:ind w:left="2880" w:hanging="360"/>
+      </w:pPr>
+      <w:rPr>
+        <w:rFonts w:ascii="Wingdings" w:hAnsi="Wingdings" w:hint="default"/>
+        <w:sz w:val="20"/>
+      </w:rPr>
+    </w:lvl>
+    <w:lvl w:ilvl="4" w:tentative="1">
+      <w:start w:val="1"/>
+      <w:numFmt w:val="bullet"/>
+      <w:lvlText w:val=""/>
+      <w:lvlJc w:val="left"/>
+      <w:pPr>
+        <w:tabs>
+          <w:tab w:val="num" w:pos="3600"/>
+        </w:tabs>
+        <w:ind w:left="3600" w:hanging="360"/>
+      </w:pPr>
+      <w:rPr>
+        <w:rFonts w:ascii="Wingdings" w:hAnsi="Wingdings" w:hint="default"/>
+        <w:sz w:val="20"/>
+      </w:rPr>
+    </w:lvl>
+    <w:lvl w:ilvl="5" w:tentative="1">
+      <w:start w:val="1"/>
+      <w:numFmt w:val="bullet"/>
+      <w:lvlText w:val=""/>
+      <w:lvlJc w:val="left"/>
+      <w:pPr>
+        <w:tabs>
+          <w:tab w:val="num" w:pos="4320"/>
+        </w:tabs>
+        <w:ind w:left="4320" w:hanging="360"/>
+      </w:pPr>
+      <w:rPr>
+        <w:rFonts w:ascii="Wingdings" w:hAnsi="Wingdings" w:hint="default"/>
+        <w:sz w:val="20"/>
+      </w:rPr>
+    </w:lvl>
+    <w:lvl w:ilvl="6" w:tentative="1">
+      <w:start w:val="1"/>
+      <w:numFmt w:val="bullet"/>
+      <w:lvlText w:val=""/>
+      <w:lvlJc w:val="left"/>
+      <w:pPr>
+        <w:tabs>
+          <w:tab w:val="num" w:pos="5040"/>
+        </w:tabs>
+        <w:ind w:left="5040" w:hanging="360"/>
+      </w:pPr>
+      <w:rPr>
+        <w:rFonts w:ascii="Wingdings" w:hAnsi="Wingdings" w:hint="default"/>
+        <w:sz w:val="20"/>
+      </w:rPr>
+    </w:lvl>
+    <w:lvl w:ilvl="7" w:tentative="1">
+      <w:start w:val="1"/>
+      <w:numFmt w:val="bullet"/>
+      <w:lvlText w:val=""/>
+      <w:lvlJc w:val="left"/>
+      <w:pPr>
+        <w:tabs>
+          <w:tab w:val="num" w:pos="5760"/>
+        </w:tabs>
+        <w:ind w:left="5760" w:hanging="360"/>
+      </w:pPr>
+      <w:rPr>
+        <w:rFonts w:ascii="Wingdings" w:hAnsi="Wingdings" w:hint="default"/>
+        <w:sz w:val="20"/>
+      </w:rPr>
+    </w:lvl>
+    <w:lvl w:ilvl="8" w:tentative="1">
+      <w:start w:val="1"/>
+      <w:numFmt w:val="bullet"/>
+      <w:lvlText w:val=""/>
+      <w:lvlJc w:val="left"/>
+      <w:pPr>
+        <w:tabs>
+          <w:tab w:val="num" w:pos="6480"/>
+        </w:tabs>
+        <w:ind w:left="6480" w:hanging="360"/>
+      </w:pPr>
+      <w:rPr>
+        <w:rFonts w:ascii="Wingdings" w:hAnsi="Wingdings" w:hint="default"/>
+        <w:sz w:val="20"/>
+      </w:rPr>
+    </w:lvl>
+  </w:abstractNum>
+  <w:abstractNum w:abstractNumId="23" w15:restartNumberingAfterBreak="0">
     <w:nsid w:val="3EF924C3"/>
     <w:multiLevelType w:val="multilevel"/>
     <w:tmpl w:val="284438AA"/>
@@ -10739,7 +13030,7 @@
       </w:rPr>
     </w:lvl>
   </w:abstractNum>
-  <w:abstractNum w:abstractNumId="12" w15:restartNumberingAfterBreak="0">
+  <w:abstractNum w:abstractNumId="24" w15:restartNumberingAfterBreak="0">
     <w:nsid w:val="4A4A3561"/>
     <w:multiLevelType w:val="multilevel"/>
     <w:tmpl w:val="FA2AC23E"/>
@@ -10888,7 +13179,7 @@
       </w:rPr>
     </w:lvl>
   </w:abstractNum>
-  <w:abstractNum w:abstractNumId="13" w15:restartNumberingAfterBreak="0">
+  <w:abstractNum w:abstractNumId="25" w15:restartNumberingAfterBreak="0">
     <w:nsid w:val="4DE04944"/>
     <w:multiLevelType w:val="multilevel"/>
     <w:tmpl w:val="E9088A6C"/>
@@ -11037,7 +13328,156 @@
       </w:rPr>
     </w:lvl>
   </w:abstractNum>
-  <w:abstractNum w:abstractNumId="14" w15:restartNumberingAfterBreak="0">
+  <w:abstractNum w:abstractNumId="26" w15:restartNumberingAfterBreak="0">
+    <w:nsid w:val="52B40953"/>
+    <w:multiLevelType w:val="multilevel"/>
+    <w:tmpl w:val="CE309C00"/>
+    <w:lvl w:ilvl="0">
+      <w:start w:val="1"/>
+      <w:numFmt w:val="bullet"/>
+      <w:lvlText w:val=""/>
+      <w:lvlJc w:val="left"/>
+      <w:pPr>
+        <w:tabs>
+          <w:tab w:val="num" w:pos="720"/>
+        </w:tabs>
+        <w:ind w:left="720" w:hanging="360"/>
+      </w:pPr>
+      <w:rPr>
+        <w:rFonts w:ascii="Symbol" w:hAnsi="Symbol" w:hint="default"/>
+        <w:sz w:val="20"/>
+      </w:rPr>
+    </w:lvl>
+    <w:lvl w:ilvl="1" w:tentative="1">
+      <w:start w:val="1"/>
+      <w:numFmt w:val="bullet"/>
+      <w:lvlText w:val="o"/>
+      <w:lvlJc w:val="left"/>
+      <w:pPr>
+        <w:tabs>
+          <w:tab w:val="num" w:pos="1440"/>
+        </w:tabs>
+        <w:ind w:left="1440" w:hanging="360"/>
+      </w:pPr>
+      <w:rPr>
+        <w:rFonts w:ascii="Courier New" w:hAnsi="Courier New" w:hint="default"/>
+        <w:sz w:val="20"/>
+      </w:rPr>
+    </w:lvl>
+    <w:lvl w:ilvl="2" w:tentative="1">
+      <w:start w:val="1"/>
+      <w:numFmt w:val="bullet"/>
+      <w:lvlText w:val=""/>
+      <w:lvlJc w:val="left"/>
+      <w:pPr>
+        <w:tabs>
+          <w:tab w:val="num" w:pos="2160"/>
+        </w:tabs>
+        <w:ind w:left="2160" w:hanging="360"/>
+      </w:pPr>
+      <w:rPr>
+        <w:rFonts w:ascii="Wingdings" w:hAnsi="Wingdings" w:hint="default"/>
+        <w:sz w:val="20"/>
+      </w:rPr>
+    </w:lvl>
+    <w:lvl w:ilvl="3" w:tentative="1">
+      <w:start w:val="1"/>
+      <w:numFmt w:val="bullet"/>
+      <w:lvlText w:val=""/>
+      <w:lvlJc w:val="left"/>
+      <w:pPr>
+        <w:tabs>
+          <w:tab w:val="num" w:pos="2880"/>
+        </w:tabs>
+        <w:ind w:left="2880" w:hanging="360"/>
+      </w:pPr>
+      <w:rPr>
+        <w:rFonts w:ascii="Wingdings" w:hAnsi="Wingdings" w:hint="default"/>
+        <w:sz w:val="20"/>
+      </w:rPr>
+    </w:lvl>
+    <w:lvl w:ilvl="4" w:tentative="1">
+      <w:start w:val="1"/>
+      <w:numFmt w:val="bullet"/>
+      <w:lvlText w:val=""/>
+      <w:lvlJc w:val="left"/>
+      <w:pPr>
+        <w:tabs>
+          <w:tab w:val="num" w:pos="3600"/>
+        </w:tabs>
+        <w:ind w:left="3600" w:hanging="360"/>
+      </w:pPr>
+      <w:rPr>
+        <w:rFonts w:ascii="Wingdings" w:hAnsi="Wingdings" w:hint="default"/>
+        <w:sz w:val="20"/>
+      </w:rPr>
+    </w:lvl>
+    <w:lvl w:ilvl="5" w:tentative="1">
+      <w:start w:val="1"/>
+      <w:numFmt w:val="bullet"/>
+      <w:lvlText w:val=""/>
+      <w:lvlJc w:val="left"/>
+      <w:pPr>
+        <w:tabs>
+          <w:tab w:val="num" w:pos="4320"/>
+        </w:tabs>
+        <w:ind w:left="4320" w:hanging="360"/>
+      </w:pPr>
+      <w:rPr>
+        <w:rFonts w:ascii="Wingdings" w:hAnsi="Wingdings" w:hint="default"/>
+        <w:sz w:val="20"/>
+      </w:rPr>
+    </w:lvl>
+    <w:lvl w:ilvl="6" w:tentative="1">
+      <w:start w:val="1"/>
+      <w:numFmt w:val="bullet"/>
+      <w:lvlText w:val=""/>
+      <w:lvlJc w:val="left"/>
+      <w:pPr>
+        <w:tabs>
+          <w:tab w:val="num" w:pos="5040"/>
+        </w:tabs>
+        <w:ind w:left="5040" w:hanging="360"/>
+      </w:pPr>
+      <w:rPr>
+        <w:rFonts w:ascii="Wingdings" w:hAnsi="Wingdings" w:hint="default"/>
+        <w:sz w:val="20"/>
+      </w:rPr>
+    </w:lvl>
+    <w:lvl w:ilvl="7" w:tentative="1">
+      <w:start w:val="1"/>
+      <w:numFmt w:val="bullet"/>
+      <w:lvlText w:val=""/>
+      <w:lvlJc w:val="left"/>
+      <w:pPr>
+        <w:tabs>
+          <w:tab w:val="num" w:pos="5760"/>
+        </w:tabs>
+        <w:ind w:left="5760" w:hanging="360"/>
+      </w:pPr>
+      <w:rPr>
+        <w:rFonts w:ascii="Wingdings" w:hAnsi="Wingdings" w:hint="default"/>
+        <w:sz w:val="20"/>
+      </w:rPr>
+    </w:lvl>
+    <w:lvl w:ilvl="8" w:tentative="1">
+      <w:start w:val="1"/>
+      <w:numFmt w:val="bullet"/>
+      <w:lvlText w:val=""/>
+      <w:lvlJc w:val="left"/>
+      <w:pPr>
+        <w:tabs>
+          <w:tab w:val="num" w:pos="6480"/>
+        </w:tabs>
+        <w:ind w:left="6480" w:hanging="360"/>
+      </w:pPr>
+      <w:rPr>
+        <w:rFonts w:ascii="Wingdings" w:hAnsi="Wingdings" w:hint="default"/>
+        <w:sz w:val="20"/>
+      </w:rPr>
+    </w:lvl>
+  </w:abstractNum>
+  <w:abstractNum w:abstractNumId="27" w15:restartNumberingAfterBreak="0">
     <w:nsid w:val="53B9322D"/>
     <w:multiLevelType w:val="hybridMultilevel"/>
     <w:tmpl w:val="303CCD20"/>
@@ -11150,7 +13590,7 @@
       </w:rPr>
     </w:lvl>
   </w:abstractNum>
-  <w:abstractNum w:abstractNumId="15" w15:restartNumberingAfterBreak="0">
+  <w:abstractNum w:abstractNumId="28" w15:restartNumberingAfterBreak="0">
     <w:nsid w:val="578E1CA0"/>
     <w:multiLevelType w:val="multilevel"/>
     <w:tmpl w:val="BF4A3030"/>
@@ -11299,7 +13739,7 @@
       </w:rPr>
     </w:lvl>
   </w:abstractNum>
-  <w:abstractNum w:abstractNumId="16" w15:restartNumberingAfterBreak="0">
+  <w:abstractNum w:abstractNumId="29" w15:restartNumberingAfterBreak="0">
     <w:nsid w:val="587678F3"/>
     <w:multiLevelType w:val="hybridMultilevel"/>
     <w:tmpl w:val="FECECF2E"/>
@@ -11388,7 +13828,7 @@
       </w:pPr>
     </w:lvl>
   </w:abstractNum>
-  <w:abstractNum w:abstractNumId="17" w15:restartNumberingAfterBreak="0">
+  <w:abstractNum w:abstractNumId="30" w15:restartNumberingAfterBreak="0">
     <w:nsid w:val="6AC67388"/>
     <w:multiLevelType w:val="hybridMultilevel"/>
     <w:tmpl w:val="DFDC850A"/>
@@ -11501,7 +13941,7 @@
       </w:rPr>
     </w:lvl>
   </w:abstractNum>
-  <w:abstractNum w:abstractNumId="18" w15:restartNumberingAfterBreak="0">
+  <w:abstractNum w:abstractNumId="31" w15:restartNumberingAfterBreak="0">
     <w:nsid w:val="6D786C67"/>
     <w:multiLevelType w:val="multilevel"/>
     <w:tmpl w:val="03760A94"/>
@@ -11650,7 +14090,233 @@
       </w:rPr>
     </w:lvl>
   </w:abstractNum>
-  <w:abstractNum w:abstractNumId="19" w15:restartNumberingAfterBreak="0">
+  <w:abstractNum w:abstractNumId="32" w15:restartNumberingAfterBreak="0">
+    <w:nsid w:val="6F073775"/>
+    <w:multiLevelType w:val="hybridMultilevel"/>
+    <w:tmpl w:val="7D40A49A"/>
+    <w:lvl w:ilvl="0" w:tplc="04160001">
+      <w:start w:val="1"/>
+      <w:numFmt w:val="bullet"/>
+      <w:lvlText w:val=""/>
+      <w:lvlJc w:val="left"/>
+      <w:pPr>
+        <w:ind w:left="720" w:hanging="360"/>
+      </w:pPr>
+      <w:rPr>
+        <w:rFonts w:ascii="Symbol" w:hAnsi="Symbol" w:hint="default"/>
+      </w:rPr>
+    </w:lvl>
+    <w:lvl w:ilvl="1" w:tplc="04160003" w:tentative="1">
+      <w:start w:val="1"/>
+      <w:numFmt w:val="bullet"/>
+      <w:lvlText w:val="o"/>
+      <w:lvlJc w:val="left"/>
+      <w:pPr>
+        <w:ind w:left="1440" w:hanging="360"/>
+      </w:pPr>
+      <w:rPr>
+        <w:rFonts w:ascii="Courier New" w:hAnsi="Courier New" w:cs="Courier New" w:hint="default"/>
+      </w:rPr>
+    </w:lvl>
+    <w:lvl w:ilvl="2" w:tplc="04160005" w:tentative="1">
+      <w:start w:val="1"/>
+      <w:numFmt w:val="bullet"/>
+      <w:lvlText w:val=""/>
+      <w:lvlJc w:val="left"/>
+      <w:pPr>
+        <w:ind w:left="2160" w:hanging="360"/>
+      </w:pPr>
+      <w:rPr>
+        <w:rFonts w:ascii="Wingdings" w:hAnsi="Wingdings" w:hint="default"/>
+      </w:rPr>
+    </w:lvl>
+    <w:lvl w:ilvl="3" w:tplc="04160001" w:tentative="1">
+      <w:start w:val="1"/>
+      <w:numFmt w:val="bullet"/>
+      <w:lvlText w:val=""/>
+      <w:lvlJc w:val="left"/>
+      <w:pPr>
+        <w:ind w:left="2880" w:hanging="360"/>
+      </w:pPr>
+      <w:rPr>
+        <w:rFonts w:ascii="Symbol" w:hAnsi="Symbol" w:hint="default"/>
+      </w:rPr>
+    </w:lvl>
+    <w:lvl w:ilvl="4" w:tplc="04160003" w:tentative="1">
+      <w:start w:val="1"/>
+      <w:numFmt w:val="bullet"/>
+      <w:lvlText w:val="o"/>
+      <w:lvlJc w:val="left"/>
+      <w:pPr>
+        <w:ind w:left="3600" w:hanging="360"/>
+      </w:pPr>
+      <w:rPr>
+        <w:rFonts w:ascii="Courier New" w:hAnsi="Courier New" w:cs="Courier New" w:hint="default"/>
+      </w:rPr>
+    </w:lvl>
+    <w:lvl w:ilvl="5" w:tplc="04160005" w:tentative="1">
+      <w:start w:val="1"/>
+      <w:numFmt w:val="bullet"/>
+      <w:lvlText w:val=""/>
+      <w:lvlJc w:val="left"/>
+      <w:pPr>
+        <w:ind w:left="4320" w:hanging="360"/>
+      </w:pPr>
+      <w:rPr>
+        <w:rFonts w:ascii="Wingdings" w:hAnsi="Wingdings" w:hint="default"/>
+      </w:rPr>
+    </w:lvl>
+    <w:lvl w:ilvl="6" w:tplc="04160001" w:tentative="1">
+      <w:start w:val="1"/>
+      <w:numFmt w:val="bullet"/>
+      <w:lvlText w:val=""/>
+      <w:lvlJc w:val="left"/>
+      <w:pPr>
+        <w:ind w:left="5040" w:hanging="360"/>
+      </w:pPr>
+      <w:rPr>
+        <w:rFonts w:ascii="Symbol" w:hAnsi="Symbol" w:hint="default"/>
+      </w:rPr>
+    </w:lvl>
+    <w:lvl w:ilvl="7" w:tplc="04160003" w:tentative="1">
+      <w:start w:val="1"/>
+      <w:numFmt w:val="bullet"/>
+      <w:lvlText w:val="o"/>
+      <w:lvlJc w:val="left"/>
+      <w:pPr>
+        <w:ind w:left="5760" w:hanging="360"/>
+      </w:pPr>
+      <w:rPr>
+        <w:rFonts w:ascii="Courier New" w:hAnsi="Courier New" w:cs="Courier New" w:hint="default"/>
+      </w:rPr>
+    </w:lvl>
+    <w:lvl w:ilvl="8" w:tplc="04160005" w:tentative="1">
+      <w:start w:val="1"/>
+      <w:numFmt w:val="bullet"/>
+      <w:lvlText w:val=""/>
+      <w:lvlJc w:val="left"/>
+      <w:pPr>
+        <w:ind w:left="6480" w:hanging="360"/>
+      </w:pPr>
+      <w:rPr>
+        <w:rFonts w:ascii="Wingdings" w:hAnsi="Wingdings" w:hint="default"/>
+      </w:rPr>
+    </w:lvl>
+  </w:abstractNum>
+  <w:abstractNum w:abstractNumId="33" w15:restartNumberingAfterBreak="0">
+    <w:nsid w:val="6FAC5F2D"/>
+    <w:multiLevelType w:val="hybridMultilevel"/>
+    <w:tmpl w:val="242ACD96"/>
+    <w:lvl w:ilvl="0" w:tplc="04160001">
+      <w:start w:val="1"/>
+      <w:numFmt w:val="bullet"/>
+      <w:lvlText w:val=""/>
+      <w:lvlJc w:val="left"/>
+      <w:pPr>
+        <w:ind w:left="1080" w:hanging="360"/>
+      </w:pPr>
+      <w:rPr>
+        <w:rFonts w:ascii="Symbol" w:hAnsi="Symbol" w:hint="default"/>
+      </w:rPr>
+    </w:lvl>
+    <w:lvl w:ilvl="1" w:tplc="04160003" w:tentative="1">
+      <w:start w:val="1"/>
+      <w:numFmt w:val="bullet"/>
+      <w:lvlText w:val="o"/>
+      <w:lvlJc w:val="left"/>
+      <w:pPr>
+        <w:ind w:left="1800" w:hanging="360"/>
+      </w:pPr>
+      <w:rPr>
+        <w:rFonts w:ascii="Courier New" w:hAnsi="Courier New" w:cs="Courier New" w:hint="default"/>
+      </w:rPr>
+    </w:lvl>
+    <w:lvl w:ilvl="2" w:tplc="04160005" w:tentative="1">
+      <w:start w:val="1"/>
+      <w:numFmt w:val="bullet"/>
+      <w:lvlText w:val=""/>
+      <w:lvlJc w:val="left"/>
+      <w:pPr>
+        <w:ind w:left="2520" w:hanging="360"/>
+      </w:pPr>
+      <w:rPr>
+        <w:rFonts w:ascii="Wingdings" w:hAnsi="Wingdings" w:hint="default"/>
+      </w:rPr>
+    </w:lvl>
+    <w:lvl w:ilvl="3" w:tplc="04160001" w:tentative="1">
+      <w:start w:val="1"/>
+      <w:numFmt w:val="bullet"/>
+      <w:lvlText w:val=""/>
+      <w:lvlJc w:val="left"/>
+      <w:pPr>
+        <w:ind w:left="3240" w:hanging="360"/>
+      </w:pPr>
+      <w:rPr>
+        <w:rFonts w:ascii="Symbol" w:hAnsi="Symbol" w:hint="default"/>
+      </w:rPr>
+    </w:lvl>
+    <w:lvl w:ilvl="4" w:tplc="04160003" w:tentative="1">
+      <w:start w:val="1"/>
+      <w:numFmt w:val="bullet"/>
+      <w:lvlText w:val="o"/>
+      <w:lvlJc w:val="left"/>
+      <w:pPr>
+        <w:ind w:left="3960" w:hanging="360"/>
+      </w:pPr>
+      <w:rPr>
+        <w:rFonts w:ascii="Courier New" w:hAnsi="Courier New" w:cs="Courier New" w:hint="default"/>
+      </w:rPr>
+    </w:lvl>
+    <w:lvl w:ilvl="5" w:tplc="04160005" w:tentative="1">
+      <w:start w:val="1"/>
+      <w:numFmt w:val="bullet"/>
+      <w:lvlText w:val=""/>
+      <w:lvlJc w:val="left"/>
+      <w:pPr>
+        <w:ind w:left="4680" w:hanging="360"/>
+      </w:pPr>
+      <w:rPr>
+        <w:rFonts w:ascii="Wingdings" w:hAnsi="Wingdings" w:hint="default"/>
+      </w:rPr>
+    </w:lvl>
+    <w:lvl w:ilvl="6" w:tplc="04160001" w:tentative="1">
+      <w:start w:val="1"/>
+      <w:numFmt w:val="bullet"/>
+      <w:lvlText w:val=""/>
+      <w:lvlJc w:val="left"/>
+      <w:pPr>
+        <w:ind w:left="5400" w:hanging="360"/>
+      </w:pPr>
+      <w:rPr>
+        <w:rFonts w:ascii="Symbol" w:hAnsi="Symbol" w:hint="default"/>
+      </w:rPr>
+    </w:lvl>
+    <w:lvl w:ilvl="7" w:tplc="04160003" w:tentative="1">
+      <w:start w:val="1"/>
+      <w:numFmt w:val="bullet"/>
+      <w:lvlText w:val="o"/>
+      <w:lvlJc w:val="left"/>
+      <w:pPr>
+        <w:ind w:left="6120" w:hanging="360"/>
+      </w:pPr>
+      <w:rPr>
+        <w:rFonts w:ascii="Courier New" w:hAnsi="Courier New" w:cs="Courier New" w:hint="default"/>
+      </w:rPr>
+    </w:lvl>
+    <w:lvl w:ilvl="8" w:tplc="04160005" w:tentative="1">
+      <w:start w:val="1"/>
+      <w:numFmt w:val="bullet"/>
+      <w:lvlText w:val=""/>
+      <w:lvlJc w:val="left"/>
+      <w:pPr>
+        <w:ind w:left="6840" w:hanging="360"/>
+      </w:pPr>
+      <w:rPr>
+        <w:rFonts w:ascii="Wingdings" w:hAnsi="Wingdings" w:hint="default"/>
+      </w:rPr>
+    </w:lvl>
+  </w:abstractNum>
+  <w:abstractNum w:abstractNumId="34" w15:restartNumberingAfterBreak="0">
     <w:nsid w:val="74081B14"/>
     <w:multiLevelType w:val="hybridMultilevel"/>
     <w:tmpl w:val="D74E801E"/>
@@ -11763,7 +14429,156 @@
       </w:rPr>
     </w:lvl>
   </w:abstractNum>
-  <w:abstractNum w:abstractNumId="20" w15:restartNumberingAfterBreak="0">
+  <w:abstractNum w:abstractNumId="35" w15:restartNumberingAfterBreak="0">
+    <w:nsid w:val="76DF193A"/>
+    <w:multiLevelType w:val="multilevel"/>
+    <w:tmpl w:val="1B587366"/>
+    <w:lvl w:ilvl="0">
+      <w:start w:val="1"/>
+      <w:numFmt w:val="bullet"/>
+      <w:lvlText w:val=""/>
+      <w:lvlJc w:val="left"/>
+      <w:pPr>
+        <w:tabs>
+          <w:tab w:val="num" w:pos="720"/>
+        </w:tabs>
+        <w:ind w:left="720" w:hanging="360"/>
+      </w:pPr>
+      <w:rPr>
+        <w:rFonts w:ascii="Symbol" w:hAnsi="Symbol" w:hint="default"/>
+        <w:sz w:val="20"/>
+      </w:rPr>
+    </w:lvl>
+    <w:lvl w:ilvl="1" w:tentative="1">
+      <w:start w:val="1"/>
+      <w:numFmt w:val="bullet"/>
+      <w:lvlText w:val="o"/>
+      <w:lvlJc w:val="left"/>
+      <w:pPr>
+        <w:tabs>
+          <w:tab w:val="num" w:pos="1440"/>
+        </w:tabs>
+        <w:ind w:left="1440" w:hanging="360"/>
+      </w:pPr>
+      <w:rPr>
+        <w:rFonts w:ascii="Courier New" w:hAnsi="Courier New" w:hint="default"/>
+        <w:sz w:val="20"/>
+      </w:rPr>
+    </w:lvl>
+    <w:lvl w:ilvl="2" w:tentative="1">
+      <w:start w:val="1"/>
+      <w:numFmt w:val="bullet"/>
+      <w:lvlText w:val=""/>
+      <w:lvlJc w:val="left"/>
+      <w:pPr>
+        <w:tabs>
+          <w:tab w:val="num" w:pos="2160"/>
+        </w:tabs>
+        <w:ind w:left="2160" w:hanging="360"/>
+      </w:pPr>
+      <w:rPr>
+        <w:rFonts w:ascii="Wingdings" w:hAnsi="Wingdings" w:hint="default"/>
+        <w:sz w:val="20"/>
+      </w:rPr>
+    </w:lvl>
+    <w:lvl w:ilvl="3" w:tentative="1">
+      <w:start w:val="1"/>
+      <w:numFmt w:val="bullet"/>
+      <w:lvlText w:val=""/>
+      <w:lvlJc w:val="left"/>
+      <w:pPr>
+        <w:tabs>
+          <w:tab w:val="num" w:pos="2880"/>
+        </w:tabs>
+        <w:ind w:left="2880" w:hanging="360"/>
+      </w:pPr>
+      <w:rPr>
+        <w:rFonts w:ascii="Wingdings" w:hAnsi="Wingdings" w:hint="default"/>
+        <w:sz w:val="20"/>
+      </w:rPr>
+    </w:lvl>
+    <w:lvl w:ilvl="4" w:tentative="1">
+      <w:start w:val="1"/>
+      <w:numFmt w:val="bullet"/>
+      <w:lvlText w:val=""/>
+      <w:lvlJc w:val="left"/>
+      <w:pPr>
+        <w:tabs>
+          <w:tab w:val="num" w:pos="3600"/>
+        </w:tabs>
+        <w:ind w:left="3600" w:hanging="360"/>
+      </w:pPr>
+      <w:rPr>
+        <w:rFonts w:ascii="Wingdings" w:hAnsi="Wingdings" w:hint="default"/>
+        <w:sz w:val="20"/>
+      </w:rPr>
+    </w:lvl>
+    <w:lvl w:ilvl="5" w:tentative="1">
+      <w:start w:val="1"/>
+      <w:numFmt w:val="bullet"/>
+      <w:lvlText w:val=""/>
+      <w:lvlJc w:val="left"/>
+      <w:pPr>
+        <w:tabs>
+          <w:tab w:val="num" w:pos="4320"/>
+        </w:tabs>
+        <w:ind w:left="4320" w:hanging="360"/>
+      </w:pPr>
+      <w:rPr>
+        <w:rFonts w:ascii="Wingdings" w:hAnsi="Wingdings" w:hint="default"/>
+        <w:sz w:val="20"/>
+      </w:rPr>
+    </w:lvl>
+    <w:lvl w:ilvl="6" w:tentative="1">
+      <w:start w:val="1"/>
+      <w:numFmt w:val="bullet"/>
+      <w:lvlText w:val=""/>
+      <w:lvlJc w:val="left"/>
+      <w:pPr>
+        <w:tabs>
+          <w:tab w:val="num" w:pos="5040"/>
+        </w:tabs>
+        <w:ind w:left="5040" w:hanging="360"/>
+      </w:pPr>
+      <w:rPr>
+        <w:rFonts w:ascii="Wingdings" w:hAnsi="Wingdings" w:hint="default"/>
+        <w:sz w:val="20"/>
+      </w:rPr>
+    </w:lvl>
+    <w:lvl w:ilvl="7" w:tentative="1">
+      <w:start w:val="1"/>
+      <w:numFmt w:val="bullet"/>
+      <w:lvlText w:val=""/>
+      <w:lvlJc w:val="left"/>
+      <w:pPr>
+        <w:tabs>
+          <w:tab w:val="num" w:pos="5760"/>
+        </w:tabs>
+        <w:ind w:left="5760" w:hanging="360"/>
+      </w:pPr>
+      <w:rPr>
+        <w:rFonts w:ascii="Wingdings" w:hAnsi="Wingdings" w:hint="default"/>
+        <w:sz w:val="20"/>
+      </w:rPr>
+    </w:lvl>
+    <w:lvl w:ilvl="8" w:tentative="1">
+      <w:start w:val="1"/>
+      <w:numFmt w:val="bullet"/>
+      <w:lvlText w:val=""/>
+      <w:lvlJc w:val="left"/>
+      <w:pPr>
+        <w:tabs>
+          <w:tab w:val="num" w:pos="6480"/>
+        </w:tabs>
+        <w:ind w:left="6480" w:hanging="360"/>
+      </w:pPr>
+      <w:rPr>
+        <w:rFonts w:ascii="Wingdings" w:hAnsi="Wingdings" w:hint="default"/>
+        <w:sz w:val="20"/>
+      </w:rPr>
+    </w:lvl>
+  </w:abstractNum>
+  <w:abstractNum w:abstractNumId="36" w15:restartNumberingAfterBreak="0">
     <w:nsid w:val="7A9B5075"/>
     <w:multiLevelType w:val="multilevel"/>
     <w:tmpl w:val="C6BA8B1A"/>
@@ -11912,7 +14727,7 @@
       </w:rPr>
     </w:lvl>
   </w:abstractNum>
-  <w:abstractNum w:abstractNumId="21" w15:restartNumberingAfterBreak="0">
+  <w:abstractNum w:abstractNumId="37" w15:restartNumberingAfterBreak="0">
     <w:nsid w:val="7DA03897"/>
     <w:multiLevelType w:val="hybridMultilevel"/>
     <w:tmpl w:val="820A36A2"/>
@@ -12025,7 +14840,7 @@
       </w:rPr>
     </w:lvl>
   </w:abstractNum>
-  <w:abstractNum w:abstractNumId="22" w15:restartNumberingAfterBreak="0">
+  <w:abstractNum w:abstractNumId="38" w15:restartNumberingAfterBreak="0">
     <w:nsid w:val="7E222CDE"/>
     <w:multiLevelType w:val="hybridMultilevel"/>
     <w:tmpl w:val="DDFE02F4"/>
@@ -12138,7 +14953,7 @@
       </w:rPr>
     </w:lvl>
   </w:abstractNum>
-  <w:abstractNum w:abstractNumId="23" w15:restartNumberingAfterBreak="0">
+  <w:abstractNum w:abstractNumId="39" w15:restartNumberingAfterBreak="0">
     <w:nsid w:val="7E414ED1"/>
     <w:multiLevelType w:val="hybridMultilevel"/>
     <w:tmpl w:val="CEBA7276"/>
@@ -12252,79 +15067,127 @@
     </w:lvl>
   </w:abstractNum>
   <w:num w:numId="1" w16cid:durableId="1853689650">
+    <w:abstractNumId w:val="10"/>
+  </w:num>
+  <w:num w:numId="2" w16cid:durableId="1912544947">
+    <w:abstractNumId w:val="8"/>
+  </w:num>
+  <w:num w:numId="3" w16cid:durableId="110050665">
+    <w:abstractNumId w:val="13"/>
+  </w:num>
+  <w:num w:numId="4" w16cid:durableId="894239058">
+    <w:abstractNumId w:val="37"/>
+  </w:num>
+  <w:num w:numId="5" w16cid:durableId="827402411">
+    <w:abstractNumId w:val="20"/>
+  </w:num>
+  <w:num w:numId="6" w16cid:durableId="52899798">
+    <w:abstractNumId w:val="36"/>
+  </w:num>
+  <w:num w:numId="7" w16cid:durableId="376245889">
+    <w:abstractNumId w:val="12"/>
+  </w:num>
+  <w:num w:numId="8" w16cid:durableId="1069811918">
+    <w:abstractNumId w:val="13"/>
+  </w:num>
+  <w:num w:numId="9" w16cid:durableId="850296278">
+    <w:abstractNumId w:val="18"/>
+  </w:num>
+  <w:num w:numId="10" w16cid:durableId="1775124242">
+    <w:abstractNumId w:val="27"/>
+  </w:num>
+  <w:num w:numId="11" w16cid:durableId="425460922">
+    <w:abstractNumId w:val="29"/>
+  </w:num>
+  <w:num w:numId="12" w16cid:durableId="692074111">
+    <w:abstractNumId w:val="4"/>
+  </w:num>
+  <w:num w:numId="13" w16cid:durableId="2027058648">
+    <w:abstractNumId w:val="28"/>
+  </w:num>
+  <w:num w:numId="14" w16cid:durableId="1824925843">
+    <w:abstractNumId w:val="1"/>
+  </w:num>
+  <w:num w:numId="15" w16cid:durableId="438110531">
+    <w:abstractNumId w:val="23"/>
+  </w:num>
+  <w:num w:numId="16" w16cid:durableId="505827498">
+    <w:abstractNumId w:val="31"/>
+  </w:num>
+  <w:num w:numId="17" w16cid:durableId="650594219">
+    <w:abstractNumId w:val="24"/>
+  </w:num>
+  <w:num w:numId="18" w16cid:durableId="1828284147">
+    <w:abstractNumId w:val="25"/>
+  </w:num>
+  <w:num w:numId="19" w16cid:durableId="619531508">
+    <w:abstractNumId w:val="30"/>
+  </w:num>
+  <w:num w:numId="20" w16cid:durableId="1331639389">
+    <w:abstractNumId w:val="2"/>
+  </w:num>
+  <w:num w:numId="21" w16cid:durableId="68620134">
+    <w:abstractNumId w:val="38"/>
+  </w:num>
+  <w:num w:numId="22" w16cid:durableId="1246496660">
+    <w:abstractNumId w:val="34"/>
+  </w:num>
+  <w:num w:numId="23" w16cid:durableId="1365523452">
+    <w:abstractNumId w:val="39"/>
+  </w:num>
+  <w:num w:numId="24" w16cid:durableId="1814179666">
+    <w:abstractNumId w:val="17"/>
+  </w:num>
+  <w:num w:numId="25" w16cid:durableId="932512360">
     <w:abstractNumId w:val="5"/>
   </w:num>
-  <w:num w:numId="2" w16cid:durableId="1912544947">
-    <w:abstractNumId w:val="4"/>
+  <w:num w:numId="26" w16cid:durableId="1297953411">
+    <w:abstractNumId w:val="11"/>
   </w:num>
-  <w:num w:numId="3" w16cid:durableId="110050665">
+  <w:num w:numId="27" w16cid:durableId="1717731252">
+    <w:abstractNumId w:val="32"/>
+  </w:num>
+  <w:num w:numId="28" w16cid:durableId="1669824418">
+    <w:abstractNumId w:val="22"/>
+  </w:num>
+  <w:num w:numId="29" w16cid:durableId="1927378570">
+    <w:abstractNumId w:val="33"/>
+  </w:num>
+  <w:num w:numId="30" w16cid:durableId="832450147">
+    <w:abstractNumId w:val="0"/>
+  </w:num>
+  <w:num w:numId="31" w16cid:durableId="603920162">
+    <w:abstractNumId w:val="21"/>
+  </w:num>
+  <w:num w:numId="32" w16cid:durableId="154996266">
+    <w:abstractNumId w:val="16"/>
+  </w:num>
+  <w:num w:numId="33" w16cid:durableId="95250726">
+    <w:abstractNumId w:val="3"/>
+  </w:num>
+  <w:num w:numId="34" w16cid:durableId="1496610823">
+    <w:abstractNumId w:val="19"/>
+  </w:num>
+  <w:num w:numId="35" w16cid:durableId="1060910241">
+    <w:abstractNumId w:val="35"/>
+  </w:num>
+  <w:num w:numId="36" w16cid:durableId="331834445">
+    <w:abstractNumId w:val="26"/>
+  </w:num>
+  <w:num w:numId="37" w16cid:durableId="1219168605">
+    <w:abstractNumId w:val="15"/>
+  </w:num>
+  <w:num w:numId="38" w16cid:durableId="845755228">
     <w:abstractNumId w:val="7"/>
   </w:num>
-  <w:num w:numId="4" w16cid:durableId="894239058">
-    <w:abstractNumId w:val="21"/>
+  <w:num w:numId="39" w16cid:durableId="977999586">
+    <w:abstractNumId w:val="9"/>
   </w:num>
-  <w:num w:numId="5" w16cid:durableId="827402411">
-    <w:abstractNumId w:val="10"/>
-  </w:num>
-  <w:num w:numId="6" w16cid:durableId="52899798">
-    <w:abstractNumId w:val="20"/>
-  </w:num>
-  <w:num w:numId="7" w16cid:durableId="376245889">
+  <w:num w:numId="40" w16cid:durableId="261033554">
     <w:abstractNumId w:val="6"/>
   </w:num>
-  <w:num w:numId="8" w16cid:durableId="1069811918">
-    <w:abstractNumId w:val="7"/>
-  </w:num>
-  <w:num w:numId="9" w16cid:durableId="850296278">
-    <w:abstractNumId w:val="9"/>
-  </w:num>
-  <w:num w:numId="10" w16cid:durableId="1775124242">
+  <w:num w:numId="41" w16cid:durableId="201089878">
     <w:abstractNumId w:val="14"/>
-  </w:num>
-  <w:num w:numId="11" w16cid:durableId="425460922">
-    <w:abstractNumId w:val="16"/>
-  </w:num>
-  <w:num w:numId="12" w16cid:durableId="692074111">
-    <w:abstractNumId w:val="2"/>
-  </w:num>
-  <w:num w:numId="13" w16cid:durableId="2027058648">
-    <w:abstractNumId w:val="15"/>
-  </w:num>
-  <w:num w:numId="14" w16cid:durableId="1824925843">
-    <w:abstractNumId w:val="0"/>
-  </w:num>
-  <w:num w:numId="15" w16cid:durableId="438110531">
-    <w:abstractNumId w:val="11"/>
-  </w:num>
-  <w:num w:numId="16" w16cid:durableId="505827498">
-    <w:abstractNumId w:val="18"/>
-  </w:num>
-  <w:num w:numId="17" w16cid:durableId="650594219">
-    <w:abstractNumId w:val="12"/>
-  </w:num>
-  <w:num w:numId="18" w16cid:durableId="1828284147">
-    <w:abstractNumId w:val="13"/>
-  </w:num>
-  <w:num w:numId="19" w16cid:durableId="619531508">
-    <w:abstractNumId w:val="17"/>
-  </w:num>
-  <w:num w:numId="20" w16cid:durableId="1331639389">
-    <w:abstractNumId w:val="1"/>
-  </w:num>
-  <w:num w:numId="21" w16cid:durableId="68620134">
-    <w:abstractNumId w:val="22"/>
-  </w:num>
-  <w:num w:numId="22" w16cid:durableId="1246496660">
-    <w:abstractNumId w:val="19"/>
-  </w:num>
-  <w:num w:numId="23" w16cid:durableId="1365523452">
-    <w:abstractNumId w:val="23"/>
-  </w:num>
-  <w:num w:numId="24" w16cid:durableId="1814179666">
-    <w:abstractNumId w:val="8"/>
-  </w:num>
-  <w:num w:numId="25" w16cid:durableId="932512360">
-    <w:abstractNumId w:val="3"/>
   </w:num>
 </w:numbering>
 </file>
@@ -12727,7 +15590,7 @@
   <w:style w:type="paragraph" w:default="1" w:styleId="Normal">
     <w:name w:val="Normal"/>
     <w:qFormat/>
-    <w:rsid w:val="000009C2"/>
+    <w:rsid w:val="00C1670D"/>
     <w:pPr>
       <w:spacing w:after="240"/>
       <w:jc w:val="both"/>
@@ -12802,7 +15665,6 @@
   <w:style w:type="character" w:default="1" w:styleId="Fontepargpadro">
     <w:name w:val="Default Paragraph Font"/>
     <w:uiPriority w:val="1"/>
-    <w:semiHidden/>
     <w:unhideWhenUsed/>
   </w:style>
   <w:style w:type="table" w:default="1" w:styleId="Tabelanormal">
